--- a/downloads/student/ai-7-week-14.docx
+++ b/downloads/student/ai-7-week-14.docx
@@ -860,6 +860,16 @@
     <w:p>
       <w:r>
         <w:t>Three pairs provide coarse evidence. The p-value is not the probability that the null is true; invalid independence or symmetry assumptions invalidate this test.</w:t>
+      </w:r>
+    </w:p>
+    <w:p>
+      <w:r>
+        <w:t>Read the labelled picture: Calculate each paired difference and the observed sum. Count null arrangements with absolute sum at least four, compute p, and explain the decision at threshold 0.05.</w:t>
+      </w:r>
+    </w:p>
+    <w:p>
+      <w:r>
+        <w:t>Change one thing: Break the task pairing and use unrelated A and B measurements. Predict the result before checking the explanation. What remains the same?</w:t>
       </w:r>
     </w:p>
     <w:p>
@@ -2000,6 +2010,187 @@
         <w:t>Attempt the independent case before hints. Record whether you worked alone, used a hint or followed a model. After feedback, fix the first unsupported step and explain why it changed. A later check uses a changed case, not a copied answer.</w:t>
       </w:r>
     </w:p>
+    <w:p>
+      <w:pPr>
+        <w:pStyle w:val="Heading1"/>
+      </w:pPr>
+      <w:r>
+        <w:t>15. Your lesson route</w:t>
+      </w:r>
+    </w:p>
+    <w:p>
+      <w:r>
+        <w:t>Start with this question: A small exact paired sign-flip test. Compare three independent task pairs under a null that permits each difference’s sign to flip independently with equal probability.</w:t>
+      </w:r>
+    </w:p>
+    <w:tbl>
+      <w:tblPr>
+        <w:tblStyle w:val="LightShading-Accent1"/>
+        <w:tblW w:type="auto" w:w="0"/>
+        <w:tblLook w:firstColumn="1" w:firstRow="1" w:lastColumn="0" w:lastRow="0" w:noHBand="0" w:noVBand="1" w:val="04A0"/>
+      </w:tblPr>
+      <w:tblGrid>
+        <w:gridCol w:w="5112"/>
+        <w:gridCol w:w="5112"/>
+      </w:tblGrid>
+      <w:tr>
+        <w:trPr>
+          <w:tblHeader/>
+        </w:trPr>
+        <w:tc>
+          <w:tcPr>
+            <w:tcW w:type="dxa" w:w="5112"/>
+          </w:tcPr>
+          <w:p>
+            <w:r>
+              <w:t>By the end, I can</w:t>
+            </w:r>
+          </w:p>
+        </w:tc>
+        <w:tc>
+          <w:tcPr>
+            <w:tcW w:type="dxa" w:w="5112"/>
+          </w:tcPr>
+          <w:p>
+            <w:r>
+              <w:t>How I will show it</w:t>
+            </w:r>
+          </w:p>
+        </w:tc>
+      </w:tr>
+      <w:tr>
+        <w:tc>
+          <w:tcPr>
+            <w:tcW w:type="dxa" w:w="5112"/>
+          </w:tcPr>
+          <w:p>
+            <w:r>
+              <w:t>Explain the mechanism and terminology of statistical tests and assumptions</w:t>
+            </w:r>
+          </w:p>
+        </w:tc>
+        <w:tc>
+          <w:tcPr>
+            <w:tcW w:type="dxa" w:w="5112"/>
+          </w:tcPr>
+          <w:p>
+            <w:r>
+              <w:t>Explain the deciding step, show a trace or test, and state one limit.</w:t>
+            </w:r>
+          </w:p>
+        </w:tc>
+      </w:tr>
+      <w:tr>
+        <w:tc>
+          <w:tcPr>
+            <w:tcW w:type="dxa" w:w="5112"/>
+          </w:tcPr>
+          <w:p>
+            <w:r>
+              <w:t>Apply the stated procedure to a new case with a traceable result</w:t>
+            </w:r>
+          </w:p>
+        </w:tc>
+        <w:tc>
+          <w:tcPr>
+            <w:tcW w:type="dxa" w:w="5112"/>
+          </w:tcPr>
+          <w:p>
+            <w:r>
+              <w:t>Explain the deciding step, show a trace or test, and state one limit.</w:t>
+            </w:r>
+          </w:p>
+        </w:tc>
+      </w:tr>
+      <w:tr>
+        <w:tc>
+          <w:tcPr>
+            <w:tcW w:type="dxa" w:w="5112"/>
+          </w:tcPr>
+          <w:p>
+            <w:r>
+              <w:t>Identify an assumption or limitation and design a revealing follow-up</w:t>
+            </w:r>
+          </w:p>
+        </w:tc>
+        <w:tc>
+          <w:tcPr>
+            <w:tcW w:type="dxa" w:w="5112"/>
+          </w:tcPr>
+          <w:p>
+            <w:r>
+              <w:t>Explain the deciding step, show a trace or test, and state one limit.</w:t>
+            </w:r>
+          </w:p>
+        </w:tc>
+      </w:tr>
+    </w:tbl>
+    <w:p>
+      <w:r>
+        <w:t>Remember → watch and explain → try with help → investigate → try independently → keep project evidence. Your teacher may spread this lesson across several classes.</w:t>
+      </w:r>
+    </w:p>
+    <w:p>
+      <w:r>
+        <w:t>Keep your first prediction. Compare it with what the evidence shows and explain any change.</w:t>
+      </w:r>
+    </w:p>
+    <w:p>
+      <w:pPr>
+        <w:pStyle w:val="Heading1"/>
+      </w:pPr>
+      <w:r>
+        <w:t>16. Finish and return</w:t>
+      </w:r>
+    </w:p>
+    <w:p>
+      <w:r>
+        <w:t>Close your notes. Explain this goal in your own words: Explain the mechanism and terminology of statistical tests and assumptions</w:t>
+      </w:r>
+    </w:p>
+    <w:p>
+      <w:pPr>
+        <w:pStyle w:val="Heading3"/>
+      </w:pPr>
+      <w:r>
+        <w:t>My deciding step, evidence and one remaining question</w:t>
+      </w:r>
+    </w:p>
+    <w:p>
+      <w:r>
+        <w:t>________________________________________________________________</w:t>
+      </w:r>
+    </w:p>
+    <w:p>
+      <w:r>
+        <w:t>________________________________________________________________</w:t>
+      </w:r>
+    </w:p>
+    <w:p>
+      <w:r>
+        <w:t>________________________________________________________________</w:t>
+      </w:r>
+    </w:p>
+    <w:p>
+      <w:r>
+        <w:t>________________________________________________________________</w:t>
+      </w:r>
+    </w:p>
+    <w:p>
+      <w:r>
+        <w:t>________________________________________________________________</w:t>
+      </w:r>
+    </w:p>
+    <w:p>
+      <w:r>
+        <w:t>If you are unsure, return to the worked picture and explain one arrow. If you are ready, change an input or assumption and justify your prediction.</w:t>
+      </w:r>
+    </w:p>
+    <w:p>
+      <w:r>
+        <w:t>Save your workbook evidence. At the next review, try a different case before opening your old answer.</w:t>
+      </w:r>
+    </w:p>
     <w:sectPr>
       <w:pgSz w:w="12240" w:h="15840"/>
       <w:pgMar w:top="936" w:right="1008" w:bottom="936" w:left="1008" w:header="720" w:footer="720" w:gutter="0"/>

--- a/downloads/student/ai-7-week-14.docx
+++ b/downloads/student/ai-7-week-14.docx
@@ -2191,6 +2191,215 @@
         <w:t>Save your workbook evidence. At the next review, try a different case before opening your old answer.</w:t>
       </w:r>
     </w:p>
+    <w:p>
+      <w:pPr>
+        <w:pStyle w:val="Heading1"/>
+      </w:pPr>
+      <w:r>
+        <w:t>17. Supported practice, repair and portfolio</w:t>
+      </w:r>
+    </w:p>
+    <w:p>
+      <w:r>
+        <w:t>Use this supported practice once, in the browser or on paper. Keep the reserved independent assessment for a separate first attempt before teacher feedback.</w:t>
+      </w:r>
+    </w:p>
+    <w:p>
+      <w:r>
+        <w:t>A small exact paired sign-flip test. Compare three independent task pairs under a null that permits each difference’s sign to flip independently with equal probability.</w:t>
+      </w:r>
+    </w:p>
+    <w:p>
+      <w:pPr>
+        <w:pStyle w:val="Heading3"/>
+      </w:pPr>
+      <w:r>
+        <w:t>Practice 1: explain the deciding evidence</w:t>
+      </w:r>
+    </w:p>
+    <w:p>
+      <w:r>
+        <w:t>Which labelled step matches this detail? Only -4 and 4 have absolute sum at least 4: exact two-sided p=2/8=0.25.</w:t>
+      </w:r>
+    </w:p>
+    <w:p>
+      <w:r>
+        <w:t>1. Enumerate null sign flips</w:t>
+      </w:r>
+    </w:p>
+    <w:p>
+      <w:r>
+        <w:t>2. Count equally extreme sums</w:t>
+      </w:r>
+    </w:p>
+    <w:p>
+      <w:r>
+        <w:t>3. Preserve paired differences</w:t>
+      </w:r>
+    </w:p>
+    <w:p>
+      <w:pPr>
+        <w:pStyle w:val="Heading3"/>
+      </w:pPr>
+      <w:r>
+        <w:t>My selected conclusion, deciding fact and explanation</w:t>
+      </w:r>
+    </w:p>
+    <w:p>
+      <w:r>
+        <w:t>________________________________________________________________</w:t>
+      </w:r>
+    </w:p>
+    <w:p>
+      <w:r>
+        <w:t>________________________________________________________________</w:t>
+      </w:r>
+    </w:p>
+    <w:p>
+      <w:r>
+        <w:t>________________________________________________________________</w:t>
+      </w:r>
+    </w:p>
+    <w:p>
+      <w:r>
+        <w:t>________________________________________________________________</w:t>
+      </w:r>
+    </w:p>
+    <w:p>
+      <w:r>
+        <w:t>________________________________________________________________</w:t>
+      </w:r>
+    </w:p>
+    <w:p>
+      <w:r>
+        <w:t>Hint if needed: Read the steps in the pictorial case. Match the supplied detail to the stage that performs or records it.</w:t>
+      </w:r>
+    </w:p>
+    <w:p>
+      <w:r>
+        <w:t>After your attempt, compare with the supported explanation: Count equally extreme sums Only -4 and 4 have absolute sum at least 4: exact two-sided p=2/8=0.25. A test compares an observed statistic with outcomes under a specified null model. Here the sign-flip assumptions make eight arrangements equally likely. At a predeclared 0.05 threshold, p=0.25 does not reject the null; it does not prove no difference.</w:t>
+      </w:r>
+    </w:p>
+    <w:p>
+      <w:pPr>
+        <w:pStyle w:val="Heading3"/>
+      </w:pPr>
+      <w:r>
+        <w:t>Practice 2: explain the deciding evidence</w:t>
+      </w:r>
+    </w:p>
+    <w:p>
+      <w:r>
+        <w:t>Changed-case practice: Break the task pairing and use unrelated A and B measurements. Which conclusion is supported by the supplied facts?</w:t>
+      </w:r>
+    </w:p>
+    <w:p>
+      <w:r>
+        <w:t>1. We can decide the result without examining the changed input or the procedure.</w:t>
+      </w:r>
+    </w:p>
+    <w:p>
+      <w:r>
+        <w:t>2. This paired sign-flip calculation is no longer justified by the stated design.</w:t>
+      </w:r>
+    </w:p>
+    <w:p>
+      <w:r>
+        <w:t>3. This one example guarantees correct results for every future input.</w:t>
+      </w:r>
+    </w:p>
+    <w:p>
+      <w:pPr>
+        <w:pStyle w:val="Heading3"/>
+      </w:pPr>
+      <w:r>
+        <w:t>My selected conclusion, deciding fact and explanation</w:t>
+      </w:r>
+    </w:p>
+    <w:p>
+      <w:r>
+        <w:t>________________________________________________________________</w:t>
+      </w:r>
+    </w:p>
+    <w:p>
+      <w:r>
+        <w:t>________________________________________________________________</w:t>
+      </w:r>
+    </w:p>
+    <w:p>
+      <w:r>
+        <w:t>________________________________________________________________</w:t>
+      </w:r>
+    </w:p>
+    <w:p>
+      <w:r>
+        <w:t>________________________________________________________________</w:t>
+      </w:r>
+    </w:p>
+    <w:p>
+      <w:r>
+        <w:t>________________________________________________________________</w:t>
+      </w:r>
+    </w:p>
+    <w:p>
+      <w:r>
+        <w:t>Hint if needed: Use the changed condition and the deciding step in the pictorial trace. The answer must say what follows from those facts.</w:t>
+      </w:r>
+    </w:p>
+    <w:p>
+      <w:r>
+        <w:t>After your attempt, compare with the supported explanation: This paired sign-flip calculation is no longer justified by the stated design. Its differences must come from the same task, with the declared independent sign-symmetry assumptions.</w:t>
+      </w:r>
+    </w:p>
+    <w:p>
+      <w:pPr>
+        <w:pStyle w:val="Heading3"/>
+      </w:pPr>
+      <w:r>
+        <w:t>Repair a missing building block</w:t>
+      </w:r>
+    </w:p>
+    <w:p>
+      <w:r>
+        <w:t>Review Effect size and practical importance (ai-7/13). Goal: Explain the mechanism and terminology of effect size and practical importance. Short practice: Calculate the absolute error-rate reduction from 20/1000 to 15/1000. Does it meet the ten-fewer-errors threshold, and what changes when B has eight errors?. Return to this week and explain what you changed.</w:t>
+      </w:r>
+    </w:p>
+    <w:p>
+      <w:r>
+        <w:t>Review Sampling variability (ai-7/11). Goal: Explain the mechanism and terminology of sampling variability. Short practice: Calculate the two four-case rates and their difference. Explain how changed included cases can affect a fixed model, and why identical deterministic records should not differ on a rerun.. Return to this week and explain what you changed.</w:t>
+      </w:r>
+    </w:p>
+    <w:p>
+      <w:r>
+        <w:t>Review Baselines and fair comparisons (ai-7/8). Goal: Explain the mechanism and terminology of baselines and fair comparisons. Short practice: Calculate 6/8 and 7/8 correctness and name the one-case gain. Why is giving B the answer key incompatible with an unseen comparison to the simple baseline?. Return to this week and explain what you changed.</w:t>
+      </w:r>
+    </w:p>
+    <w:p>
+      <w:pPr>
+        <w:pStyle w:val="Heading3"/>
+      </w:pPr>
+      <w:r>
+        <w:t>Predict, run and debug</w:t>
+      </w:r>
+    </w:p>
+    <w:p>
+      <w:r>
+        <w:t>The browser lab lets you edit the supported Python examples already included in this lesson. Predict first, run, inspect the actual output or error, change one input, then run again. Keep code, predictions, actual results and a reasoned revision together. On paper, label your result as a trace rather than an execution.</w:t>
+      </w:r>
+    </w:p>
+    <w:p>
+      <w:pPr>
+        <w:pStyle w:val="Heading3"/>
+      </w:pPr>
+      <w:r>
+        <w:t>Keep your completed work</w:t>
+      </w:r>
+    </w:p>
+    <w:p>
+      <w:r>
+        <w:t>Use Download completed work in the hosted lesson to export your answers, reflections, practice feedback and code-run evidence. Open the HTML copy to read or print it. Drafts stay in this browser when storage is available; clear drafts on a shared device.</w:t>
+      </w:r>
+    </w:p>
     <w:sectPr>
       <w:pgSz w:w="12240" w:h="15840"/>
       <w:pgMar w:top="936" w:right="1008" w:bottom="936" w:left="1008" w:header="720" w:footer="720" w:gutter="0"/>

--- a/downloads/student/ai-7-week-14.docx
+++ b/downloads/student/ai-7-week-14.docx
@@ -42,6 +42,11 @@
       </w:r>
     </w:p>
     <w:p>
+      <w:r>
+        <w:t>Start with the target: Explain the mechanism and terminology of statistical tests and assumptions. Try the recall before opening notes.</w:t>
+      </w:r>
+    </w:p>
+    <w:p>
       <w:pPr>
         <w:pStyle w:val="Heading3"/>
       </w:pPr>
@@ -50,17 +55,47 @@
       </w:r>
     </w:p>
     <w:p>
-      <w:r>
-        <w:t>I can explain the mechanism and terminology of statistical tests and assumptions.</w:t>
-      </w:r>
-    </w:p>
-    <w:p>
-      <w:r>
+      <w:pPr>
+        <w:spacing w:line="336" w:lineRule="auto" w:after="180"/>
+      </w:pPr>
+      <w:r>
+        <w:rPr>
+          <w:b w:val="0"/>
+        </w:rPr>
+        <w:t xml:space="preserve">I can explain the </w:t>
+      </w:r>
+      <w:r>
+        <w:rPr>
+          <w:b/>
+        </w:rPr>
+        <w:t>mechanism</w:t>
+      </w:r>
+      <w:r>
+        <w:rPr>
+          <w:b w:val="0"/>
+        </w:rPr>
+        <w:t xml:space="preserve"> and terminology of statistical tests and assumptions.</w:t>
+      </w:r>
+    </w:p>
+    <w:p>
+      <w:pPr>
+        <w:spacing w:line="336" w:lineRule="auto" w:after="180"/>
+      </w:pPr>
+      <w:r>
+        <w:rPr>
+          <w:b w:val="0"/>
+        </w:rPr>
         <w:t>I can apply the stated procedure to a new case with a traceable result.</w:t>
       </w:r>
     </w:p>
     <w:p>
-      <w:r>
+      <w:pPr>
+        <w:spacing w:line="336" w:lineRule="auto" w:after="180"/>
+      </w:pPr>
+      <w:r>
+        <w:rPr>
+          <w:b w:val="0"/>
+        </w:rPr>
         <w:t>I can identify an assumption or limitation and design a revealing follow-up.</w:t>
       </w:r>
     </w:p>
@@ -73,47 +108,125 @@
       </w:r>
     </w:p>
     <w:p>
-      <w:r>
+      <w:pPr>
+        <w:spacing w:line="336" w:lineRule="auto" w:after="180"/>
+      </w:pPr>
+      <w:r>
+        <w:rPr>
+          <w:b w:val="0"/>
+        </w:rPr>
         <w:t>Close your notes first. A rough first answer helps us choose the right starting point; it is not a score for your ability.</w:t>
       </w:r>
     </w:p>
     <w:p>
-      <w:r>
+      <w:pPr>
+        <w:spacing w:line="336" w:lineRule="auto" w:after="180"/>
+      </w:pPr>
+      <w:r>
+        <w:rPr>
+          <w:b w:val="0"/>
+        </w:rPr>
         <w:t>Without opening the old lesson, explain one key idea from Effect size and practical importance. Give an example and a mistake that the idea helps you avoid.</w:t>
       </w:r>
     </w:p>
     <w:p>
-      <w:r>
+      <w:pPr>
+        <w:spacing w:line="336" w:lineRule="auto" w:after="180"/>
+      </w:pPr>
+      <w:r>
+        <w:rPr>
+          <w:b w:val="0"/>
+        </w:rPr>
         <w:t>Without opening the old lesson, explain one key idea from Sampling variability. Give an example and a mistake that the idea helps you avoid.</w:t>
       </w:r>
     </w:p>
     <w:p>
-      <w:r>
+      <w:pPr>
+        <w:spacing w:line="336" w:lineRule="auto" w:after="180"/>
+      </w:pPr>
+      <w:r>
+        <w:rPr>
+          <w:b w:val="0"/>
+        </w:rPr>
         <w:t>Without opening the old lesson, explain one key idea from Baselines and fair comparisons. Give an example and a mistake that the idea helps you avoid.</w:t>
       </w:r>
     </w:p>
     <w:p>
-      <w:r>
-        <w:t>After trying, check the relevant lesson or ask your teacher. Change the part of your explanation that the evidence shows was wrong.</w:t>
-      </w:r>
-    </w:p>
-    <w:p>
-      <w:r>
+      <w:pPr>
+        <w:spacing w:line="336" w:lineRule="auto" w:after="180"/>
+      </w:pPr>
+      <w:r>
+        <w:rPr>
+          <w:b w:val="0"/>
+        </w:rPr>
+        <w:t xml:space="preserve">After trying, check the relevant lesson or ask your teacher. Change the part of your explanation that the </w:t>
+      </w:r>
+      <w:r>
+        <w:rPr>
+          <w:b/>
+        </w:rPr>
+        <w:t>evidence</w:t>
+      </w:r>
+      <w:r>
+        <w:rPr>
+          <w:b w:val="0"/>
+        </w:rPr>
+        <w:t xml:space="preserve"> shows was wrong.</w:t>
+      </w:r>
+    </w:p>
+    <w:p>
+      <w:pPr>
+        <w:spacing w:line="336" w:lineRule="auto" w:after="180"/>
+      </w:pPr>
+      <w:r>
+        <w:rPr>
+          <w:b w:val="0"/>
+        </w:rPr>
         <w:t>This week you will practise:</w:t>
       </w:r>
     </w:p>
     <w:p>
-      <w:r>
-        <w:t>Explain the mechanism and terminology of statistical tests and assumptions</w:t>
-      </w:r>
-    </w:p>
-    <w:p>
-      <w:r>
+      <w:pPr>
+        <w:spacing w:line="336" w:lineRule="auto" w:after="180"/>
+      </w:pPr>
+      <w:r>
+        <w:rPr>
+          <w:b w:val="0"/>
+        </w:rPr>
+        <w:t xml:space="preserve">Explain the </w:t>
+      </w:r>
+      <w:r>
+        <w:rPr>
+          <w:b/>
+        </w:rPr>
+        <w:t>mechanism</w:t>
+      </w:r>
+      <w:r>
+        <w:rPr>
+          <w:b w:val="0"/>
+        </w:rPr>
+        <w:t xml:space="preserve"> and terminology of statistical tests and assumptions</w:t>
+      </w:r>
+    </w:p>
+    <w:p>
+      <w:pPr>
+        <w:spacing w:line="336" w:lineRule="auto" w:after="180"/>
+      </w:pPr>
+      <w:r>
+        <w:rPr>
+          <w:b w:val="0"/>
+        </w:rPr>
         <w:t>Apply the stated procedure to a new case with a traceable result</w:t>
       </w:r>
     </w:p>
     <w:p>
-      <w:r>
+      <w:pPr>
+        <w:spacing w:line="336" w:lineRule="auto" w:after="180"/>
+      </w:pPr>
+      <w:r>
+        <w:rPr>
+          <w:b w:val="0"/>
+        </w:rPr>
         <w:t>Identify an assumption or limitation and design a revealing follow-up</w:t>
       </w:r>
     </w:p>
@@ -126,8 +239,38 @@
       </w:r>
     </w:p>
     <w:p>
-      <w:r>
-        <w:t>Recall Effect size and practical importance. Explain why a recorded result needs its input conditions and evidence source before it can support a claim.</w:t>
+      <w:pPr>
+        <w:spacing w:line="336" w:lineRule="auto" w:after="180"/>
+      </w:pPr>
+      <w:r>
+        <w:rPr>
+          <w:b w:val="0"/>
+        </w:rPr>
+        <w:t xml:space="preserve">Recall Effect size and practical importance. Explain why a recorded result needs its </w:t>
+      </w:r>
+      <w:r>
+        <w:rPr>
+          <w:b/>
+        </w:rPr>
+        <w:t>input</w:t>
+      </w:r>
+      <w:r>
+        <w:rPr>
+          <w:b w:val="0"/>
+        </w:rPr>
+        <w:t xml:space="preserve"> conditions and </w:t>
+      </w:r>
+      <w:r>
+        <w:rPr>
+          <w:b/>
+        </w:rPr>
+        <w:t>evidence</w:t>
+      </w:r>
+      <w:r>
+        <w:rPr>
+          <w:b w:val="0"/>
+        </w:rPr>
+        <w:t xml:space="preserve"> source before it can support a claim.</w:t>
       </w:r>
     </w:p>
     <w:p>
@@ -162,7 +305,13 @@
       </w:r>
     </w:p>
     <w:p>
-      <w:r>
+      <w:pPr>
+        <w:spacing w:line="336" w:lineRule="auto" w:after="180"/>
+      </w:pPr>
+      <w:r>
+        <w:rPr>
+          <w:b w:val="0"/>
+        </w:rPr>
         <w:t>Explain statistical tests and assumptions using the records and boundaries of this fictional investigation.</w:t>
       </w:r>
     </w:p>
@@ -176,12 +325,76 @@
     </w:p>
     <w:p>
       <w:r>
-        <w:t>A statistical test compares observed evidence with a specified null model. A p-value is not the probability that the null hypothesis is true.</w:t>
-      </w:r>
-    </w:p>
-    <w:p>
-      <w:r>
-        <w:t>Begin by writing the question the procedure is intended to answer. Identify the information already supplied, the information it will produce and the information still missing. These are constructed classroom examples; they do not require live accounts, private records or an external service. Do not treat a plausible explanation as a measured outcome.</w:t>
+        <w:t>Investigate the supplied Statistical tests and assumptions case. Separate observations, given facts and assumptions before choosing an explanation.</w:t>
+      </w:r>
+    </w:p>
+    <w:p>
+      <w:pPr>
+        <w:spacing w:line="336" w:lineRule="auto" w:after="180"/>
+      </w:pPr>
+      <w:r>
+        <w:rPr>
+          <w:b w:val="0"/>
+        </w:rPr>
+        <w:t xml:space="preserve">A statistical test compares observed </w:t>
+      </w:r>
+      <w:r>
+        <w:rPr>
+          <w:b/>
+        </w:rPr>
+        <w:t>evidence</w:t>
+      </w:r>
+      <w:r>
+        <w:rPr>
+          <w:b w:val="0"/>
+        </w:rPr>
+        <w:t xml:space="preserve"> with a specified </w:t>
+      </w:r>
+      <w:r>
+        <w:rPr>
+          <w:b/>
+        </w:rPr>
+        <w:t>null model</w:t>
+      </w:r>
+      <w:r>
+        <w:rPr>
+          <w:b w:val="0"/>
+        </w:rPr>
+        <w:t xml:space="preserve">. A </w:t>
+      </w:r>
+      <w:r>
+        <w:rPr>
+          <w:b/>
+        </w:rPr>
+        <w:t>p-value</w:t>
+      </w:r>
+      <w:r>
+        <w:rPr>
+          <w:b w:val="0"/>
+        </w:rPr>
+        <w:t xml:space="preserve"> is not the probability that the null hypothesis is true.</w:t>
+      </w:r>
+    </w:p>
+    <w:p>
+      <w:pPr>
+        <w:spacing w:line="336" w:lineRule="auto" w:after="180"/>
+      </w:pPr>
+      <w:r>
+        <w:rPr>
+          <w:b w:val="0"/>
+        </w:rPr>
+        <w:t>Begin by writing the question the procedure is intended to answer. Identify the information already supplied, the information it will produce and the information still missing.</w:t>
+      </w:r>
+    </w:p>
+    <w:p>
+      <w:pPr>
+        <w:spacing w:line="336" w:lineRule="auto" w:after="180"/>
+      </w:pPr>
+      <w:r>
+        <w:rPr>
+          <w:b w:val="0"/>
+        </w:rPr>
+        <w:t>These are constructed classroom examples; they do not require live accounts, private records or an external service. Do not treat a plausible explanation as a measured outcome.</w:t>
       </w:r>
     </w:p>
     <w:p>
@@ -217,7 +430,29 @@
     </w:p>
     <w:p>
       <w:r>
-        <w:t>Toy paired sign-flip test assumes independent paired differences whose signs are exchangeable under a symmetric zero-effect null. Enumerate all2^n sign assignments, holding magnitudes fixed. Two-sided p is fraction with absolute mean at least the observed absolute mean; use inclusive ties.</w:t>
+        <w:t>Follow the mechanism for Statistical tests and assumptions. Connect each labelled input, deciding step and result.</w:t>
+      </w:r>
+    </w:p>
+    <w:p>
+      <w:pPr>
+        <w:spacing w:line="336" w:lineRule="auto" w:after="180"/>
+      </w:pPr>
+      <w:r>
+        <w:rPr>
+          <w:b w:val="0"/>
+        </w:rPr>
+        <w:t>Toy paired sign-flip test assumes independent paired differences whose signs are exchangeable under a symmetric zero-effect null. Enumerate all2^n sign assignments, holding magnitudes fixed.</w:t>
+      </w:r>
+    </w:p>
+    <w:p>
+      <w:pPr>
+        <w:spacing w:line="336" w:lineRule="auto" w:after="180"/>
+      </w:pPr>
+      <w:r>
+        <w:rPr>
+          <w:b w:val="0"/>
+        </w:rPr>
+        <w:t>Two-sided p is fraction with absolute mean at least the observed absolute mean; use inclusive ties.</w:t>
       </w:r>
     </w:p>
     <w:p>
@@ -313,8 +548,49 @@
       </w:r>
     </w:p>
     <w:p>
-      <w:r>
-        <w:t>Before applying the procedure, write its units, denominator or decision boundary where relevant. A partner should be able to repeat each step using the same inputs. If a required input is absent or violates the stated contract, record that condition explicitly instead of quietly replacing it with a convenient value.</w:t>
+      <w:pPr>
+        <w:spacing w:line="336" w:lineRule="auto" w:after="180"/>
+      </w:pPr>
+      <w:r>
+        <w:rPr>
+          <w:b w:val="0"/>
+        </w:rPr>
+        <w:t xml:space="preserve">Before applying the procedure, write its units, denominator or decision boundary where relevant. A partner should be able to repeat each step using the same </w:t>
+      </w:r>
+      <w:r>
+        <w:rPr>
+          <w:b/>
+        </w:rPr>
+        <w:t>input</w:t>
+      </w:r>
+      <w:r>
+        <w:rPr>
+          <w:b w:val="0"/>
+        </w:rPr>
+        <w:t>s.</w:t>
+      </w:r>
+    </w:p>
+    <w:p>
+      <w:pPr>
+        <w:spacing w:line="336" w:lineRule="auto" w:after="180"/>
+      </w:pPr>
+      <w:r>
+        <w:rPr>
+          <w:b w:val="0"/>
+        </w:rPr>
+        <w:t xml:space="preserve">If a required </w:t>
+      </w:r>
+      <w:r>
+        <w:rPr>
+          <w:b/>
+        </w:rPr>
+        <w:t>input</w:t>
+      </w:r>
+      <w:r>
+        <w:rPr>
+          <w:b w:val="0"/>
+        </w:rPr>
+        <w:t xml:space="preserve"> is absent or violates the stated contract, record that condition explicitly instead of quietly replacing it with a convenient value.</w:t>
       </w:r>
     </w:p>
     <w:p>
@@ -326,8 +602,26 @@
       </w:r>
     </w:p>
     <w:p>
-      <w:r>
-        <w:t>Point to the input, the deciding step and the result in this week’s visual. Explain the same step in ordinary words. A picture helps when you can say what each part represents.</w:t>
+      <w:pPr>
+        <w:spacing w:line="336" w:lineRule="auto" w:after="180"/>
+      </w:pPr>
+      <w:r>
+        <w:rPr>
+          <w:b w:val="0"/>
+        </w:rPr>
+        <w:t xml:space="preserve">Point to the </w:t>
+      </w:r>
+      <w:r>
+        <w:rPr>
+          <w:b/>
+        </w:rPr>
+        <w:t>input</w:t>
+      </w:r>
+      <w:r>
+        <w:rPr>
+          <w:b w:val="0"/>
+        </w:rPr>
+        <w:t>, the deciding step and the result in this week’s visual. Explain the same step in ordinary words. A picture helps when you can say what each part represents.</w:t>
       </w:r>
     </w:p>
     <w:p>
@@ -339,6 +633,11 @@
       </w:r>
     </w:p>
     <w:p>
+      <w:r>
+        <w:t>Compare the supplied cases for Statistical tests and assumptions. Identify the detail that changes the conclusion.</w:t>
+      </w:r>
+    </w:p>
+    <w:p>
       <w:pPr>
         <w:pStyle w:val="Heading3"/>
       </w:pPr>
@@ -347,7 +646,13 @@
       </w:r>
     </w:p>
     <w:p>
-      <w:r>
+      <w:pPr>
+        <w:spacing w:line="336" w:lineRule="auto" w:after="180"/>
+      </w:pPr>
+      <w:r>
+        <w:rPr>
+          <w:b w:val="0"/>
+        </w:rPr>
         <w:t>Differences1, 1, 1 have observed mean1. Enumerate8 assignments. Show the intermediate steps and give the conclusion with its scope.</w:t>
       </w:r>
     </w:p>
@@ -393,17 +698,68 @@
       </w:r>
     </w:p>
     <w:p>
-      <w:r>
+      <w:pPr>
+        <w:pStyle w:val="Heading3"/>
+      </w:pPr>
+      <w:r>
+        <w:t>Change one thing</w:t>
+      </w:r>
+    </w:p>
+    <w:p>
+      <w:pPr>
+        <w:spacing w:line="336" w:lineRule="auto" w:after="180"/>
+        <w:shd w:fill="F5F1FB"/>
+      </w:pPr>
+      <w:r>
+        <w:rPr>
+          <w:b w:val="0"/>
+        </w:rPr>
         <w:t>Change: Break the task pairing and use unrelated A and B measurements.</w:t>
       </w:r>
     </w:p>
     <w:p>
-      <w:r>
-        <w:t>Prediction: This paired sign-flip calculation is no longer justified by the stated design.</w:t>
-      </w:r>
-    </w:p>
-    <w:p>
-      <w:r>
+      <w:pPr>
+        <w:pStyle w:val="Heading3"/>
+      </w:pPr>
+      <w:r>
+        <w:t>Predicted result</w:t>
+      </w:r>
+    </w:p>
+    <w:p>
+      <w:pPr>
+        <w:spacing w:line="336" w:lineRule="auto" w:after="180"/>
+        <w:shd w:fill="F1F6FC"/>
+      </w:pPr>
+      <w:r>
+        <w:rPr>
+          <w:b/>
+        </w:rPr>
+        <w:t>Prediction</w:t>
+      </w:r>
+      <w:r>
+        <w:rPr>
+          <w:b w:val="0"/>
+        </w:rPr>
+        <w:t>: This paired sign-flip calculation is no longer justified by the stated design.</w:t>
+      </w:r>
+    </w:p>
+    <w:p>
+      <w:pPr>
+        <w:pStyle w:val="Heading3"/>
+      </w:pPr>
+      <w:r>
+        <w:t>Why the result follows</w:t>
+      </w:r>
+    </w:p>
+    <w:p>
+      <w:pPr>
+        <w:spacing w:line="336" w:lineRule="auto" w:after="180"/>
+        <w:shd w:fill="F1F6FC"/>
+      </w:pPr>
+      <w:r>
+        <w:rPr>
+          <w:b w:val="0"/>
+        </w:rPr>
         <w:t>Reason: Its differences must come from the same task, with the declared independent sign-symmetry assumptions.</w:t>
       </w:r>
     </w:p>
@@ -413,6 +769,11 @@
       </w:pPr>
       <w:r>
         <w:t>05. Words that unlock the idea</w:t>
+      </w:r>
+    </w:p>
+    <w:p>
+      <w:r>
+        <w:t>Use the vocabulary of Statistical tests and assumptions to explain a concrete decision, rather than only memorising definitions.</w:t>
       </w:r>
     </w:p>
     <w:tbl>
@@ -550,22 +911,141 @@
     </w:p>
     <w:p>
       <w:r>
+        <w:t>Follow the worked trace for Statistical tests and assumptions, predict a step, then compare with its explanation.</w:t>
+      </w:r>
+    </w:p>
+    <w:p>
+      <w:pPr>
+        <w:spacing w:line="336" w:lineRule="auto" w:after="180"/>
+      </w:pPr>
+      <w:r>
+        <w:rPr>
+          <w:b w:val="0"/>
+        </w:rPr>
         <w:t>Differences1, 1, 1 have observed mean1. Enumerate8 assignments.</w:t>
       </w:r>
     </w:p>
     <w:p>
-      <w:r>
+      <w:pPr>
+        <w:spacing w:line="336" w:lineRule="auto" w:after="180"/>
+      </w:pPr>
+      <w:r>
+        <w:rPr>
+          <w:b w:val="0"/>
+        </w:rPr>
         <w:t>Only all-plus and all-minus have absolute mean1; others have1/3. Exact p=2/8=.25. At alpha .05 do not reject; this does not prove zero effect.</w:t>
       </w:r>
     </w:p>
     <w:p>
-      <w:r>
-        <w:t>Compare the intermediate evidence with the final statement. Explain why each number or decision follows from the stated inputs. The conclusion belongs to this scenario and procedure; changing the inputs, evaluation population or authority can change what it establishes. Retain the raw record so a later revision can be compared honestly.</w:t>
-      </w:r>
-    </w:p>
-    <w:p>
-      <w:r>
-        <w:t>Optional local lab: predict the printed result before running this standalone Python 3 example. Change one relevant boundary input, record the outcome and state the contract or statistical assumptions. The program uses fictional values and the Python standard library; it performs no external operations.</w:t>
+      <w:pPr>
+        <w:pStyle w:val="Heading3"/>
+      </w:pPr>
+      <w:r>
+        <w:t>Worked explanation · Statistical tests and assumptions</w:t>
+      </w:r>
+    </w:p>
+    <w:p>
+      <w:pPr>
+        <w:spacing w:line="336" w:lineRule="auto" w:after="180"/>
+        <w:shd w:fill="F1F6FC"/>
+      </w:pPr>
+      <w:r>
+        <w:rPr>
+          <w:b w:val="0"/>
+        </w:rPr>
+        <w:t xml:space="preserve">Compare the intermediate </w:t>
+      </w:r>
+      <w:r>
+        <w:rPr>
+          <w:b/>
+        </w:rPr>
+        <w:t>evidence</w:t>
+      </w:r>
+      <w:r>
+        <w:rPr>
+          <w:b w:val="0"/>
+        </w:rPr>
+        <w:t xml:space="preserve"> with the final statement. Explain why each number or decision follows from the stated </w:t>
+      </w:r>
+      <w:r>
+        <w:rPr>
+          <w:b/>
+        </w:rPr>
+        <w:t>input</w:t>
+      </w:r>
+      <w:r>
+        <w:rPr>
+          <w:b w:val="0"/>
+        </w:rPr>
+        <w:t>s.</w:t>
+      </w:r>
+    </w:p>
+    <w:p>
+      <w:pPr>
+        <w:spacing w:line="336" w:lineRule="auto" w:after="180"/>
+        <w:shd w:fill="F1F6FC"/>
+      </w:pPr>
+      <w:r>
+        <w:rPr>
+          <w:b w:val="0"/>
+        </w:rPr>
+        <w:t xml:space="preserve">The conclusion belongs to this scenario and procedure; changing the </w:t>
+      </w:r>
+      <w:r>
+        <w:rPr>
+          <w:b/>
+        </w:rPr>
+        <w:t>input</w:t>
+      </w:r>
+      <w:r>
+        <w:rPr>
+          <w:b w:val="0"/>
+        </w:rPr>
+        <w:t>s, evaluation population or authority can change what it establishes. Retain the raw record so a later revision can be compared honestly.</w:t>
+      </w:r>
+    </w:p>
+    <w:p>
+      <w:pPr>
+        <w:pStyle w:val="Heading3"/>
+      </w:pPr>
+      <w:r>
+        <w:t>Worked explanation · Statistical tests and assumptions</w:t>
+      </w:r>
+    </w:p>
+    <w:p>
+      <w:pPr>
+        <w:spacing w:line="336" w:lineRule="auto" w:after="180"/>
+        <w:shd w:fill="F1F6FC"/>
+      </w:pPr>
+      <w:r>
+        <w:rPr>
+          <w:b w:val="0"/>
+        </w:rPr>
+        <w:t xml:space="preserve">Optional local lab: predict the printed result before running this standalone Python 3 example. Change one relevant boundary </w:t>
+      </w:r>
+      <w:r>
+        <w:rPr>
+          <w:b/>
+        </w:rPr>
+        <w:t>input</w:t>
+      </w:r>
+      <w:r>
+        <w:rPr>
+          <w:b w:val="0"/>
+        </w:rPr>
+        <w:t>, record the outcome and state the contract or statistical assumptions.</w:t>
+      </w:r>
+    </w:p>
+    <w:p>
+      <w:pPr>
+        <w:spacing w:line="336" w:lineRule="auto" w:after="180"/>
+        <w:shd w:fill="F1F6FC"/>
+      </w:pPr>
+      <w:r>
+        <w:rPr>
+          <w:b w:val="0"/>
+        </w:rPr>
+        <w:t>The program uses fictional values and the Python standard library; it performs no external operations.</w:t>
       </w:r>
     </w:p>
     <w:p>
@@ -619,7 +1099,13 @@
       </w:r>
     </w:p>
     <w:p>
-      <w:r>
+      <w:pPr>
+        <w:spacing w:line="336" w:lineRule="auto" w:after="180"/>
+      </w:pPr>
+      <w:r>
+        <w:rPr>
+          <w:b w:val="0"/>
+        </w:rPr>
         <w:t>Cover the result before checking it. Say what is given, choose the procedure, and follow one step at a time. Then uncover the result and explain your first mismatch. Ask why a step is allowed, not only what number it produces.</w:t>
       </w:r>
     </w:p>
@@ -632,7 +1118,13 @@
       </w:r>
     </w:p>
     <w:p>
-      <w:r>
+      <w:pPr>
+        <w:spacing w:line="336" w:lineRule="auto" w:after="180"/>
+      </w:pPr>
+      <w:r>
+        <w:rPr>
+          <w:b w:val="0"/>
+        </w:rPr>
         <w:t>A small exact paired sign-flip test. Compare three independent task pairs under a null that permits each difference’s sign to flip independently with equal probability.</w:t>
       </w:r>
     </w:p>
@@ -645,7 +1137,22 @@
       </w:r>
     </w:p>
     <w:p>
-      <w:r>
+      <w:pPr>
+        <w:pStyle w:val="Heading3"/>
+      </w:pPr>
+      <w:r>
+        <w:t>Supplied facts</w:t>
+      </w:r>
+    </w:p>
+    <w:p>
+      <w:pPr>
+        <w:spacing w:line="336" w:lineRule="auto" w:after="180"/>
+        <w:shd w:fill="F1F6FC"/>
+      </w:pPr>
+      <w:r>
+        <w:rPr>
+          <w:b w:val="0"/>
+        </w:rPr>
         <w:t>A times [5,8,4] seconds; B [4,6,3]. Differences B−A are [-1,-2,-1]. Use a two-sided statistic: absolute sum of differences. Assume the stated sign-symmetry null is appropriate.</w:t>
       </w:r>
     </w:p>
@@ -845,30 +1352,138 @@
       </w:r>
     </w:p>
     <w:p>
-      <w:r>
-        <w:t>A test compares an observed statistic with outcomes under a specified null model. Here the sign-flip assumptions make eight arrangements equally likely. At a predeclared 0.05 threshold, p=0.25 does not reject the null; it does not prove no difference.</w:t>
-      </w:r>
-    </w:p>
-    <w:p>
       <w:pPr>
         <w:pStyle w:val="Heading3"/>
       </w:pPr>
       <w:r>
+        <w:t>Why the result follows</w:t>
+      </w:r>
+    </w:p>
+    <w:p>
+      <w:pPr>
+        <w:spacing w:line="336" w:lineRule="auto" w:after="180"/>
+        <w:shd w:fill="F1F6FC"/>
+      </w:pPr>
+      <w:r>
+        <w:rPr>
+          <w:b w:val="0"/>
+        </w:rPr>
+        <w:t xml:space="preserve">A test compares an observed statistic with outcomes under a specified </w:t>
+      </w:r>
+      <w:r>
+        <w:rPr>
+          <w:b/>
+        </w:rPr>
+        <w:t>null model</w:t>
+      </w:r>
+      <w:r>
+        <w:rPr>
+          <w:b w:val="0"/>
+        </w:rPr>
+        <w:t>. Here the sign-flip assumptions make eight arrangements equally likely.</w:t>
+      </w:r>
+    </w:p>
+    <w:p>
+      <w:pPr>
+        <w:spacing w:line="336" w:lineRule="auto" w:after="180"/>
+        <w:shd w:fill="F1F6FC"/>
+      </w:pPr>
+      <w:r>
+        <w:rPr>
+          <w:b w:val="0"/>
+        </w:rPr>
+        <w:t>At a predeclared 0.05 threshold, p=0.25 does not reject the null; it does not prove no difference.</w:t>
+      </w:r>
+    </w:p>
+    <w:p>
+      <w:pPr>
+        <w:pStyle w:val="Heading3"/>
+      </w:pPr>
+      <w:r>
         <w:t>What this example does not establish</w:t>
       </w:r>
     </w:p>
     <w:p>
-      <w:r>
-        <w:t>Three pairs provide coarse evidence. The p-value is not the probability that the null is true; invalid independence or symmetry assumptions invalidate this test.</w:t>
-      </w:r>
-    </w:p>
-    <w:p>
-      <w:r>
+      <w:pPr>
+        <w:pStyle w:val="Heading3"/>
+      </w:pPr>
+      <w:r>
+        <w:t>Keep the stated limit</w:t>
+      </w:r>
+    </w:p>
+    <w:p>
+      <w:pPr>
+        <w:spacing w:line="336" w:lineRule="auto" w:after="180"/>
+        <w:shd w:fill="FFF5E6"/>
+      </w:pPr>
+      <w:r>
+        <w:rPr>
+          <w:b w:val="0"/>
+        </w:rPr>
+        <w:t xml:space="preserve">Three pairs provide coarse </w:t>
+      </w:r>
+      <w:r>
+        <w:rPr>
+          <w:b/>
+        </w:rPr>
+        <w:t>evidence</w:t>
+      </w:r>
+      <w:r>
+        <w:rPr>
+          <w:b w:val="0"/>
+        </w:rPr>
+        <w:t xml:space="preserve">. The </w:t>
+      </w:r>
+      <w:r>
+        <w:rPr>
+          <w:b/>
+        </w:rPr>
+        <w:t>p-value</w:t>
+      </w:r>
+      <w:r>
+        <w:rPr>
+          <w:b w:val="0"/>
+        </w:rPr>
+        <w:t xml:space="preserve"> is not the probability that the null is true; invalid independence or symmetry assumptions invalidate this test.</w:t>
+      </w:r>
+    </w:p>
+    <w:p>
+      <w:pPr>
+        <w:pStyle w:val="Heading3"/>
+      </w:pPr>
+      <w:r>
+        <w:t>Keep the stated limit</w:t>
+      </w:r>
+    </w:p>
+    <w:p>
+      <w:pPr>
+        <w:spacing w:line="336" w:lineRule="auto" w:after="180"/>
+        <w:shd w:fill="FFF5E6"/>
+      </w:pPr>
+      <w:r>
+        <w:rPr>
+          <w:b w:val="0"/>
+        </w:rPr>
         <w:t>Read the labelled picture: Calculate each paired difference and the observed sum. Count null arrangements with absolute sum at least four, compute p, and explain the decision at threshold 0.05.</w:t>
       </w:r>
     </w:p>
     <w:p>
-      <w:r>
+      <w:pPr>
+        <w:pStyle w:val="Heading3"/>
+      </w:pPr>
+      <w:r>
+        <w:t>Keep the stated limit</w:t>
+      </w:r>
+    </w:p>
+    <w:p>
+      <w:pPr>
+        <w:spacing w:line="336" w:lineRule="auto" w:after="180"/>
+        <w:shd w:fill="FFF5E6"/>
+      </w:pPr>
+      <w:r>
+        <w:rPr>
+          <w:b w:val="0"/>
+        </w:rPr>
         <w:t>Change one thing: Break the task pairing and use unrelated A and B measurements. Predict the result before checking the explanation. What remains the same?</w:t>
       </w:r>
     </w:p>
@@ -882,12 +1497,30 @@
     </w:p>
     <w:p>
       <w:r>
-        <w:t>The test requires its sign-exchangeability and independence assumptions; do not apply it blindly to clustered or asymmetric differences.</w:t>
-      </w:r>
-    </w:p>
-    <w:p>
-      <w:r>
-        <w:t>A useful check asks what would make the reasoning fail. Distinguish a failure to execute the declared procedure from a weakness in the procedure itself. The first may require a correction; the second requires an explicitly revised method and new evidence. Preserve unsuccessful cases so an improved result cannot hide the original problem.</w:t>
+        <w:t>Find the unsupported step in the Statistical tests and assumptions claim and explain a repair using the supplied evidence.</w:t>
+      </w:r>
+    </w:p>
+    <w:p>
+      <w:pPr>
+        <w:spacing w:line="336" w:lineRule="auto" w:after="180"/>
+      </w:pPr>
+      <w:r>
+        <w:rPr>
+          <w:b w:val="0"/>
+        </w:rPr>
+        <w:t>The test requires its sign-</w:t>
+      </w:r>
+      <w:r>
+        <w:rPr>
+          <w:b/>
+        </w:rPr>
+        <w:t>exchangeability</w:t>
+      </w:r>
+      <w:r>
+        <w:rPr>
+          <w:b w:val="0"/>
+        </w:rPr>
+        <w:t xml:space="preserve"> and independence assumptions; do not apply it blindly to clustered or asymmetric differences.</w:t>
       </w:r>
     </w:p>
     <w:p>
@@ -895,6 +1528,50 @@
         <w:pStyle w:val="Heading3"/>
       </w:pPr>
       <w:r>
+        <w:t>Check the claim against the facts</w:t>
+      </w:r>
+    </w:p>
+    <w:p>
+      <w:pPr>
+        <w:spacing w:line="336" w:lineRule="auto" w:after="180"/>
+        <w:shd w:fill="FFF5E6"/>
+      </w:pPr>
+      <w:r>
+        <w:rPr>
+          <w:b w:val="0"/>
+        </w:rPr>
+        <w:t>A useful check asks what would make the reasoning fail. Distinguish a failure to execute the declared procedure from a weakness in the procedure itself.</w:t>
+      </w:r>
+    </w:p>
+    <w:p>
+      <w:pPr>
+        <w:spacing w:line="336" w:lineRule="auto" w:after="180"/>
+        <w:shd w:fill="FFF5E6"/>
+      </w:pPr>
+      <w:r>
+        <w:rPr>
+          <w:b w:val="0"/>
+        </w:rPr>
+        <w:t xml:space="preserve">The first may require a correction; the second requires an explicitly revised method and new </w:t>
+      </w:r>
+      <w:r>
+        <w:rPr>
+          <w:b/>
+        </w:rPr>
+        <w:t>evidence</w:t>
+      </w:r>
+      <w:r>
+        <w:rPr>
+          <w:b w:val="0"/>
+        </w:rPr>
+        <w:t>. Preserve unsuccessful cases so an improved result cannot hide the original problem.</w:t>
+      </w:r>
+    </w:p>
+    <w:p>
+      <w:pPr>
+        <w:pStyle w:val="Heading3"/>
+      </w:pPr>
+      <w:r>
         <w:t>Guided: restate the worked result, then name the assumption or limitation that prevents a broader conclusion.</w:t>
       </w:r>
     </w:p>
@@ -932,8 +1609,37 @@
       </w:r>
     </w:p>
     <w:p>
-      <w:r>
-        <w:t>A report omits this qualification: The test requires its sign-exchangeability and independence assumptions; do not apply it blindly to clustered or asymmetric differences. Explain how omitting it could change a reader's interpretation, and write an accurate replacement.</w:t>
+      <w:pPr>
+        <w:spacing w:line="336" w:lineRule="auto" w:after="180"/>
+      </w:pPr>
+      <w:r>
+        <w:rPr>
+          <w:b w:val="0"/>
+        </w:rPr>
+        <w:t>A report omits this qualification: The test requires its sign-</w:t>
+      </w:r>
+      <w:r>
+        <w:rPr>
+          <w:b/>
+        </w:rPr>
+        <w:t>exchangeability</w:t>
+      </w:r>
+      <w:r>
+        <w:rPr>
+          <w:b w:val="0"/>
+        </w:rPr>
+        <w:t xml:space="preserve"> and independence assumptions; do not apply it blindly to clustered or asymmetric differences.</w:t>
+      </w:r>
+    </w:p>
+    <w:p>
+      <w:pPr>
+        <w:spacing w:line="336" w:lineRule="auto" w:after="180"/>
+      </w:pPr>
+      <w:r>
+        <w:rPr>
+          <w:b w:val="0"/>
+        </w:rPr>
+        <w:t>Explain how omitting it could change a reader's interpretation, and write an accurate replacement.</w:t>
       </w:r>
     </w:p>
     <w:p>
@@ -984,7 +1690,54 @@
     </w:p>
     <w:p>
       <w:r>
-        <w:t>Explain the weekly mechanism in your own words. Use the worked scenario to name its input, decision rule and output.</w:t>
+        <w:t>Practise Statistical tests and assumptions with support, then explain the deciding step in your own words.</w:t>
+      </w:r>
+    </w:p>
+    <w:p>
+      <w:pPr>
+        <w:spacing w:line="336" w:lineRule="auto" w:after="180"/>
+      </w:pPr>
+      <w:r>
+        <w:rPr>
+          <w:b w:val="0"/>
+        </w:rPr>
+        <w:t xml:space="preserve">Explain the weekly </w:t>
+      </w:r>
+      <w:r>
+        <w:rPr>
+          <w:b/>
+        </w:rPr>
+        <w:t>mechanism</w:t>
+      </w:r>
+      <w:r>
+        <w:rPr>
+          <w:b w:val="0"/>
+        </w:rPr>
+        <w:t xml:space="preserve"> in your own words. Use the worked scenario to name its </w:t>
+      </w:r>
+      <w:r>
+        <w:rPr>
+          <w:b/>
+        </w:rPr>
+        <w:t>input</w:t>
+      </w:r>
+      <w:r>
+        <w:rPr>
+          <w:b w:val="0"/>
+        </w:rPr>
+        <w:t xml:space="preserve">, decision rule and </w:t>
+      </w:r>
+      <w:r>
+        <w:rPr>
+          <w:b/>
+        </w:rPr>
+        <w:t>output</w:t>
+      </w:r>
+      <w:r>
+        <w:rPr>
+          <w:b w:val="0"/>
+        </w:rPr>
+        <w:t>.</w:t>
       </w:r>
     </w:p>
     <w:p>
@@ -1057,8 +1810,26 @@
       </w:r>
     </w:p>
     <w:p>
-      <w:r>
-        <w:t>Use workbook W2 for the connected example “Statistical tests and assumptions”. First fill the input and rule boxes. Try the middle steps before asking for a hint. After a hint, try the next step yourself.</w:t>
+      <w:pPr>
+        <w:spacing w:line="336" w:lineRule="auto" w:after="180"/>
+      </w:pPr>
+      <w:r>
+        <w:rPr>
+          <w:b w:val="0"/>
+        </w:rPr>
+        <w:t xml:space="preserve">Use workbook W2 for the connected example “Statistical tests and assumptions”. First fill the </w:t>
+      </w:r>
+      <w:r>
+        <w:rPr>
+          <w:b/>
+        </w:rPr>
+        <w:t>input</w:t>
+      </w:r>
+      <w:r>
+        <w:rPr>
+          <w:b w:val="0"/>
+        </w:rPr>
+        <w:t xml:space="preserve"> and rule boxes. Try the middle steps before asking for a hint. After a hint, try the next step yourself.</w:t>
       </w:r>
     </w:p>
     <w:tbl>
@@ -1141,7 +1912,13 @@
       </w:tr>
     </w:tbl>
     <w:p>
-      <w:r>
+      <w:pPr>
+        <w:spacing w:line="336" w:lineRule="auto" w:after="180"/>
+      </w:pPr>
+      <w:r>
+        <w:rPr>
+          <w:b w:val="0"/>
+        </w:rPr>
         <w:t>Explain your trace to a partner. Your partner points to one step to check. Swap roles on the next case. Each person writes their own explanation.</w:t>
       </w:r>
     </w:p>
@@ -1154,12 +1931,35 @@
       </w:r>
     </w:p>
     <w:p>
-      <w:r>
-        <w:t>Use the worked case for Statistical tests and assumptions. Proposed explanation: “The worked result establishes every future case”. Decide whether this explanation is supported. Point to the step or supplied fact that decides; explain your repair if needed.</w:t>
-      </w:r>
-    </w:p>
-    <w:p>
-      <w:r>
+      <w:pPr>
+        <w:spacing w:line="336" w:lineRule="auto" w:after="180"/>
+      </w:pPr>
+      <w:r>
+        <w:rPr>
+          <w:b w:val="0"/>
+        </w:rPr>
+        <w:t>Use the worked case for Statistical tests and assumptions. Proposed explanation: “The worked result establishes every future case”. Decide whether this explanation is supported.</w:t>
+      </w:r>
+    </w:p>
+    <w:p>
+      <w:pPr>
+        <w:spacing w:line="336" w:lineRule="auto" w:after="180"/>
+      </w:pPr>
+      <w:r>
+        <w:rPr>
+          <w:b w:val="0"/>
+        </w:rPr>
+        <w:t>Point to the step or supplied fact that decides; explain your repair if needed.</w:t>
+      </w:r>
+    </w:p>
+    <w:p>
+      <w:pPr>
+        <w:spacing w:line="336" w:lineRule="auto" w:after="180"/>
+      </w:pPr>
+      <w:r>
+        <w:rPr>
+          <w:b w:val="0"/>
+        </w:rPr>
         <w:t>Answer on your own before discussion. If you are unsure, say which step you need help with.</w:t>
       </w:r>
     </w:p>
@@ -1172,7 +1972,13 @@
       </w:r>
     </w:p>
     <w:p>
-      <w:r>
+      <w:pPr>
+        <w:spacing w:line="336" w:lineRule="auto" w:after="180"/>
+      </w:pPr>
+      <w:r>
+        <w:rPr>
+          <w:b w:val="0"/>
+        </w:rPr>
         <w:t>Calculate each paired difference and the observed sum. Count null arrangements with absolute sum at least four, compute p, and explain the decision at threshold 0.05.</w:t>
       </w:r>
     </w:p>
@@ -1205,7 +2011,13 @@
       </w:r>
     </w:p>
     <w:p>
-      <w:r>
+      <w:pPr>
+        <w:spacing w:line="336" w:lineRule="auto" w:after="180"/>
+      </w:pPr>
+      <w:r>
+        <w:rPr>
+          <w:b w:val="0"/>
+        </w:rPr>
         <w:t>This is supported practice. Keep the separately named independent case for an attempt before feedback.</w:t>
       </w:r>
     </w:p>
@@ -1218,6 +2030,11 @@
       </w:r>
     </w:p>
     <w:p>
+      <w:r>
+        <w:t>Investigate Statistical tests and assumptions. Record the prediction, actual observation or labelled paper trace, explanation and next test separately.</w:t>
+      </w:r>
+    </w:p>
+    <w:p>
       <w:pPr>
         <w:pStyle w:val="Heading3"/>
       </w:pPr>
@@ -1226,7 +2043,13 @@
       </w:r>
     </w:p>
     <w:p>
-      <w:r>
+      <w:pPr>
+        <w:spacing w:line="336" w:lineRule="auto" w:after="180"/>
+      </w:pPr>
+      <w:r>
+        <w:rPr>
+          <w:b w:val="0"/>
+        </w:rPr>
         <w:t>Differences1, 1, 1 have observed mean1. Enumerate8 assignments. Show the intermediate steps and give the conclusion with its scope.</w:t>
       </w:r>
     </w:p>
@@ -1409,7 +2232,13 @@
       </w:tr>
     </w:tbl>
     <w:p>
-      <w:r>
+      <w:pPr>
+        <w:spacing w:line="336" w:lineRule="auto" w:after="180"/>
+      </w:pPr>
+      <w:r>
+        <w:rPr>
+          <w:b w:val="0"/>
+        </w:rPr>
         <w:t>On paper, trace the supplied procedure. If code is provided, predict before running it in a local practice file. Never write an expected answer as though it were an observed run.</w:t>
       </w:r>
     </w:p>
@@ -1422,7 +2251,13 @@
       </w:r>
     </w:p>
     <w:p>
-      <w:r>
+      <w:pPr>
+        <w:spacing w:line="336" w:lineRule="auto" w:after="180"/>
+      </w:pPr>
+      <w:r>
+        <w:rPr>
+          <w:b w:val="0"/>
+        </w:rPr>
         <w:t>Before trying: what do I expect, and why? While trying: which step could first go wrong? Afterwards: what did I actually observe, and what should change? Keep “not run” if you only traced the procedure.</w:t>
       </w:r>
     </w:p>
@@ -1435,6 +2270,11 @@
       </w:r>
     </w:p>
     <w:p>
+      <w:r>
+        <w:t>Move from recall to tracing, diagnosis and transfer in Statistical tests and assumptions. Explain why each step is justified.</w:t>
+      </w:r>
+    </w:p>
+    <w:p>
       <w:pPr>
         <w:pStyle w:val="Heading3"/>
       </w:pPr>
@@ -1443,18 +2283,106 @@
       </w:r>
     </w:p>
     <w:p>
-      <w:r>
-        <w:t>Explain the weekly mechanism in your own words. Use the worked scenario to name its input, decision rule and output.</w:t>
-      </w:r>
-    </w:p>
-    <w:p>
-      <w:r>
-        <w:t>A report omits this qualification: The test requires its sign-exchangeability and independence assumptions; do not apply it blindly to clustered or asymmetric differences. Explain how omitting it could change a reader's interpretation, and write an accurate replacement.</w:t>
-      </w:r>
-    </w:p>
-    <w:p>
-      <w:r>
-        <w:t>For the worked scenario, propose one additional case that could reveal a failure, describe its expected outcome before running it, and explain what would need to remain fixed for a fair comparison. Do not reuse W4 as a new final test after receiving feedback.</w:t>
+      <w:pPr>
+        <w:spacing w:line="336" w:lineRule="auto" w:after="180"/>
+      </w:pPr>
+      <w:r>
+        <w:rPr>
+          <w:b w:val="0"/>
+        </w:rPr>
+        <w:t xml:space="preserve">Explain the weekly </w:t>
+      </w:r>
+      <w:r>
+        <w:rPr>
+          <w:b/>
+        </w:rPr>
+        <w:t>mechanism</w:t>
+      </w:r>
+      <w:r>
+        <w:rPr>
+          <w:b w:val="0"/>
+        </w:rPr>
+        <w:t xml:space="preserve"> in your own words. Use the worked scenario to name its </w:t>
+      </w:r>
+      <w:r>
+        <w:rPr>
+          <w:b/>
+        </w:rPr>
+        <w:t>input</w:t>
+      </w:r>
+      <w:r>
+        <w:rPr>
+          <w:b w:val="0"/>
+        </w:rPr>
+        <w:t xml:space="preserve">, decision rule and </w:t>
+      </w:r>
+      <w:r>
+        <w:rPr>
+          <w:b/>
+        </w:rPr>
+        <w:t>output</w:t>
+      </w:r>
+      <w:r>
+        <w:rPr>
+          <w:b w:val="0"/>
+        </w:rPr>
+        <w:t>.</w:t>
+      </w:r>
+    </w:p>
+    <w:p>
+      <w:pPr>
+        <w:spacing w:line="336" w:lineRule="auto" w:after="180"/>
+      </w:pPr>
+      <w:r>
+        <w:rPr>
+          <w:b w:val="0"/>
+        </w:rPr>
+        <w:t>A report omits this qualification: The test requires its sign-</w:t>
+      </w:r>
+      <w:r>
+        <w:rPr>
+          <w:b/>
+        </w:rPr>
+        <w:t>exchangeability</w:t>
+      </w:r>
+      <w:r>
+        <w:rPr>
+          <w:b w:val="0"/>
+        </w:rPr>
+        <w:t xml:space="preserve"> and independence assumptions; do not apply it blindly to clustered or asymmetric differences.</w:t>
+      </w:r>
+    </w:p>
+    <w:p>
+      <w:pPr>
+        <w:spacing w:line="336" w:lineRule="auto" w:after="180"/>
+      </w:pPr>
+      <w:r>
+        <w:rPr>
+          <w:b w:val="0"/>
+        </w:rPr>
+        <w:t>Explain how omitting it could change a reader's interpretation, and write an accurate replacement.</w:t>
+      </w:r>
+    </w:p>
+    <w:p>
+      <w:pPr>
+        <w:spacing w:line="336" w:lineRule="auto" w:after="180"/>
+      </w:pPr>
+      <w:r>
+        <w:rPr>
+          <w:b w:val="0"/>
+        </w:rPr>
+        <w:t>For the worked scenario, propose one additional case that could reveal a failure, describe its expected outcome before running it, and explain what would need to remain fixed for a fair comparison.</w:t>
+      </w:r>
+    </w:p>
+    <w:p>
+      <w:pPr>
+        <w:spacing w:line="336" w:lineRule="auto" w:after="180"/>
+      </w:pPr>
+      <w:r>
+        <w:rPr>
+          <w:b w:val="0"/>
+        </w:rPr>
+        <w:t>Do not reuse W4 as a new final test after receiving feedback.</w:t>
       </w:r>
     </w:p>
     <w:p>
@@ -1500,7 +2428,77 @@
     </w:p>
     <w:p>
       <w:r>
-        <w:t>Add a labelled statistical tests and assumptions evidence sheet to Reproducible AI Research Study. Show how you can explain the mechanism and terminology of statistical tests and assumptions. Use the supplied fictional case and keep its inputs, intermediate steps, calculation or prediction, and limitation. Connect this record to last week’s record; a matching answer without a trace is insufficient.</w:t>
+        <w:t>Apply this week’s idea to Reproducible AI Research Study. Keep an annotated decision and the evidence supporting it.</w:t>
+      </w:r>
+    </w:p>
+    <w:p>
+      <w:pPr>
+        <w:spacing w:line="336" w:lineRule="auto" w:after="180"/>
+      </w:pPr>
+      <w:r>
+        <w:rPr>
+          <w:b w:val="0"/>
+        </w:rPr>
+        <w:t xml:space="preserve">Add a labelled statistical tests and assumptions </w:t>
+      </w:r>
+      <w:r>
+        <w:rPr>
+          <w:b/>
+        </w:rPr>
+        <w:t>evidence</w:t>
+      </w:r>
+      <w:r>
+        <w:rPr>
+          <w:b w:val="0"/>
+        </w:rPr>
+        <w:t xml:space="preserve"> sheet to Reproducible AI Research Study. Show how you can explain the </w:t>
+      </w:r>
+      <w:r>
+        <w:rPr>
+          <w:b/>
+        </w:rPr>
+        <w:t>mechanism</w:t>
+      </w:r>
+      <w:r>
+        <w:rPr>
+          <w:b w:val="0"/>
+        </w:rPr>
+        <w:t xml:space="preserve"> and terminology of statistical tests and assumptions.</w:t>
+      </w:r>
+    </w:p>
+    <w:p>
+      <w:pPr>
+        <w:spacing w:line="336" w:lineRule="auto" w:after="180"/>
+      </w:pPr>
+      <w:r>
+        <w:rPr>
+          <w:b w:val="0"/>
+        </w:rPr>
+        <w:t xml:space="preserve">Use the supplied fictional case and keep its </w:t>
+      </w:r>
+      <w:r>
+        <w:rPr>
+          <w:b/>
+        </w:rPr>
+        <w:t>input</w:t>
+      </w:r>
+      <w:r>
+        <w:rPr>
+          <w:b w:val="0"/>
+        </w:rPr>
+        <w:t xml:space="preserve">s, intermediate steps, calculation or </w:t>
+      </w:r>
+      <w:r>
+        <w:rPr>
+          <w:b/>
+        </w:rPr>
+        <w:t>prediction</w:t>
+      </w:r>
+      <w:r>
+        <w:rPr>
+          <w:b w:val="0"/>
+        </w:rPr>
+        <w:t>, and limitation. Connect this record to last week’s record; a matching answer without a trace is insufficient.</w:t>
       </w:r>
     </w:p>
     <w:tbl>
@@ -1628,7 +2626,13 @@
       </w:r>
     </w:p>
     <w:p>
-      <w:r>
+      <w:pPr>
+        <w:spacing w:line="336" w:lineRule="auto" w:after="180"/>
+      </w:pPr>
+      <w:r>
+        <w:rPr>
+          <w:b w:val="0"/>
+        </w:rPr>
         <w:t>For the Reproducible AI Research Study, save paired differences, the null assumptions, all eight sign arrangements and the decision rule.</w:t>
       </w:r>
     </w:p>
@@ -1642,7 +2646,29 @@
     </w:p>
     <w:p>
       <w:r>
-        <w:t>Complete the supported workbook tasks before attempting W4 independently. Record any hints or help used. After feedback, use the teacher's fresh retry rather than copying the earlier answer. For a project, select a relevant new case, predict the outcome from the declared rule and preserve the result alongside any revision.</w:t>
+        <w:t>Use a genuinely new case for independent evidence. Previously discussed examples remain practice; use the separately named independent case before feedback.</w:t>
+      </w:r>
+    </w:p>
+    <w:p>
+      <w:pPr>
+        <w:spacing w:line="336" w:lineRule="auto" w:after="180"/>
+      </w:pPr>
+      <w:r>
+        <w:rPr>
+          <w:b w:val="0"/>
+        </w:rPr>
+        <w:t>Complete the supported workbook tasks before attempting W4 independently. Record any hints or help used. After feedback, use the teacher's fresh retry rather than copying the earlier answer.</w:t>
+      </w:r>
+    </w:p>
+    <w:p>
+      <w:pPr>
+        <w:spacing w:line="336" w:lineRule="auto" w:after="180"/>
+      </w:pPr>
+      <w:r>
+        <w:rPr>
+          <w:b w:val="0"/>
+        </w:rPr>
+        <w:t>For a project, select a relevant new case, predict the outcome from the declared rule and preserve the result alongside any revision.</w:t>
       </w:r>
     </w:p>
     <w:p>
@@ -1679,8 +2705,25 @@
       </w:r>
     </w:p>
     <w:p>
-      <w:r>
-        <w:t>For the worked scenario, propose one additional case that could reveal a failure, describe its expected outcome before running it, and explain what would need to remain fixed for a fair comparison. Do not reuse W4 as a new final test after receiving feedback.</w:t>
+      <w:pPr>
+        <w:spacing w:line="336" w:lineRule="auto" w:after="180"/>
+      </w:pPr>
+      <w:r>
+        <w:rPr>
+          <w:b w:val="0"/>
+        </w:rPr>
+        <w:t>For the worked scenario, propose one additional case that could reveal a failure, describe its expected outcome before running it, and explain what would need to remain fixed for a fair comparison.</w:t>
+      </w:r>
+    </w:p>
+    <w:p>
+      <w:pPr>
+        <w:spacing w:line="336" w:lineRule="auto" w:after="180"/>
+      </w:pPr>
+      <w:r>
+        <w:rPr>
+          <w:b w:val="0"/>
+        </w:rPr>
+        <w:t>Do not reuse W4 as a new final test after receiving feedback.</w:t>
       </w:r>
     </w:p>
     <w:p>
@@ -1717,6 +2760,11 @@
       </w:pPr>
       <w:r>
         <w:t>13. Study a complete case</w:t>
+      </w:r>
+    </w:p>
+    <w:p>
+      <w:r>
+        <w:t>Revisit the complete Statistical tests and assumptions case for supported practice. Repeated examples do not become fresh assessments.</w:t>
       </w:r>
     </w:p>
     <w:p>
@@ -1820,8 +2868,26 @@
       </w:r>
     </w:p>
     <w:p>
-      <w:r>
-        <w:t>Follow the input through the stated procedure to its result. Cover the result first, predict it, then explain every intermediate step. The text/table accompanies the figure so the example can be read without colour.</w:t>
+      <w:pPr>
+        <w:spacing w:line="336" w:lineRule="auto" w:after="180"/>
+      </w:pPr>
+      <w:r>
+        <w:rPr>
+          <w:b w:val="0"/>
+        </w:rPr>
+        <w:t xml:space="preserve">Follow the </w:t>
+      </w:r>
+      <w:r>
+        <w:rPr>
+          <w:b/>
+        </w:rPr>
+        <w:t>input</w:t>
+      </w:r>
+      <w:r>
+        <w:rPr>
+          <w:b w:val="0"/>
+        </w:rPr>
+        <w:t xml:space="preserve"> through the stated procedure to its result. Cover the result first, predict it, then explain every intermediate step. The text/table accompanies the figure so the example can be read without colour.</w:t>
       </w:r>
     </w:p>
     <w:p>
@@ -1871,6 +2937,11 @@
       </w:r>
     </w:p>
     <w:p>
+      <w:r>
+        <w:t>Attempt the reserved new case before feedback. Record support; the earlier examples below remain additional practice.</w:t>
+      </w:r>
+    </w:p>
+    <w:p>
       <w:pPr>
         <w:pStyle w:val="Heading3"/>
       </w:pPr>
@@ -1879,7 +2950,13 @@
       </w:r>
     </w:p>
     <w:p>
-      <w:r>
+      <w:pPr>
+        <w:spacing w:line="336" w:lineRule="auto" w:after="180"/>
+      </w:pPr>
+      <w:r>
+        <w:rPr>
+          <w:b w:val="0"/>
+        </w:rPr>
         <w:t>Differences2, 2, 2 under the same null. Compute two-sided exact p and interpret.</w:t>
       </w:r>
     </w:p>
@@ -1927,7 +3004,13 @@
       </w:r>
     </w:p>
     <w:p>
-      <w:r>
+      <w:pPr>
+        <w:spacing w:line="336" w:lineRule="auto" w:after="180"/>
+      </w:pPr>
+      <w:r>
+        <w:rPr>
+          <w:b w:val="0"/>
+        </w:rPr>
         <w:t>Attempt this case before feedback. Record any help. Earlier examples below are further practice; a case already practised with feedback cannot establish fresh transfer.</w:t>
       </w:r>
     </w:p>
@@ -1940,7 +3023,13 @@
       </w:r>
     </w:p>
     <w:p>
-      <w:r>
+      <w:pPr>
+        <w:spacing w:line="336" w:lineRule="auto" w:after="180"/>
+      </w:pPr>
+      <w:r>
+        <w:rPr>
+          <w:b w:val="0"/>
+        </w:rPr>
         <w:t>Differences2, 2, 2 under the same null. Compute two-sided exact p and interpret.</w:t>
       </w:r>
     </w:p>
@@ -1993,7 +3082,13 @@
       </w:r>
     </w:p>
     <w:p>
-      <w:r>
+      <w:pPr>
+        <w:spacing w:line="336" w:lineRule="auto" w:after="180"/>
+      </w:pPr>
+      <w:r>
+        <w:rPr>
+          <w:b w:val="0"/>
+        </w:rPr>
         <w:t>Record support used: none, hint or teacher explanation. After feedback, a different case is needed to demonstrate independence.</w:t>
       </w:r>
     </w:p>
@@ -2006,8 +3101,25 @@
       </w:r>
     </w:p>
     <w:p>
-      <w:r>
-        <w:t>Attempt the independent case before hints. Record whether you worked alone, used a hint or followed a model. After feedback, fix the first unsupported step and explain why it changed. A later check uses a changed case, not a copied answer.</w:t>
+      <w:pPr>
+        <w:spacing w:line="336" w:lineRule="auto" w:after="180"/>
+      </w:pPr>
+      <w:r>
+        <w:rPr>
+          <w:b w:val="0"/>
+        </w:rPr>
+        <w:t>Attempt the independent case before hints. Record whether you worked alone, used a hint or followed a model. After feedback, fix the first unsupported step and explain why it changed.</w:t>
+      </w:r>
+    </w:p>
+    <w:p>
+      <w:pPr>
+        <w:spacing w:line="336" w:lineRule="auto" w:after="180"/>
+      </w:pPr>
+      <w:r>
+        <w:rPr>
+          <w:b w:val="0"/>
+        </w:rPr>
+        <w:t>A later check uses a changed case, not a copied answer.</w:t>
       </w:r>
     </w:p>
     <w:p>
@@ -2020,6 +3132,17 @@
     </w:p>
     <w:p>
       <w:r>
+        <w:t>Use this map to navigate Statistical tests and assumptions, connect the goals to tasks and keep one evidence record for each attempt.</w:t>
+      </w:r>
+    </w:p>
+    <w:p>
+      <w:pPr>
+        <w:spacing w:line="336" w:lineRule="auto" w:after="180"/>
+      </w:pPr>
+      <w:r>
+        <w:rPr>
+          <w:b w:val="0"/>
+        </w:rPr>
         <w:t>Start with this question: A small exact paired sign-flip test. Compare three independent task pairs under a null that permits each difference’s sign to flip independently with equal probability.</w:t>
       </w:r>
     </w:p>
@@ -2126,13 +3249,61 @@
       </w:tr>
     </w:tbl>
     <w:p>
-      <w:r>
-        <w:t>Remember → watch and explain → try with help → investigate → try independently → keep project evidence. Your teacher may spread this lesson across several classes.</w:t>
-      </w:r>
-    </w:p>
-    <w:p>
-      <w:r>
-        <w:t>Keep your first prediction. Compare it with what the evidence shows and explain any change.</w:t>
+      <w:pPr>
+        <w:spacing w:line="336" w:lineRule="auto" w:after="180"/>
+      </w:pPr>
+      <w:r>
+        <w:rPr>
+          <w:b w:val="0"/>
+        </w:rPr>
+        <w:t xml:space="preserve">Remember → watch and explain → try with help → investigate → try independently → keep project </w:t>
+      </w:r>
+      <w:r>
+        <w:rPr>
+          <w:b/>
+        </w:rPr>
+        <w:t>evidence</w:t>
+      </w:r>
+      <w:r>
+        <w:rPr>
+          <w:b w:val="0"/>
+        </w:rPr>
+        <w:t>. Your teacher may spread this lesson across several classes.</w:t>
+      </w:r>
+    </w:p>
+    <w:p>
+      <w:pPr>
+        <w:spacing w:line="336" w:lineRule="auto" w:after="180"/>
+      </w:pPr>
+      <w:r>
+        <w:rPr>
+          <w:b w:val="0"/>
+        </w:rPr>
+        <w:t xml:space="preserve">Keep your first </w:t>
+      </w:r>
+      <w:r>
+        <w:rPr>
+          <w:b/>
+        </w:rPr>
+        <w:t>prediction</w:t>
+      </w:r>
+      <w:r>
+        <w:rPr>
+          <w:b w:val="0"/>
+        </w:rPr>
+        <w:t xml:space="preserve">. Compare it with what the </w:t>
+      </w:r>
+      <w:r>
+        <w:rPr>
+          <w:b/>
+        </w:rPr>
+        <w:t>evidence</w:t>
+      </w:r>
+      <w:r>
+        <w:rPr>
+          <w:b w:val="0"/>
+        </w:rPr>
+        <w:t xml:space="preserve"> shows and explain any change.</w:t>
       </w:r>
     </w:p>
     <w:p>
@@ -2145,7 +3316,30 @@
     </w:p>
     <w:p>
       <w:r>
-        <w:t>Close your notes. Explain this goal in your own words: Explain the mechanism and terminology of statistical tests and assumptions</w:t>
+        <w:t>Explain Statistical tests and assumptions without notes, identify a remaining question and plan a later check with a changed case.</w:t>
+      </w:r>
+    </w:p>
+    <w:p>
+      <w:pPr>
+        <w:spacing w:line="336" w:lineRule="auto" w:after="180"/>
+      </w:pPr>
+      <w:r>
+        <w:rPr>
+          <w:b w:val="0"/>
+        </w:rPr>
+        <w:t xml:space="preserve">Close your notes. Explain this goal in your own words: Explain the </w:t>
+      </w:r>
+      <w:r>
+        <w:rPr>
+          <w:b/>
+        </w:rPr>
+        <w:t>mechanism</w:t>
+      </w:r>
+      <w:r>
+        <w:rPr>
+          <w:b w:val="0"/>
+        </w:rPr>
+        <w:t xml:space="preserve"> and terminology of statistical tests and assumptions</w:t>
       </w:r>
     </w:p>
     <w:p>
@@ -2182,13 +3376,61 @@
       </w:r>
     </w:p>
     <w:p>
-      <w:r>
-        <w:t>If you are unsure, return to the worked picture and explain one arrow. If you are ready, change an input or assumption and justify your prediction.</w:t>
-      </w:r>
-    </w:p>
-    <w:p>
-      <w:r>
-        <w:t>Save your workbook evidence. At the next review, try a different case before opening your old answer.</w:t>
+      <w:pPr>
+        <w:spacing w:line="336" w:lineRule="auto" w:after="180"/>
+      </w:pPr>
+      <w:r>
+        <w:rPr>
+          <w:b w:val="0"/>
+        </w:rPr>
+        <w:t xml:space="preserve">If you are unsure, return to the worked picture and explain one arrow. If you are ready, change an </w:t>
+      </w:r>
+      <w:r>
+        <w:rPr>
+          <w:b/>
+        </w:rPr>
+        <w:t>input</w:t>
+      </w:r>
+      <w:r>
+        <w:rPr>
+          <w:b w:val="0"/>
+        </w:rPr>
+        <w:t xml:space="preserve"> or assumption and justify your </w:t>
+      </w:r>
+      <w:r>
+        <w:rPr>
+          <w:b/>
+        </w:rPr>
+        <w:t>prediction</w:t>
+      </w:r>
+      <w:r>
+        <w:rPr>
+          <w:b w:val="0"/>
+        </w:rPr>
+        <w:t>.</w:t>
+      </w:r>
+    </w:p>
+    <w:p>
+      <w:pPr>
+        <w:spacing w:line="336" w:lineRule="auto" w:after="180"/>
+      </w:pPr>
+      <w:r>
+        <w:rPr>
+          <w:b w:val="0"/>
+        </w:rPr>
+        <w:t xml:space="preserve">Save your workbook </w:t>
+      </w:r>
+      <w:r>
+        <w:rPr>
+          <w:b/>
+        </w:rPr>
+        <w:t>evidence</w:t>
+      </w:r>
+      <w:r>
+        <w:rPr>
+          <w:b w:val="0"/>
+        </w:rPr>
+        <w:t>. At the next review, try a different case before opening your old answer.</w:t>
       </w:r>
     </w:p>
     <w:p>
@@ -2201,11 +3443,28 @@
     </w:p>
     <w:p>
       <w:r>
+        <w:t>Attempt supported questions before using hints or feedback. Review a missing building block, then keep the completed work.</w:t>
+      </w:r>
+    </w:p>
+    <w:p>
+      <w:pPr>
+        <w:spacing w:line="336" w:lineRule="auto" w:after="180"/>
+      </w:pPr>
+      <w:r>
+        <w:rPr>
+          <w:b w:val="0"/>
+        </w:rPr>
         <w:t>Use this supported practice once, in the browser or on paper. Keep the reserved independent assessment for a separate first attempt before teacher feedback.</w:t>
       </w:r>
     </w:p>
     <w:p>
-      <w:r>
+      <w:pPr>
+        <w:spacing w:line="336" w:lineRule="auto" w:after="180"/>
+      </w:pPr>
+      <w:r>
+        <w:rPr>
+          <w:b w:val="0"/>
+        </w:rPr>
         <w:t>A small exact paired sign-flip test. Compare three independent task pairs under a null that permits each difference’s sign to flip independently with equal probability.</w:t>
       </w:r>
     </w:p>
@@ -2218,22 +3477,49 @@
       </w:r>
     </w:p>
     <w:p>
-      <w:r>
+      <w:pPr>
+        <w:spacing w:line="336" w:lineRule="auto" w:after="180"/>
+      </w:pPr>
+      <w:r>
+        <w:rPr>
+          <w:b w:val="0"/>
+        </w:rPr>
         <w:t>Which labelled step matches this detail? Only -4 and 4 have absolute sum at least 4: exact two-sided p=2/8=0.25.</w:t>
       </w:r>
     </w:p>
     <w:p>
-      <w:r>
+      <w:pPr>
+        <w:spacing w:line="336" w:lineRule="auto" w:after="180"/>
+        <w:shd w:fill="F4F9FC"/>
+      </w:pPr>
+      <w:r>
+        <w:rPr>
+          <w:b w:val="0"/>
+        </w:rPr>
         <w:t>1. Enumerate null sign flips</w:t>
       </w:r>
     </w:p>
     <w:p>
-      <w:r>
+      <w:pPr>
+        <w:spacing w:line="336" w:lineRule="auto" w:after="180"/>
+        <w:shd w:fill="F4F9FC"/>
+      </w:pPr>
+      <w:r>
+        <w:rPr>
+          <w:b w:val="0"/>
+        </w:rPr>
         <w:t>2. Count equally extreme sums</w:t>
       </w:r>
     </w:p>
     <w:p>
-      <w:r>
+      <w:pPr>
+        <w:spacing w:line="336" w:lineRule="auto" w:after="180"/>
+        <w:shd w:fill="F4F9FC"/>
+      </w:pPr>
+      <w:r>
+        <w:rPr>
+          <w:b w:val="0"/>
+        </w:rPr>
         <w:t>3. Preserve paired differences</w:t>
       </w:r>
     </w:p>
@@ -2271,41 +3557,167 @@
       </w:r>
     </w:p>
     <w:p>
-      <w:r>
+      <w:pPr>
+        <w:pStyle w:val="Heading3"/>
+      </w:pPr>
+      <w:r>
+        <w:t>Hint · try first</w:t>
+      </w:r>
+    </w:p>
+    <w:p>
+      <w:pPr>
+        <w:spacing w:line="336" w:lineRule="auto" w:after="180"/>
+        <w:shd w:fill="F1F6F8"/>
+      </w:pPr>
+      <w:r>
+        <w:rPr>
+          <w:b w:val="0"/>
+        </w:rPr>
         <w:t>Hint if needed: Read the steps in the pictorial case. Match the supplied detail to the stage that performs or records it.</w:t>
       </w:r>
     </w:p>
     <w:p>
-      <w:r>
-        <w:t>After your attempt, compare with the supported explanation: Count equally extreme sums Only -4 and 4 have absolute sum at least 4: exact two-sided p=2/8=0.25. A test compares an observed statistic with outcomes under a specified null model. Here the sign-flip assumptions make eight arrangements equally likely. At a predeclared 0.05 threshold, p=0.25 does not reject the null; it does not prove no difference.</w:t>
-      </w:r>
-    </w:p>
-    <w:p>
       <w:pPr>
         <w:pStyle w:val="Heading3"/>
       </w:pPr>
       <w:r>
+        <w:t>Feedback · compare after trying</w:t>
+      </w:r>
+    </w:p>
+    <w:p>
+      <w:pPr>
+        <w:spacing w:line="336" w:lineRule="auto" w:after="180"/>
+        <w:shd w:fill="F1F6FC"/>
+      </w:pPr>
+      <w:r>
+        <w:rPr>
+          <w:b w:val="0"/>
+        </w:rPr>
+        <w:t>After your attempt, compare with the supported explanation: Count equally extreme sums Only -4 and 4 have absolute sum at least 4: exact two-sided p=2/8=0.25.</w:t>
+      </w:r>
+    </w:p>
+    <w:p>
+      <w:pPr>
+        <w:spacing w:line="336" w:lineRule="auto" w:after="180"/>
+        <w:shd w:fill="F1F6FC"/>
+      </w:pPr>
+      <w:r>
+        <w:rPr>
+          <w:b w:val="0"/>
+        </w:rPr>
+        <w:t xml:space="preserve">A test compares an observed statistic with outcomes under a specified </w:t>
+      </w:r>
+      <w:r>
+        <w:rPr>
+          <w:b/>
+        </w:rPr>
+        <w:t>null model</w:t>
+      </w:r>
+      <w:r>
+        <w:rPr>
+          <w:b w:val="0"/>
+        </w:rPr>
+        <w:t>. Here the sign-flip assumptions make eight arrangements equally likely.</w:t>
+      </w:r>
+    </w:p>
+    <w:p>
+      <w:pPr>
+        <w:spacing w:line="336" w:lineRule="auto" w:after="180"/>
+        <w:shd w:fill="F1F6FC"/>
+      </w:pPr>
+      <w:r>
+        <w:rPr>
+          <w:b w:val="0"/>
+        </w:rPr>
+        <w:t>At a predeclared 0.05 threshold, p=0.25 does not reject the null; it does not prove no difference.</w:t>
+      </w:r>
+    </w:p>
+    <w:p>
+      <w:pPr>
+        <w:pStyle w:val="Heading3"/>
+      </w:pPr>
+      <w:r>
         <w:t>Practice 2: explain the deciding evidence</w:t>
       </w:r>
     </w:p>
     <w:p>
-      <w:r>
+      <w:pPr>
+        <w:pStyle w:val="Heading3"/>
+      </w:pPr>
+      <w:r>
+        <w:t>Changed case · predict first</w:t>
+      </w:r>
+    </w:p>
+    <w:p>
+      <w:pPr>
+        <w:spacing w:line="336" w:lineRule="auto" w:after="180"/>
+        <w:shd w:fill="F5F1FB"/>
+      </w:pPr>
+      <w:r>
+        <w:rPr>
+          <w:b w:val="0"/>
+        </w:rPr>
         <w:t>Changed-case practice: Break the task pairing and use unrelated A and B measurements. Which conclusion is supported by the supplied facts?</w:t>
       </w:r>
     </w:p>
     <w:p>
-      <w:r>
-        <w:t>1. We can decide the result without examining the changed input or the procedure.</w:t>
-      </w:r>
-    </w:p>
-    <w:p>
-      <w:r>
+      <w:pPr>
+        <w:spacing w:line="336" w:lineRule="auto" w:after="180"/>
+        <w:shd w:fill="F4F9FC"/>
+      </w:pPr>
+      <w:r>
+        <w:rPr>
+          <w:b w:val="0"/>
+        </w:rPr>
+        <w:t xml:space="preserve">1. We can decide the result without examining the changed </w:t>
+      </w:r>
+      <w:r>
+        <w:rPr>
+          <w:b/>
+        </w:rPr>
+        <w:t>input</w:t>
+      </w:r>
+      <w:r>
+        <w:rPr>
+          <w:b w:val="0"/>
+        </w:rPr>
+        <w:t xml:space="preserve"> or the procedure.</w:t>
+      </w:r>
+    </w:p>
+    <w:p>
+      <w:pPr>
+        <w:spacing w:line="336" w:lineRule="auto" w:after="180"/>
+        <w:shd w:fill="F4F9FC"/>
+      </w:pPr>
+      <w:r>
+        <w:rPr>
+          <w:b w:val="0"/>
+        </w:rPr>
         <w:t>2. This paired sign-flip calculation is no longer justified by the stated design.</w:t>
       </w:r>
     </w:p>
     <w:p>
-      <w:r>
-        <w:t>3. This one example guarantees correct results for every future input.</w:t>
+      <w:pPr>
+        <w:spacing w:line="336" w:lineRule="auto" w:after="180"/>
+        <w:shd w:fill="F4F9FC"/>
+      </w:pPr>
+      <w:r>
+        <w:rPr>
+          <w:b w:val="0"/>
+        </w:rPr>
+        <w:t xml:space="preserve">3. This one example guarantees correct results for every future </w:t>
+      </w:r>
+      <w:r>
+        <w:rPr>
+          <w:b/>
+        </w:rPr>
+        <w:t>input</w:t>
+      </w:r>
+      <w:r>
+        <w:rPr>
+          <w:b w:val="0"/>
+        </w:rPr>
+        <w:t>.</w:t>
       </w:r>
     </w:p>
     <w:p>
@@ -2342,36 +3754,165 @@
       </w:r>
     </w:p>
     <w:p>
-      <w:r>
+      <w:pPr>
+        <w:pStyle w:val="Heading3"/>
+      </w:pPr>
+      <w:r>
+        <w:t>Hint · try first</w:t>
+      </w:r>
+    </w:p>
+    <w:p>
+      <w:pPr>
+        <w:spacing w:line="336" w:lineRule="auto" w:after="180"/>
+        <w:shd w:fill="F1F6F8"/>
+      </w:pPr>
+      <w:r>
+        <w:rPr>
+          <w:b w:val="0"/>
+        </w:rPr>
         <w:t>Hint if needed: Use the changed condition and the deciding step in the pictorial trace. The answer must say what follows from those facts.</w:t>
       </w:r>
     </w:p>
     <w:p>
-      <w:r>
-        <w:t>After your attempt, compare with the supported explanation: This paired sign-flip calculation is no longer justified by the stated design. Its differences must come from the same task, with the declared independent sign-symmetry assumptions.</w:t>
-      </w:r>
-    </w:p>
-    <w:p>
       <w:pPr>
         <w:pStyle w:val="Heading3"/>
       </w:pPr>
       <w:r>
+        <w:t>Feedback · compare after trying</w:t>
+      </w:r>
+    </w:p>
+    <w:p>
+      <w:pPr>
+        <w:spacing w:line="336" w:lineRule="auto" w:after="180"/>
+        <w:shd w:fill="F1F6FC"/>
+      </w:pPr>
+      <w:r>
+        <w:rPr>
+          <w:b w:val="0"/>
+        </w:rPr>
+        <w:t>After your attempt, compare with the supported explanation: This paired sign-flip calculation is no longer justified by the stated design.</w:t>
+      </w:r>
+    </w:p>
+    <w:p>
+      <w:pPr>
+        <w:spacing w:line="336" w:lineRule="auto" w:after="180"/>
+        <w:shd w:fill="F1F6FC"/>
+      </w:pPr>
+      <w:r>
+        <w:rPr>
+          <w:b w:val="0"/>
+        </w:rPr>
+        <w:t>Its differences must come from the same task, with the declared independent sign-symmetry assumptions.</w:t>
+      </w:r>
+    </w:p>
+    <w:p>
+      <w:pPr>
+        <w:pStyle w:val="Heading3"/>
+      </w:pPr>
+      <w:r>
         <w:t>Repair a missing building block</w:t>
       </w:r>
     </w:p>
     <w:p>
-      <w:r>
-        <w:t>Review Effect size and practical importance (ai-7/13). Goal: Explain the mechanism and terminology of effect size and practical importance. Short practice: Calculate the absolute error-rate reduction from 20/1000 to 15/1000. Does it meet the ten-fewer-errors threshold, and what changes when B has eight errors?. Return to this week and explain what you changed.</w:t>
-      </w:r>
-    </w:p>
-    <w:p>
-      <w:r>
-        <w:t>Review Sampling variability (ai-7/11). Goal: Explain the mechanism and terminology of sampling variability. Short practice: Calculate the two four-case rates and their difference. Explain how changed included cases can affect a fixed model, and why identical deterministic records should not differ on a rerun.. Return to this week and explain what you changed.</w:t>
-      </w:r>
-    </w:p>
-    <w:p>
-      <w:r>
-        <w:t>Review Baselines and fair comparisons (ai-7/8). Goal: Explain the mechanism and terminology of baselines and fair comparisons. Short practice: Calculate 6/8 and 7/8 correctness and name the one-case gain. Why is giving B the answer key incompatible with an unseen comparison to the simple baseline?. Return to this week and explain what you changed.</w:t>
+      <w:pPr>
+        <w:spacing w:line="336" w:lineRule="auto" w:after="180"/>
+      </w:pPr>
+      <w:r>
+        <w:rPr>
+          <w:b w:val="0"/>
+        </w:rPr>
+        <w:t xml:space="preserve">Review Effect size and practical importance (ai-7/13). Goal: Explain the </w:t>
+      </w:r>
+      <w:r>
+        <w:rPr>
+          <w:b/>
+        </w:rPr>
+        <w:t>mechanism</w:t>
+      </w:r>
+      <w:r>
+        <w:rPr>
+          <w:b w:val="0"/>
+        </w:rPr>
+        <w:t xml:space="preserve"> and terminology of effect size and practical importance. Short practice: Calculate the absolute error-rate reduction from 20/1000 to 15/1000.</w:t>
+      </w:r>
+    </w:p>
+    <w:p>
+      <w:pPr>
+        <w:spacing w:line="336" w:lineRule="auto" w:after="180"/>
+      </w:pPr>
+      <w:r>
+        <w:rPr>
+          <w:b w:val="0"/>
+        </w:rPr>
+        <w:t>Does it meet the ten-fewer-errors threshold, and what changes when B has eight errors?. Return to this week and explain what you changed.</w:t>
+      </w:r>
+    </w:p>
+    <w:p>
+      <w:pPr>
+        <w:spacing w:line="336" w:lineRule="auto" w:after="180"/>
+      </w:pPr>
+      <w:r>
+        <w:rPr>
+          <w:b w:val="0"/>
+        </w:rPr>
+        <w:t xml:space="preserve">Review Sampling variability (ai-7/11). Goal: Explain the </w:t>
+      </w:r>
+      <w:r>
+        <w:rPr>
+          <w:b/>
+        </w:rPr>
+        <w:t>mechanism</w:t>
+      </w:r>
+      <w:r>
+        <w:rPr>
+          <w:b w:val="0"/>
+        </w:rPr>
+        <w:t xml:space="preserve"> and terminology of sampling variability. Short practice: Calculate the two four-case rates and their difference.</w:t>
+      </w:r>
+    </w:p>
+    <w:p>
+      <w:pPr>
+        <w:spacing w:line="336" w:lineRule="auto" w:after="180"/>
+      </w:pPr>
+      <w:r>
+        <w:rPr>
+          <w:b w:val="0"/>
+        </w:rPr>
+        <w:t>Explain how changed included cases can affect a fixed model, and why identical deterministic records should not differ on a rerun.. Return to this week and explain what you changed.</w:t>
+      </w:r>
+    </w:p>
+    <w:p>
+      <w:pPr>
+        <w:spacing w:line="336" w:lineRule="auto" w:after="180"/>
+      </w:pPr>
+      <w:r>
+        <w:rPr>
+          <w:b w:val="0"/>
+        </w:rPr>
+        <w:t xml:space="preserve">Review Baselines and fair comparisons (ai-7/8). Goal: Explain the </w:t>
+      </w:r>
+      <w:r>
+        <w:rPr>
+          <w:b/>
+        </w:rPr>
+        <w:t>mechanism</w:t>
+      </w:r>
+      <w:r>
+        <w:rPr>
+          <w:b w:val="0"/>
+        </w:rPr>
+        <w:t xml:space="preserve"> and terminology of baselines and fair comparisons. Short practice: Calculate 6/8 and 7/8 correctness and name the one-case gain.</w:t>
+      </w:r>
+    </w:p>
+    <w:p>
+      <w:pPr>
+        <w:spacing w:line="336" w:lineRule="auto" w:after="180"/>
+      </w:pPr>
+      <w:r>
+        <w:rPr>
+          <w:b w:val="0"/>
+        </w:rPr>
+        <w:t>Why is giving B the answer key incompatible with an unseen comparison to the simple baseline?. Return to this week and explain what you changed.</w:t>
       </w:r>
     </w:p>
     <w:p>
@@ -2383,8 +3924,61 @@
       </w:r>
     </w:p>
     <w:p>
-      <w:r>
-        <w:t>The browser lab lets you edit the supported Python examples already included in this lesson. Predict first, run, inspect the actual output or error, change one input, then run again. Keep code, predictions, actual results and a reasoned revision together. On paper, label your result as a trace rather than an execution.</w:t>
+      <w:pPr>
+        <w:spacing w:line="336" w:lineRule="auto" w:after="180"/>
+      </w:pPr>
+      <w:r>
+        <w:rPr>
+          <w:b w:val="0"/>
+        </w:rPr>
+        <w:t xml:space="preserve">The browser lab lets you edit the supported Python examples already included in this lesson. Predict first, run, inspect the actual </w:t>
+      </w:r>
+      <w:r>
+        <w:rPr>
+          <w:b/>
+        </w:rPr>
+        <w:t>output</w:t>
+      </w:r>
+      <w:r>
+        <w:rPr>
+          <w:b w:val="0"/>
+        </w:rPr>
+        <w:t xml:space="preserve"> or error, change one </w:t>
+      </w:r>
+      <w:r>
+        <w:rPr>
+          <w:b/>
+        </w:rPr>
+        <w:t>input</w:t>
+      </w:r>
+      <w:r>
+        <w:rPr>
+          <w:b w:val="0"/>
+        </w:rPr>
+        <w:t>, then run again.</w:t>
+      </w:r>
+    </w:p>
+    <w:p>
+      <w:pPr>
+        <w:spacing w:line="336" w:lineRule="auto" w:after="180"/>
+      </w:pPr>
+      <w:r>
+        <w:rPr>
+          <w:b w:val="0"/>
+        </w:rPr>
+        <w:t xml:space="preserve">Keep code, </w:t>
+      </w:r>
+      <w:r>
+        <w:rPr>
+          <w:b/>
+        </w:rPr>
+        <w:t>prediction</w:t>
+      </w:r>
+      <w:r>
+        <w:rPr>
+          <w:b w:val="0"/>
+        </w:rPr>
+        <w:t>s, actual results and a reasoned revision together. On paper, label your result as a trace rather than an execution.</w:t>
       </w:r>
     </w:p>
     <w:p>
@@ -2396,8 +3990,579 @@
       </w:r>
     </w:p>
     <w:p>
-      <w:r>
-        <w:t>Use Download completed work in the hosted lesson to export your answers, reflections, practice feedback and code-run evidence. Open the HTML copy to read or print it. Drafts stay in this browser when storage is available; clear drafts on a shared device.</w:t>
+      <w:pPr>
+        <w:spacing w:line="336" w:lineRule="auto" w:after="180"/>
+      </w:pPr>
+      <w:r>
+        <w:rPr>
+          <w:b w:val="0"/>
+        </w:rPr>
+        <w:t xml:space="preserve">Use Download completed work in the hosted lesson to export your answers, reflections, practice feedback and code-run </w:t>
+      </w:r>
+      <w:r>
+        <w:rPr>
+          <w:b/>
+        </w:rPr>
+        <w:t>evidence</w:t>
+      </w:r>
+      <w:r>
+        <w:rPr>
+          <w:b w:val="0"/>
+        </w:rPr>
+        <w:t>. Open the HTML copy to read or print it.</w:t>
+      </w:r>
+    </w:p>
+    <w:p>
+      <w:pPr>
+        <w:spacing w:line="336" w:lineRule="auto" w:after="180"/>
+      </w:pPr>
+      <w:r>
+        <w:rPr>
+          <w:b w:val="0"/>
+        </w:rPr>
+        <w:t>Drafts stay in this browser when storage is available; clear drafts on a shared device.</w:t>
+      </w:r>
+    </w:p>
+    <w:p>
+      <w:pPr>
+        <w:pStyle w:val="Heading1"/>
+      </w:pPr>
+      <w:r>
+        <w:t>18. Visual concept journey</w:t>
+      </w:r>
+    </w:p>
+    <w:p>
+      <w:r>
+        <w:t>Explain each Statistical tests and assumptions graphic using its labels, deciding evidence and relevant limitation.</w:t>
+      </w:r>
+    </w:p>
+    <w:p>
+      <w:pPr>
+        <w:pStyle w:val="Heading3"/>
+      </w:pPr>
+      <w:r>
+        <w:t>01. Statistical tests and assumptions: the case</w:t>
+      </w:r>
+    </w:p>
+    <w:p>
+      <w:r>
+        <w:drawing>
+          <wp:inline xmlns:a="http://schemas.openxmlformats.org/drawingml/2006/main" xmlns:pic="http://schemas.openxmlformats.org/drawingml/2006/picture">
+            <wp:extent cx="5486400" cy="2843784"/>
+            <wp:docPr id="3" name="Picture 3" descr="A small exact paired sign-flip test. Compare three independent task pairs under a null that permits each difference’s sign to flip independently with equal probability. Supplied facts: A times [5,8,4] seconds; B [4,6,3]. Differences B−A are [-1,-2,-1]. Use a two-sided statistic: absolute sum of differences. Assume the stated sign-symmetry null is appropriate."/>
+            <wp:cNvGraphicFramePr>
+              <a:graphicFrameLocks noChangeAspect="1"/>
+            </wp:cNvGraphicFramePr>
+            <a:graphic>
+              <a:graphicData uri="http://schemas.openxmlformats.org/drawingml/2006/picture">
+                <pic:pic>
+                  <pic:nvPicPr>
+                    <pic:cNvPr id="0" name="academy-story-ai-7-14-01.png"/>
+                    <pic:cNvPicPr/>
+                  </pic:nvPicPr>
+                  <pic:blipFill>
+                    <a:blip r:embed="rId11"/>
+                    <a:stretch>
+                      <a:fillRect/>
+                    </a:stretch>
+                  </pic:blipFill>
+                  <pic:spPr>
+                    <a:xfrm>
+                      <a:off x="0" y="0"/>
+                      <a:ext cx="5486400" cy="2843784"/>
+                    </a:xfrm>
+                    <a:prstGeom prst="rect"/>
+                  </pic:spPr>
+                </pic:pic>
+              </a:graphicData>
+            </a:graphic>
+          </wp:inline>
+        </w:drawing>
+      </w:r>
+    </w:p>
+    <w:p>
+      <w:pPr>
+        <w:spacing w:line="336" w:lineRule="auto" w:after="180"/>
+      </w:pPr>
+      <w:r>
+        <w:rPr>
+          <w:b w:val="0"/>
+        </w:rPr>
+        <w:t>A small exact paired sign-flip test. Compare three independent task pairs under a null that permits each difference’s sign to flip independently with equal probability. Supplied facts: A times [5,8,4] seconds; B [4,6,3].</w:t>
+      </w:r>
+    </w:p>
+    <w:p>
+      <w:pPr>
+        <w:spacing w:line="336" w:lineRule="auto" w:after="180"/>
+      </w:pPr>
+      <w:r>
+        <w:rPr>
+          <w:b w:val="0"/>
+        </w:rPr>
+        <w:t>Differences B−A are [-1,-2,-1]. Use a two-sided statistic: absolute sum of differences. Assume the stated sign-symmetry null is appropriate.</w:t>
+      </w:r>
+    </w:p>
+    <w:p>
+      <w:pPr>
+        <w:spacing w:line="336" w:lineRule="auto" w:after="180"/>
+        <w:shd w:fill="F5F1FB"/>
+      </w:pPr>
+      <w:r>
+        <w:rPr>
+          <w:b w:val="0"/>
+        </w:rPr>
+        <w:t>Point to the given fact that matters most. Explain why it matters.</w:t>
+      </w:r>
+    </w:p>
+    <w:p>
+      <w:pPr>
+        <w:pStyle w:val="Heading3"/>
+      </w:pPr>
+      <w:r>
+        <w:t>02. Follow the deciding steps</w:t>
+      </w:r>
+    </w:p>
+    <w:p>
+      <w:r>
+        <w:drawing>
+          <wp:inline xmlns:a="http://schemas.openxmlformats.org/drawingml/2006/main" xmlns:pic="http://schemas.openxmlformats.org/drawingml/2006/picture">
+            <wp:extent cx="5486400" cy="3182112"/>
+            <wp:docPr id="4" name="Picture 4" descr="Preserve paired differences: Differences are -1,-2,-1; their sum is -4 and mean is -4/3 seconds. → Enumerate null sign flips: Eight equally likely flips give sums -4,-2,0,2,4 with counts 1,2,2,2,1. → Count equally extreme sums: Only -4 and 4 have absolute sum at least 4: exact two-sided p=2/8=0.25."/>
+            <wp:cNvGraphicFramePr>
+              <a:graphicFrameLocks noChangeAspect="1"/>
+            </wp:cNvGraphicFramePr>
+            <a:graphic>
+              <a:graphicData uri="http://schemas.openxmlformats.org/drawingml/2006/picture">
+                <pic:pic>
+                  <pic:nvPicPr>
+                    <pic:cNvPr id="0" name="academy-story-ai-7-14-02.png"/>
+                    <pic:cNvPicPr/>
+                  </pic:nvPicPr>
+                  <pic:blipFill>
+                    <a:blip r:embed="rId12"/>
+                    <a:stretch>
+                      <a:fillRect/>
+                    </a:stretch>
+                  </pic:blipFill>
+                  <pic:spPr>
+                    <a:xfrm>
+                      <a:off x="0" y="0"/>
+                      <a:ext cx="5486400" cy="3182112"/>
+                    </a:xfrm>
+                    <a:prstGeom prst="rect"/>
+                  </pic:spPr>
+                </pic:pic>
+              </a:graphicData>
+            </a:graphic>
+          </wp:inline>
+        </w:drawing>
+      </w:r>
+    </w:p>
+    <w:p>
+      <w:pPr>
+        <w:spacing w:line="336" w:lineRule="auto" w:after="180"/>
+      </w:pPr>
+      <w:r>
+        <w:rPr>
+          <w:b w:val="0"/>
+        </w:rPr>
+        <w:t>Preserve paired differences: Differences are -1,-2,-1; their sum is -4 and mean is -4/3 seconds. → Enumerate null sign flips: Eight equally likely flips give sums -4,-2,0,2,4 with counts 1,2,2,2,1. → Count equally extreme sums: Only -4 and 4 have absolute sum at least 4: exact two-sided p=2/8=0.25.</w:t>
+      </w:r>
+    </w:p>
+    <w:p>
+      <w:pPr>
+        <w:spacing w:line="336" w:lineRule="auto" w:after="180"/>
+        <w:shd w:fill="F5F1FB"/>
+      </w:pPr>
+      <w:r>
+        <w:rPr>
+          <w:b w:val="0"/>
+        </w:rPr>
+        <w:t xml:space="preserve">Point to each numbered stage and explain which recorded </w:t>
+      </w:r>
+      <w:r>
+        <w:rPr>
+          <w:b/>
+        </w:rPr>
+        <w:t>input</w:t>
+      </w:r>
+      <w:r>
+        <w:rPr>
+          <w:b w:val="0"/>
+        </w:rPr>
+        <w:t xml:space="preserve"> it uses.</w:t>
+      </w:r>
+    </w:p>
+    <w:p>
+      <w:pPr>
+        <w:pStyle w:val="Heading3"/>
+      </w:pPr>
+      <w:r>
+        <w:t>03. Three independent paired task times</w:t>
+      </w:r>
+    </w:p>
+    <w:p>
+      <w:r>
+        <w:drawing>
+          <wp:inline xmlns:a="http://schemas.openxmlformats.org/drawingml/2006/main" xmlns:pic="http://schemas.openxmlformats.org/drawingml/2006/picture">
+            <wp:extent cx="5486400" cy="3617976"/>
+            <wp:docPr id="5" name="Picture 5" descr="Three independent paired task times. Task 1: A seconds = 5, B seconds = 4, B−A seconds = -1. Task 2: A seconds = 8, B seconds = 6, B−A seconds = -2. Task 3: A seconds = 4, B seconds = 3, B−A seconds = -1."/>
+            <wp:cNvGraphicFramePr>
+              <a:graphicFrameLocks noChangeAspect="1"/>
+            </wp:cNvGraphicFramePr>
+            <a:graphic>
+              <a:graphicData uri="http://schemas.openxmlformats.org/drawingml/2006/picture">
+                <pic:pic>
+                  <pic:nvPicPr>
+                    <pic:cNvPr id="0" name="academy-story-ai-7-14-03.png"/>
+                    <pic:cNvPicPr/>
+                  </pic:nvPicPr>
+                  <pic:blipFill>
+                    <a:blip r:embed="rId13"/>
+                    <a:stretch>
+                      <a:fillRect/>
+                    </a:stretch>
+                  </pic:blipFill>
+                  <pic:spPr>
+                    <a:xfrm>
+                      <a:off x="0" y="0"/>
+                      <a:ext cx="5486400" cy="3617976"/>
+                    </a:xfrm>
+                    <a:prstGeom prst="rect"/>
+                  </pic:spPr>
+                </pic:pic>
+              </a:graphicData>
+            </a:graphic>
+          </wp:inline>
+        </w:drawing>
+      </w:r>
+    </w:p>
+    <w:p>
+      <w:pPr>
+        <w:spacing w:line="336" w:lineRule="auto" w:after="180"/>
+      </w:pPr>
+      <w:r>
+        <w:rPr>
+          <w:b w:val="0"/>
+        </w:rPr>
+        <w:t>Three independent paired task times. Task 1: A seconds = 5, B seconds = 4, B−A seconds = -1. Task 2: A seconds = 8, B seconds = 6, B−A seconds = -2. Task 3: A seconds = 4, B seconds = 3, B−A seconds = -1.</w:t>
+      </w:r>
+    </w:p>
+    <w:p>
+      <w:pPr>
+        <w:spacing w:line="336" w:lineRule="auto" w:after="180"/>
+        <w:shd w:fill="F5F1FB"/>
+      </w:pPr>
+      <w:r>
+        <w:rPr>
+          <w:b w:val="0"/>
+        </w:rPr>
+        <w:t>Read the labels and values. Explain the relationship the model shows.</w:t>
+      </w:r>
+    </w:p>
+    <w:p>
+      <w:pPr>
+        <w:pStyle w:val="Heading3"/>
+      </w:pPr>
+      <w:r>
+        <w:t>04. Change one thing. Trace what follows.</w:t>
+      </w:r>
+    </w:p>
+    <w:p>
+      <w:r>
+        <w:drawing>
+          <wp:inline xmlns:a="http://schemas.openxmlformats.org/drawingml/2006/main" xmlns:pic="http://schemas.openxmlformats.org/drawingml/2006/picture">
+            <wp:extent cx="5486400" cy="3179064"/>
+            <wp:docPr id="6" name="Picture 6" descr="Original case: Only -4 and 4 have absolute sum at least 4: exact two-sided p=2/8=0.25. Changed condition: Break the task pairing and use unrelated A and B measurements. Expected result: This paired sign-flip calculation is no longer justified by the stated design. Reason: Its differences must come from the same task, with the declared independent sign-symmetry assumptions."/>
+            <wp:cNvGraphicFramePr>
+              <a:graphicFrameLocks noChangeAspect="1"/>
+            </wp:cNvGraphicFramePr>
+            <a:graphic>
+              <a:graphicData uri="http://schemas.openxmlformats.org/drawingml/2006/picture">
+                <pic:pic>
+                  <pic:nvPicPr>
+                    <pic:cNvPr id="0" name="academy-story-ai-7-14-04.png"/>
+                    <pic:cNvPicPr/>
+                  </pic:nvPicPr>
+                  <pic:blipFill>
+                    <a:blip r:embed="rId14"/>
+                    <a:stretch>
+                      <a:fillRect/>
+                    </a:stretch>
+                  </pic:blipFill>
+                  <pic:spPr>
+                    <a:xfrm>
+                      <a:off x="0" y="0"/>
+                      <a:ext cx="5486400" cy="3179064"/>
+                    </a:xfrm>
+                    <a:prstGeom prst="rect"/>
+                  </pic:spPr>
+                </pic:pic>
+              </a:graphicData>
+            </a:graphic>
+          </wp:inline>
+        </w:drawing>
+      </w:r>
+    </w:p>
+    <w:p>
+      <w:pPr>
+        <w:spacing w:line="336" w:lineRule="auto" w:after="180"/>
+      </w:pPr>
+      <w:r>
+        <w:rPr>
+          <w:b w:val="0"/>
+        </w:rPr>
+        <w:t>Original case: Only -4 and 4 have absolute sum at least 4: exact two-sided p=2/8=0.25. Changed condition: Break the task pairing and use unrelated A and B measurements.</w:t>
+      </w:r>
+    </w:p>
+    <w:p>
+      <w:pPr>
+        <w:spacing w:line="336" w:lineRule="auto" w:after="180"/>
+      </w:pPr>
+      <w:r>
+        <w:rPr>
+          <w:b w:val="0"/>
+        </w:rPr>
+        <w:t>Expected result: This paired sign-flip calculation is no longer justified by the stated design. Reason: Its differences must come from the same task, with the declared independent sign-symmetry assumptions.</w:t>
+      </w:r>
+    </w:p>
+    <w:p>
+      <w:pPr>
+        <w:spacing w:line="336" w:lineRule="auto" w:after="180"/>
+        <w:shd w:fill="F5F1FB"/>
+      </w:pPr>
+      <w:r>
+        <w:rPr>
+          <w:b w:val="0"/>
+        </w:rPr>
+        <w:t>Predict before checking the worked changed-case result. Name what changed and what the supplied facts allow you to conclude.</w:t>
+      </w:r>
+    </w:p>
+    <w:p>
+      <w:pPr>
+        <w:pStyle w:val="Heading3"/>
+      </w:pPr>
+      <w:r>
+        <w:t>05. Connect the explanation to its limit</w:t>
+      </w:r>
+    </w:p>
+    <w:p>
+      <w:r>
+        <w:drawing>
+          <wp:inline xmlns:a="http://schemas.openxmlformats.org/drawingml/2006/main" xmlns:pic="http://schemas.openxmlformats.org/drawingml/2006/picture">
+            <wp:extent cx="5486400" cy="2834640"/>
+            <wp:docPr id="7" name="Picture 7" descr="A test compares an observed statistic with outcomes under a specified null model. Here the sign-flip assumptions make eight arrangements equally likely. At a predeclared 0.05 threshold, p=0.25 does not reject the null; it does not prove no difference. Limit: Three pairs provide coarse evidence. The p-value is not the probability that the null is true; invalid independence or symmetry assumptions invalidate this test."/>
+            <wp:cNvGraphicFramePr>
+              <a:graphicFrameLocks noChangeAspect="1"/>
+            </wp:cNvGraphicFramePr>
+            <a:graphic>
+              <a:graphicData uri="http://schemas.openxmlformats.org/drawingml/2006/picture">
+                <pic:pic>
+                  <pic:nvPicPr>
+                    <pic:cNvPr id="0" name="academy-story-ai-7-14-05.png"/>
+                    <pic:cNvPicPr/>
+                  </pic:nvPicPr>
+                  <pic:blipFill>
+                    <a:blip r:embed="rId15"/>
+                    <a:stretch>
+                      <a:fillRect/>
+                    </a:stretch>
+                  </pic:blipFill>
+                  <pic:spPr>
+                    <a:xfrm>
+                      <a:off x="0" y="0"/>
+                      <a:ext cx="5486400" cy="2834640"/>
+                    </a:xfrm>
+                    <a:prstGeom prst="rect"/>
+                  </pic:spPr>
+                </pic:pic>
+              </a:graphicData>
+            </a:graphic>
+          </wp:inline>
+        </w:drawing>
+      </w:r>
+    </w:p>
+    <w:p>
+      <w:pPr>
+        <w:spacing w:line="336" w:lineRule="auto" w:after="180"/>
+      </w:pPr>
+      <w:r>
+        <w:rPr>
+          <w:b w:val="0"/>
+        </w:rPr>
+        <w:t xml:space="preserve">A test compares an observed statistic with outcomes under a specified </w:t>
+      </w:r>
+      <w:r>
+        <w:rPr>
+          <w:b/>
+        </w:rPr>
+        <w:t>null model</w:t>
+      </w:r>
+      <w:r>
+        <w:rPr>
+          <w:b w:val="0"/>
+        </w:rPr>
+        <w:t>. Here the sign-flip assumptions make eight arrangements equally likely.</w:t>
+      </w:r>
+    </w:p>
+    <w:p>
+      <w:pPr>
+        <w:spacing w:line="336" w:lineRule="auto" w:after="180"/>
+      </w:pPr>
+      <w:r>
+        <w:rPr>
+          <w:b w:val="0"/>
+        </w:rPr>
+        <w:t xml:space="preserve">At a predeclared 0.05 threshold, p=0.25 does not reject the null; it does not prove no difference. Limit: Three pairs provide coarse </w:t>
+      </w:r>
+      <w:r>
+        <w:rPr>
+          <w:b/>
+        </w:rPr>
+        <w:t>evidence</w:t>
+      </w:r>
+      <w:r>
+        <w:rPr>
+          <w:b w:val="0"/>
+        </w:rPr>
+        <w:t>.</w:t>
+      </w:r>
+    </w:p>
+    <w:p>
+      <w:pPr>
+        <w:spacing w:line="336" w:lineRule="auto" w:after="180"/>
+      </w:pPr>
+      <w:r>
+        <w:rPr>
+          <w:b w:val="0"/>
+        </w:rPr>
+        <w:t xml:space="preserve">The </w:t>
+      </w:r>
+      <w:r>
+        <w:rPr>
+          <w:b/>
+        </w:rPr>
+        <w:t>p-value</w:t>
+      </w:r>
+      <w:r>
+        <w:rPr>
+          <w:b w:val="0"/>
+        </w:rPr>
+        <w:t xml:space="preserve"> is not the probability that the null is true; invalid independence or symmetry assumptions invalidate this test.</w:t>
+      </w:r>
+    </w:p>
+    <w:p>
+      <w:pPr>
+        <w:spacing w:line="336" w:lineRule="auto" w:after="180"/>
+        <w:shd w:fill="F5F1FB"/>
+      </w:pPr>
+      <w:r>
+        <w:rPr>
+          <w:b w:val="0"/>
+        </w:rPr>
+        <w:t>Explain the case, then point to a limit on the claim.</w:t>
+      </w:r>
+    </w:p>
+    <w:p>
+      <w:pPr>
+        <w:pStyle w:val="Heading3"/>
+      </w:pPr>
+      <w:r>
+        <w:t>06. Make the idea visible in your project</w:t>
+      </w:r>
+    </w:p>
+    <w:p>
+      <w:r>
+        <w:drawing>
+          <wp:inline xmlns:a="http://schemas.openxmlformats.org/drawingml/2006/main" xmlns:pic="http://schemas.openxmlformats.org/drawingml/2006/picture">
+            <wp:extent cx="5486400" cy="3529584"/>
+            <wp:docPr id="8" name="Picture 8" descr="For the Reproducible AI Research Study, save paired differences, the null assumptions, all eight sign arrangements and the decision rule. Draw your input, deciding step, result and limit. Supported question: Calculate each paired difference and the observed sum. Count null arrangements with absolute sum at least four, compute p, and explain the decision at threshold 0.05."/>
+            <wp:cNvGraphicFramePr>
+              <a:graphicFrameLocks noChangeAspect="1"/>
+            </wp:cNvGraphicFramePr>
+            <a:graphic>
+              <a:graphicData uri="http://schemas.openxmlformats.org/drawingml/2006/picture">
+                <pic:pic>
+                  <pic:nvPicPr>
+                    <pic:cNvPr id="0" name="academy-story-ai-7-14-06.png"/>
+                    <pic:cNvPicPr/>
+                  </pic:nvPicPr>
+                  <pic:blipFill>
+                    <a:blip r:embed="rId16"/>
+                    <a:stretch>
+                      <a:fillRect/>
+                    </a:stretch>
+                  </pic:blipFill>
+                  <pic:spPr>
+                    <a:xfrm>
+                      <a:off x="0" y="0"/>
+                      <a:ext cx="5486400" cy="3529584"/>
+                    </a:xfrm>
+                    <a:prstGeom prst="rect"/>
+                  </pic:spPr>
+                </pic:pic>
+              </a:graphicData>
+            </a:graphic>
+          </wp:inline>
+        </w:drawing>
+      </w:r>
+    </w:p>
+    <w:p>
+      <w:pPr>
+        <w:spacing w:line="336" w:lineRule="auto" w:after="180"/>
+      </w:pPr>
+      <w:r>
+        <w:rPr>
+          <w:b w:val="0"/>
+        </w:rPr>
+        <w:t xml:space="preserve">For the Reproducible AI Research Study, save paired differences, the null assumptions, all eight sign arrangements and the decision rule. Draw your </w:t>
+      </w:r>
+      <w:r>
+        <w:rPr>
+          <w:b/>
+        </w:rPr>
+        <w:t>input</w:t>
+      </w:r>
+      <w:r>
+        <w:rPr>
+          <w:b w:val="0"/>
+        </w:rPr>
+        <w:t>, deciding step, result and limit.</w:t>
+      </w:r>
+    </w:p>
+    <w:p>
+      <w:pPr>
+        <w:spacing w:line="336" w:lineRule="auto" w:after="180"/>
+      </w:pPr>
+      <w:r>
+        <w:rPr>
+          <w:b w:val="0"/>
+        </w:rPr>
+        <w:t>Supported question: Calculate each paired difference and the observed sum. Count null arrangements with absolute sum at least four, compute p, and explain the decision at threshold 0.05.</w:t>
+      </w:r>
+    </w:p>
+    <w:p>
+      <w:pPr>
+        <w:spacing w:line="336" w:lineRule="auto" w:after="180"/>
+        <w:shd w:fill="F5F1FB"/>
+      </w:pPr>
+      <w:r>
+        <w:rPr>
+          <w:b w:val="0"/>
+        </w:rPr>
+        <w:t xml:space="preserve">Draw your project trace and justify the deciding step using </w:t>
+      </w:r>
+      <w:r>
+        <w:rPr>
+          <w:b/>
+        </w:rPr>
+        <w:t>evidence</w:t>
+      </w:r>
+      <w:r>
+        <w:rPr>
+          <w:b w:val="0"/>
+        </w:rPr>
+        <w:t>.</w:t>
       </w:r>
     </w:p>
     <w:sectPr>

--- a/downloads/student/ai-7-week-14.docx
+++ b/downloads/student/ai-7-week-14.docx
@@ -516,7 +516,7 @@
           </w:tcPr>
           <w:p>
             <w:r>
-              <w:t>Differences1, 1, 1 have observed mean1. Enumerate8 assignments.</w:t>
+              <w:t>Three independent paired differences are 1, 1, 1. Under the stated symmetric zero-effect null, all eight independent sign assignments are equally likely. Use the absolute mean, include equally extreme ties, and compare the exact two-sided p-value with alpha 0.05.</w:t>
             </w:r>
           </w:p>
         </w:tc>
@@ -653,7 +653,7 @@
         <w:rPr>
           <w:b w:val="0"/>
         </w:rPr>
-        <w:t>Differences1, 1, 1 have observed mean1. Enumerate8 assignments. Show the intermediate steps and give the conclusion with its scope.</w:t>
+        <w:t>Three independent paired differences are 1, 1, 1. Under the stated symmetric zero-effect null, all eight independent sign assignments are equally likely. Use the absolute mean, include equally extreme ties, and compare the exact two-sided p-value with alpha 0.05. Show the intermediate steps and give the conclusion with its scope.</w:t>
       </w:r>
     </w:p>
     <w:p>
@@ -922,7 +922,7 @@
         <w:rPr>
           <w:b w:val="0"/>
         </w:rPr>
-        <w:t>Differences1, 1, 1 have observed mean1. Enumerate8 assignments.</w:t>
+        <w:t>Three independent paired differences are 1, 1, 1. Under the stated symmetric zero-effect null, all eight independent sign assignments are equally likely. Use the absolute mean, include equally extreme ties, and compare the exact two-sided p-value with alpha 0.05.</w:t>
       </w:r>
     </w:p>
     <w:p>
@@ -2050,7 +2050,7 @@
         <w:rPr>
           <w:b w:val="0"/>
         </w:rPr>
-        <w:t>Differences1, 1, 1 have observed mean1. Enumerate8 assignments. Show the intermediate steps and give the conclusion with its scope.</w:t>
+        <w:t>Three independent paired differences are 1, 1, 1. Under the stated symmetric zero-effect null, all eight independent sign assignments are equally likely. Use the absolute mean, include equally extreme ties, and compare the exact two-sided p-value with alpha 0.05. Show the intermediate steps and give the conclusion with its scope.</w:t>
       </w:r>
     </w:p>
     <w:p>
@@ -2836,7 +2836,7 @@
           </w:tcPr>
           <w:p>
             <w:r>
-              <w:t>Differences1, 1, 1 have observed mean1. Enumerate8 assignments.</w:t>
+              <w:t>Three independent paired differences are 1, 1, 1. Under the stated symmetric zero-effect null, all eight independent sign assignments are equally likely. Use the absolute mean, include equally extreme ties, and compare the exact two-sided p-value with alpha 0.05.</w:t>
             </w:r>
           </w:p>
         </w:tc>
@@ -2957,7 +2957,7 @@
         <w:rPr>
           <w:b w:val="0"/>
         </w:rPr>
-        <w:t>Differences2, 2, 2 under the same null. Compute two-sided exact p and interpret.</w:t>
+        <w:t>Three independent paired differences are 2, 2, 2. Assume a symmetric zero-effect null under which each sign flips independently with equal probability. Enumerate all eight assignments. The statistic is absolute mean; include ties as equally extreme. Compute the two-sided exact p-value and interpret at alpha 0.05.</w:t>
       </w:r>
     </w:p>
     <w:p>
@@ -3030,7 +3030,7 @@
         <w:rPr>
           <w:b w:val="0"/>
         </w:rPr>
-        <w:t>Differences2, 2, 2 under the same null. Compute two-sided exact p and interpret.</w:t>
+        <w:t>Three independent paired differences are 2, 2, 2. Assume a symmetric zero-effect null under which each sign flips independently with equal probability. Enumerate all eight assignments. The statistic is absolute mean; include ties as equally extreme. Compute the two-sided exact p-value and interpret at alpha 0.05.</w:t>
       </w:r>
     </w:p>
     <w:p>

--- a/downloads/student/ai-7-week-14.docx
+++ b/downloads/student/ai-7-week-14.docx
@@ -25,12 +25,17 @@
         <w:pStyle w:val="Heading1"/>
       </w:pPr>
       <w:r>
-        <w:t>Before you start</w:t>
-      </w:r>
-    </w:p>
-    <w:p>
-      <w:r>
-        <w:t>Recall Effect size and practical importance. Explain why a recorded result needs its input conditions and evidence source before it can support a claim.</w:t>
+        <w:t>State the null. Enumerate the signs. Count inclusive extremes.</w:t>
+      </w:r>
+    </w:p>
+    <w:p>
+      <w:r>
+        <w:t>Calculate an exact paired sign-flip p-value while preserving pairing, arithmetic scale and non-rejection limits.</w:t>
+      </w:r>
+    </w:p>
+    <w:p>
+      <w:r>
+        <w:t>Paired-null contract → all-eight-assignment ledger → native paired-time null chart → tie/scale probes → rational enumeration → independent rescaled differences.</w:t>
       </w:r>
     </w:p>
     <w:p>
@@ -38,20 +43,20 @@
         <w:pStyle w:val="Heading1"/>
       </w:pPr>
       <w:r>
-        <w:t>01. Your mission</w:t>
-      </w:r>
-    </w:p>
-    <w:p>
-      <w:r>
-        <w:t>Start with the target: Explain the mechanism and terminology of statistical tests and assumptions. Try the recall before opening notes.</w:t>
-      </w:r>
-    </w:p>
-    <w:p>
-      <w:pPr>
-        <w:pStyle w:val="Heading3"/>
-      </w:pPr>
-      <w:r>
-        <w:t>Your learning target</w:t>
+        <w:t>01. Compare a statistic with an explicit null distribution</w:t>
+      </w:r>
+    </w:p>
+    <w:p>
+      <w:r>
+        <w:t>Keep valid pairing, sign assumptions, tail rule and decision threshold visible.</w:t>
+      </w:r>
+    </w:p>
+    <w:p>
+      <w:pPr>
+        <w:pStyle w:val="Heading2"/>
+      </w:pPr>
+      <w:r>
+        <w:t>Learning goals</w:t>
       </w:r>
     </w:p>
     <w:p>
@@ -101,10 +106,10 @@
     </w:p>
     <w:p>
       <w:pPr>
-        <w:pStyle w:val="Heading3"/>
-      </w:pPr>
-      <w:r>
-        <w:t>Remember before reading</w:t>
+        <w:pStyle w:val="Heading2"/>
+      </w:pPr>
+      <w:r>
+        <w:t>Retrieve effect magnitude, practical thresholds and sampling assumptions</w:t>
       </w:r>
     </w:p>
     <w:p>
@@ -176,6 +181,88 @@
     </w:p>
     <w:p>
       <w:pPr>
+        <w:pStyle w:val="Heading2"/>
+      </w:pPr>
+      <w:r>
+        <w:t>Prerequisite and starting response</w:t>
+      </w:r>
+    </w:p>
+    <w:p>
+      <w:pPr>
+        <w:pStyle w:val="ListBullet"/>
+      </w:pPr>
+      <w:r>
+        <w:t>Recall Effect size and practical importance. Explain why a recorded result needs its input conditions and evidence source before it can support a claim.</w:t>
+      </w:r>
+    </w:p>
+    <w:p>
+      <w:pPr>
+        <w:pStyle w:val="Heading3"/>
+      </w:pPr>
+      <w:r>
+        <w:t>My starting explanation</w:t>
+      </w:r>
+    </w:p>
+    <w:p>
+      <w:r>
+        <w:t>________________________________________________________________</w:t>
+      </w:r>
+    </w:p>
+    <w:p>
+      <w:r>
+        <w:t>________________________________________________________________</w:t>
+      </w:r>
+    </w:p>
+    <w:p>
+      <w:r>
+        <w:t>________________________________________________________________</w:t>
+      </w:r>
+    </w:p>
+    <w:p>
+      <w:pPr>
+        <w:pStyle w:val="Heading2"/>
+      </w:pPr>
+      <w:r>
+        <w:t>End goal</w:t>
+      </w:r>
+    </w:p>
+    <w:p>
+      <w:pPr>
+        <w:spacing w:line="336" w:lineRule="auto" w:after="180"/>
+      </w:pPr>
+      <w:r>
+        <w:rPr>
+          <w:b w:val="0"/>
+        </w:rPr>
+        <w:t>Explain statistical tests and assumptions using the records and boundaries of this fictional investigation.</w:t>
+      </w:r>
+    </w:p>
+    <w:p>
+      <w:pPr>
+        <w:pStyle w:val="Heading2"/>
+      </w:pPr>
+      <w:r>
+        <w:t>Earlier wording, alternatives and picture transcripts · reference / check after trying</w:t>
+      </w:r>
+    </w:p>
+    <w:p>
+      <w:pPr>
+        <w:pStyle w:val="Heading3"/>
+      </w:pPr>
+      <w:r>
+        <w:t>Your learning target</w:t>
+      </w:r>
+    </w:p>
+    <w:p>
+      <w:pPr>
+        <w:pStyle w:val="Heading3"/>
+      </w:pPr>
+      <w:r>
+        <w:t>Remember before reading</w:t>
+      </w:r>
+    </w:p>
+    <w:p>
+      <w:pPr>
         <w:spacing w:line="336" w:lineRule="auto" w:after="180"/>
       </w:pPr>
       <w:r>
@@ -240,13 +327,906 @@
     </w:p>
     <w:p>
       <w:pPr>
+        <w:pStyle w:val="Heading3"/>
+      </w:pPr>
+      <w:r>
+        <w:t>This week’s end goal</w:t>
+      </w:r>
+    </w:p>
+    <w:p>
+      <w:pPr>
+        <w:pStyle w:val="Heading1"/>
+      </w:pPr>
+      <w:r>
+        <w:t>02. Define the null model and tail rule before calculating p</w:t>
+      </w:r>
+    </w:p>
+    <w:p>
+      <w:r>
+        <w:t>An exact arithmetic result can still be invalid if the study assumptions do not hold.</w:t>
+      </w:r>
+    </w:p>
+    <w:p>
+      <w:pPr>
+        <w:pStyle w:val="Heading2"/>
+      </w:pPr>
+      <w:r>
+        <w:t>Begin with the null-model question</w:t>
+      </w:r>
+    </w:p>
+    <w:p>
+      <w:pPr>
         <w:spacing w:line="336" w:lineRule="auto" w:after="180"/>
       </w:pPr>
       <w:r>
         <w:rPr>
           <w:b w:val="0"/>
         </w:rPr>
-        <w:t xml:space="preserve">Recall Effect size and practical importance. Explain why a recorded result needs its </w:t>
+        <w:t>A statistical test asks how extreme the observed statistic is under a specified null model. Here three valid independent paired differences have magnitudes one, one and one. Under the assumed symmetric zero-effect null, each sign can be plus or minus independently with equal probability. List all eight assignments and count absolute means at least as large as the observed one.</w:t>
+      </w:r>
+    </w:p>
+    <w:p>
+      <w:pPr>
+        <w:spacing w:line="336" w:lineRule="auto" w:after="180"/>
+      </w:pPr>
+      <w:r>
+        <w:rPr>
+          <w:b w:val="0"/>
+        </w:rPr>
+        <w:t>This tail probability is not the probability that the null is true, and the enumeration does not create more observed pairs.</w:t>
+      </w:r>
+    </w:p>
+    <w:p>
+      <w:pPr>
+        <w:pStyle w:val="Heading2"/>
+      </w:pPr>
+      <w:r>
+        <w:t>Define a statistical test and p-value</w:t>
+      </w:r>
+    </w:p>
+    <w:p>
+      <w:pPr>
+        <w:spacing w:line="336" w:lineRule="auto" w:after="180"/>
+      </w:pPr>
+      <w:r>
+        <w:rPr>
+          <w:b w:val="0"/>
+        </w:rPr>
+        <w:t xml:space="preserve">A statistical test compares observed </w:t>
+      </w:r>
+      <w:r>
+        <w:rPr>
+          <w:b/>
+        </w:rPr>
+        <w:t>evidence</w:t>
+      </w:r>
+      <w:r>
+        <w:rPr>
+          <w:b w:val="0"/>
+        </w:rPr>
+        <w:t xml:space="preserve"> with a specified </w:t>
+      </w:r>
+      <w:r>
+        <w:rPr>
+          <w:b/>
+        </w:rPr>
+        <w:t>null model</w:t>
+      </w:r>
+      <w:r>
+        <w:rPr>
+          <w:b w:val="0"/>
+        </w:rPr>
+        <w:t xml:space="preserve">. A </w:t>
+      </w:r>
+      <w:r>
+        <w:rPr>
+          <w:b/>
+        </w:rPr>
+        <w:t>p-value</w:t>
+      </w:r>
+      <w:r>
+        <w:rPr>
+          <w:b w:val="0"/>
+        </w:rPr>
+        <w:t xml:space="preserve"> is not the probability that the null hypothesis is true.</w:t>
+      </w:r>
+    </w:p>
+    <w:p>
+      <w:pPr>
+        <w:pStyle w:val="Heading2"/>
+      </w:pPr>
+      <w:r>
+        <w:t>Complete pairing, sign and decision contract</w:t>
+      </w:r>
+    </w:p>
+    <w:tbl>
+      <w:tblPr>
+        <w:tblStyle w:val="LightShading-Accent1"/>
+        <w:tblW w:type="auto" w:w="0"/>
+        <w:tblLook w:firstColumn="1" w:firstRow="1" w:lastColumn="0" w:lastRow="0" w:noHBand="0" w:noVBand="1" w:val="04A0"/>
+      </w:tblPr>
+      <w:tblGrid>
+        <w:gridCol w:w="5112"/>
+        <w:gridCol w:w="5112"/>
+      </w:tblGrid>
+      <w:tr>
+        <w:trPr>
+          <w:tblHeader/>
+        </w:trPr>
+        <w:tc>
+          <w:tcPr>
+            <w:tcW w:type="dxa" w:w="5112"/>
+          </w:tcPr>
+          <w:p>
+            <w:r>
+              <w:t>Exact-test item</w:t>
+            </w:r>
+          </w:p>
+        </w:tc>
+        <w:tc>
+          <w:tcPr>
+            <w:tcW w:type="dxa" w:w="5112"/>
+          </w:tcPr>
+          <w:p>
+            <w:r>
+              <w:t>Complete constructed sign-flip contract</w:t>
+            </w:r>
+          </w:p>
+        </w:tc>
+      </w:tr>
+      <w:tr>
+        <w:tc>
+          <w:tcPr>
+            <w:tcW w:type="dxa" w:w="5112"/>
+          </w:tcPr>
+          <w:p>
+            <w:r>
+              <w:t>Main observed differences</w:t>
+            </w:r>
+          </w:p>
+        </w:tc>
+        <w:tc>
+          <w:tcPr>
+            <w:tcW w:type="dxa" w:w="5112"/>
+          </w:tcPr>
+          <w:p>
+            <w:r>
+              <w:t>1, 1, 1 from three independent paired units</w:t>
+            </w:r>
+          </w:p>
+        </w:tc>
+      </w:tr>
+      <w:tr>
+        <w:tc>
+          <w:tcPr>
+            <w:tcW w:type="dxa" w:w="5112"/>
+          </w:tcPr>
+          <w:p>
+            <w:r>
+              <w:t>Null assumptions</w:t>
+            </w:r>
+          </w:p>
+        </w:tc>
+        <w:tc>
+          <w:tcPr>
+            <w:tcW w:type="dxa" w:w="5112"/>
+          </w:tcPr>
+          <w:p>
+            <w:r>
+              <w:t>Valid pairing; independent equiprobable signs conditional on fixed magnitudes under the symmetric zero-effect null</w:t>
+            </w:r>
+          </w:p>
+        </w:tc>
+      </w:tr>
+      <w:tr>
+        <w:tc>
+          <w:tcPr>
+            <w:tcW w:type="dxa" w:w="5112"/>
+          </w:tcPr>
+          <w:p>
+            <w:r>
+              <w:t>Not sufficient by itself</w:t>
+            </w:r>
+          </w:p>
+        </w:tc>
+        <w:tc>
+          <w:tcPr>
+            <w:tcW w:type="dxa" w:w="5112"/>
+          </w:tcPr>
+          <w:p>
+            <w:r>
+              <w:t>A statement that the mean is zero does not establish the required sign exchangeability</w:t>
+            </w:r>
+          </w:p>
+        </w:tc>
+      </w:tr>
+      <w:tr>
+        <w:tc>
+          <w:tcPr>
+            <w:tcW w:type="dxa" w:w="5112"/>
+          </w:tcPr>
+          <w:p>
+            <w:r>
+              <w:t>Null enumeration</w:t>
+            </w:r>
+          </w:p>
+        </w:tc>
+        <w:tc>
+          <w:tcPr>
+            <w:tcW w:type="dxa" w:w="5112"/>
+          </w:tcPr>
+          <w:p>
+            <w:r>
+              <w:t>All eight sign assignments; each has probability 1/8</w:t>
+            </w:r>
+          </w:p>
+        </w:tc>
+      </w:tr>
+      <w:tr>
+        <w:tc>
+          <w:tcPr>
+            <w:tcW w:type="dxa" w:w="5112"/>
+          </w:tcPr>
+          <w:p>
+            <w:r>
+              <w:t>Two-sided statistic</w:t>
+            </w:r>
+          </w:p>
+        </w:tc>
+        <w:tc>
+          <w:tcPr>
+            <w:tcW w:type="dxa" w:w="5112"/>
+          </w:tcPr>
+          <w:p>
+            <w:r>
+              <w:t>Absolute mean; with fixed n, absolute sum gives the same extremeness ordering</w:t>
+            </w:r>
+          </w:p>
+        </w:tc>
+      </w:tr>
+      <w:tr>
+        <w:tc>
+          <w:tcPr>
+            <w:tcW w:type="dxa" w:w="5112"/>
+          </w:tcPr>
+          <w:p>
+            <w:r>
+              <w:t>Inclusive tail rule</w:t>
+            </w:r>
+          </w:p>
+        </w:tc>
+        <w:tc>
+          <w:tcPr>
+            <w:tcW w:type="dxa" w:w="5112"/>
+          </w:tcPr>
+          <w:p>
+            <w:r>
+              <w:t>Count assignments at least as extreme, including ties</w:t>
+            </w:r>
+          </w:p>
+        </w:tc>
+      </w:tr>
+      <w:tr>
+        <w:tc>
+          <w:tcPr>
+            <w:tcW w:type="dxa" w:w="5112"/>
+          </w:tcPr>
+          <w:p>
+            <w:r>
+              <w:t>Decision rule</w:t>
+            </w:r>
+          </w:p>
+        </w:tc>
+        <w:tc>
+          <w:tcPr>
+            <w:tcW w:type="dxa" w:w="5112"/>
+          </w:tcPr>
+          <w:p>
+            <w:r>
+              <w:t>Predeclared alpha 0.05; reject only if exact p ≤ alpha</w:t>
+            </w:r>
+          </w:p>
+        </w:tc>
+      </w:tr>
+      <w:tr>
+        <w:tc>
+          <w:tcPr>
+            <w:tcW w:type="dxa" w:w="5112"/>
+          </w:tcPr>
+          <w:p>
+            <w:r>
+              <w:t>Arithmetic</w:t>
+            </w:r>
+          </w:p>
+        </w:tc>
+        <w:tc>
+          <w:tcPr>
+            <w:tcW w:type="dxa" w:w="5112"/>
+          </w:tcPr>
+          <w:p>
+            <w:r>
+              <w:t>Exact integers/Fraction values in complete code; no arbitrary absolute tolerance</w:t>
+            </w:r>
+          </w:p>
+        </w:tc>
+      </w:tr>
+      <w:tr>
+        <w:tc>
+          <w:tcPr>
+            <w:tcW w:type="dxa" w:w="5112"/>
+          </w:tcPr>
+          <w:p>
+            <w:r>
+              <w:t>Scope</w:t>
+            </w:r>
+          </w:p>
+        </w:tc>
+        <w:tc>
+          <w:tcPr>
+            <w:tcW w:type="dxa" w:w="5112"/>
+          </w:tcPr>
+          <w:p>
+            <w:r>
+              <w:t>Conditional toy calculation; pairing, independence, symmetry and actual randomization are assumed, not verified by code</w:t>
+            </w:r>
+          </w:p>
+        </w:tc>
+      </w:tr>
+    </w:tbl>
+    <w:p>
+      <w:pPr>
+        <w:pStyle w:val="Heading2"/>
+      </w:pPr>
+      <w:r>
+        <w:t>Name supplied and missing evidence</w:t>
+      </w:r>
+    </w:p>
+    <w:p>
+      <w:pPr>
+        <w:pStyle w:val="Heading3"/>
+      </w:pPr>
+      <w:r>
+        <w:t>List the given facts and one fact that is not supplied.</w:t>
+      </w:r>
+    </w:p>
+    <w:p>
+      <w:r>
+        <w:t>________________________________________________________________</w:t>
+      </w:r>
+    </w:p>
+    <w:p>
+      <w:r>
+        <w:t>________________________________________________________________</w:t>
+      </w:r>
+    </w:p>
+    <w:p>
+      <w:r>
+        <w:t>________________________________________________________________</w:t>
+      </w:r>
+    </w:p>
+    <w:p>
+      <w:pPr>
+        <w:pStyle w:val="Heading2"/>
+      </w:pPr>
+      <w:r>
+        <w:t>Earlier wording, alternatives and picture transcripts · reference / check after trying</w:t>
+      </w:r>
+    </w:p>
+    <w:p>
+      <w:pPr>
+        <w:spacing w:line="336" w:lineRule="auto" w:after="180"/>
+      </w:pPr>
+      <w:r>
+        <w:rPr>
+          <w:b w:val="0"/>
+        </w:rPr>
+        <w:t>Begin by writing the question the procedure is intended to answer. Identify the information already supplied, the information it will produce and the information still missing.</w:t>
+      </w:r>
+    </w:p>
+    <w:p>
+      <w:pPr>
+        <w:spacing w:line="336" w:lineRule="auto" w:after="180"/>
+      </w:pPr>
+      <w:r>
+        <w:rPr>
+          <w:b w:val="0"/>
+        </w:rPr>
+        <w:t>These are constructed classroom examples; they do not require live accounts, private records or an external service. Do not treat a plausible explanation as a measured outcome.</w:t>
+      </w:r>
+    </w:p>
+    <w:p>
+      <w:pPr>
+        <w:pStyle w:val="Heading1"/>
+      </w:pPr>
+      <w:r>
+        <w:t>03. Trace all eight sign assignments and count both extremes</w:t>
+      </w:r>
+    </w:p>
+    <w:p>
+      <w:r>
+        <w:t>The all-plus and all-minus arrangements both count as equally extreme.</w:t>
+      </w:r>
+    </w:p>
+    <w:p>
+      <w:pPr>
+        <w:pStyle w:val="Heading2"/>
+      </w:pPr>
+      <w:r>
+        <w:t>Original conditional sign-flip procedure</w:t>
+      </w:r>
+    </w:p>
+    <w:p>
+      <w:pPr>
+        <w:spacing w:line="336" w:lineRule="auto" w:after="180"/>
+      </w:pPr>
+      <w:r>
+        <w:rPr>
+          <w:b w:val="0"/>
+        </w:rPr>
+        <w:t>Toy paired sign-flip test assumes independent paired differences whose signs are exchangeable under a symmetric zero-effect null. Enumerate all 2^n sign assignments, holding magnitudes fixed. Two-sided p is fraction with absolute mean at least the observed absolute mean; use inclusive ties.</w:t>
+      </w:r>
+    </w:p>
+    <w:p>
+      <w:pPr>
+        <w:pStyle w:val="Heading2"/>
+      </w:pPr>
+      <w:r>
+        <w:t>Complete signed-sum/absolute-mean ledger</w:t>
+      </w:r>
+    </w:p>
+    <w:tbl>
+      <w:tblPr>
+        <w:tblStyle w:val="LightShading-Accent1"/>
+        <w:tblW w:type="auto" w:w="0"/>
+        <w:tblLook w:firstColumn="1" w:firstRow="1" w:lastColumn="0" w:lastRow="0" w:noHBand="0" w:noVBand="1" w:val="04A0"/>
+      </w:tblPr>
+      <w:tblGrid>
+        <w:gridCol w:w="2556"/>
+        <w:gridCol w:w="2556"/>
+        <w:gridCol w:w="2556"/>
+        <w:gridCol w:w="2556"/>
+      </w:tblGrid>
+      <w:tr>
+        <w:trPr>
+          <w:tblHeader/>
+        </w:trPr>
+        <w:tc>
+          <w:tcPr>
+            <w:tcW w:type="dxa" w:w="2556"/>
+          </w:tcPr>
+          <w:p>
+            <w:r>
+              <w:t>Sign assignment for magnitudes 1, 1, 1</w:t>
+            </w:r>
+          </w:p>
+        </w:tc>
+        <w:tc>
+          <w:tcPr>
+            <w:tcW w:type="dxa" w:w="2556"/>
+          </w:tcPr>
+          <w:p>
+            <w:r>
+              <w:t>Signed sum</w:t>
+            </w:r>
+          </w:p>
+        </w:tc>
+        <w:tc>
+          <w:tcPr>
+            <w:tcW w:type="dxa" w:w="2556"/>
+          </w:tcPr>
+          <w:p>
+            <w:r>
+              <w:t>Absolute mean</w:t>
+            </w:r>
+          </w:p>
+        </w:tc>
+        <w:tc>
+          <w:tcPr>
+            <w:tcW w:type="dxa" w:w="2556"/>
+          </w:tcPr>
+          <w:p>
+            <w:r>
+              <w:t>At least observed 1?</w:t>
+            </w:r>
+          </w:p>
+        </w:tc>
+      </w:tr>
+      <w:tr>
+        <w:tc>
+          <w:tcPr>
+            <w:tcW w:type="dxa" w:w="2556"/>
+          </w:tcPr>
+          <w:p>
+            <w:r>
+              <w:t>− − −</w:t>
+            </w:r>
+          </w:p>
+        </w:tc>
+        <w:tc>
+          <w:tcPr>
+            <w:tcW w:type="dxa" w:w="2556"/>
+          </w:tcPr>
+          <w:p>
+            <w:r>
+              <w:t>−3</w:t>
+            </w:r>
+          </w:p>
+        </w:tc>
+        <w:tc>
+          <w:tcPr>
+            <w:tcW w:type="dxa" w:w="2556"/>
+          </w:tcPr>
+          <w:p>
+            <w:r>
+              <w:t>1</w:t>
+            </w:r>
+          </w:p>
+        </w:tc>
+        <w:tc>
+          <w:tcPr>
+            <w:tcW w:type="dxa" w:w="2556"/>
+          </w:tcPr>
+          <w:p>
+            <w:r>
+              <w:t>Yes</w:t>
+            </w:r>
+          </w:p>
+        </w:tc>
+      </w:tr>
+      <w:tr>
+        <w:tc>
+          <w:tcPr>
+            <w:tcW w:type="dxa" w:w="2556"/>
+          </w:tcPr>
+          <w:p>
+            <w:r>
+              <w:t>− − +</w:t>
+            </w:r>
+          </w:p>
+        </w:tc>
+        <w:tc>
+          <w:tcPr>
+            <w:tcW w:type="dxa" w:w="2556"/>
+          </w:tcPr>
+          <w:p>
+            <w:r>
+              <w:t>−1</w:t>
+            </w:r>
+          </w:p>
+        </w:tc>
+        <w:tc>
+          <w:tcPr>
+            <w:tcW w:type="dxa" w:w="2556"/>
+          </w:tcPr>
+          <w:p>
+            <w:r>
+              <w:t>1/3</w:t>
+            </w:r>
+          </w:p>
+        </w:tc>
+        <w:tc>
+          <w:tcPr>
+            <w:tcW w:type="dxa" w:w="2556"/>
+          </w:tcPr>
+          <w:p>
+            <w:r>
+              <w:t>No</w:t>
+            </w:r>
+          </w:p>
+        </w:tc>
+      </w:tr>
+      <w:tr>
+        <w:tc>
+          <w:tcPr>
+            <w:tcW w:type="dxa" w:w="2556"/>
+          </w:tcPr>
+          <w:p>
+            <w:r>
+              <w:t>− + −</w:t>
+            </w:r>
+          </w:p>
+        </w:tc>
+        <w:tc>
+          <w:tcPr>
+            <w:tcW w:type="dxa" w:w="2556"/>
+          </w:tcPr>
+          <w:p>
+            <w:r>
+              <w:t>−1</w:t>
+            </w:r>
+          </w:p>
+        </w:tc>
+        <w:tc>
+          <w:tcPr>
+            <w:tcW w:type="dxa" w:w="2556"/>
+          </w:tcPr>
+          <w:p>
+            <w:r>
+              <w:t>1/3</w:t>
+            </w:r>
+          </w:p>
+        </w:tc>
+        <w:tc>
+          <w:tcPr>
+            <w:tcW w:type="dxa" w:w="2556"/>
+          </w:tcPr>
+          <w:p>
+            <w:r>
+              <w:t>No</w:t>
+            </w:r>
+          </w:p>
+        </w:tc>
+      </w:tr>
+      <w:tr>
+        <w:tc>
+          <w:tcPr>
+            <w:tcW w:type="dxa" w:w="2556"/>
+          </w:tcPr>
+          <w:p>
+            <w:r>
+              <w:t>− + +</w:t>
+            </w:r>
+          </w:p>
+        </w:tc>
+        <w:tc>
+          <w:tcPr>
+            <w:tcW w:type="dxa" w:w="2556"/>
+          </w:tcPr>
+          <w:p>
+            <w:r>
+              <w:t>1</w:t>
+            </w:r>
+          </w:p>
+        </w:tc>
+        <w:tc>
+          <w:tcPr>
+            <w:tcW w:type="dxa" w:w="2556"/>
+          </w:tcPr>
+          <w:p>
+            <w:r>
+              <w:t>1/3</w:t>
+            </w:r>
+          </w:p>
+        </w:tc>
+        <w:tc>
+          <w:tcPr>
+            <w:tcW w:type="dxa" w:w="2556"/>
+          </w:tcPr>
+          <w:p>
+            <w:r>
+              <w:t>No</w:t>
+            </w:r>
+          </w:p>
+        </w:tc>
+      </w:tr>
+      <w:tr>
+        <w:tc>
+          <w:tcPr>
+            <w:tcW w:type="dxa" w:w="2556"/>
+          </w:tcPr>
+          <w:p>
+            <w:r>
+              <w:t>+ − −</w:t>
+            </w:r>
+          </w:p>
+        </w:tc>
+        <w:tc>
+          <w:tcPr>
+            <w:tcW w:type="dxa" w:w="2556"/>
+          </w:tcPr>
+          <w:p>
+            <w:r>
+              <w:t>−1</w:t>
+            </w:r>
+          </w:p>
+        </w:tc>
+        <w:tc>
+          <w:tcPr>
+            <w:tcW w:type="dxa" w:w="2556"/>
+          </w:tcPr>
+          <w:p>
+            <w:r>
+              <w:t>1/3</w:t>
+            </w:r>
+          </w:p>
+        </w:tc>
+        <w:tc>
+          <w:tcPr>
+            <w:tcW w:type="dxa" w:w="2556"/>
+          </w:tcPr>
+          <w:p>
+            <w:r>
+              <w:t>No</w:t>
+            </w:r>
+          </w:p>
+        </w:tc>
+      </w:tr>
+      <w:tr>
+        <w:tc>
+          <w:tcPr>
+            <w:tcW w:type="dxa" w:w="2556"/>
+          </w:tcPr>
+          <w:p>
+            <w:r>
+              <w:t>+ − +</w:t>
+            </w:r>
+          </w:p>
+        </w:tc>
+        <w:tc>
+          <w:tcPr>
+            <w:tcW w:type="dxa" w:w="2556"/>
+          </w:tcPr>
+          <w:p>
+            <w:r>
+              <w:t>1</w:t>
+            </w:r>
+          </w:p>
+        </w:tc>
+        <w:tc>
+          <w:tcPr>
+            <w:tcW w:type="dxa" w:w="2556"/>
+          </w:tcPr>
+          <w:p>
+            <w:r>
+              <w:t>1/3</w:t>
+            </w:r>
+          </w:p>
+        </w:tc>
+        <w:tc>
+          <w:tcPr>
+            <w:tcW w:type="dxa" w:w="2556"/>
+          </w:tcPr>
+          <w:p>
+            <w:r>
+              <w:t>No</w:t>
+            </w:r>
+          </w:p>
+        </w:tc>
+      </w:tr>
+      <w:tr>
+        <w:tc>
+          <w:tcPr>
+            <w:tcW w:type="dxa" w:w="2556"/>
+          </w:tcPr>
+          <w:p>
+            <w:r>
+              <w:t>+ + −</w:t>
+            </w:r>
+          </w:p>
+        </w:tc>
+        <w:tc>
+          <w:tcPr>
+            <w:tcW w:type="dxa" w:w="2556"/>
+          </w:tcPr>
+          <w:p>
+            <w:r>
+              <w:t>1</w:t>
+            </w:r>
+          </w:p>
+        </w:tc>
+        <w:tc>
+          <w:tcPr>
+            <w:tcW w:type="dxa" w:w="2556"/>
+          </w:tcPr>
+          <w:p>
+            <w:r>
+              <w:t>1/3</w:t>
+            </w:r>
+          </w:p>
+        </w:tc>
+        <w:tc>
+          <w:tcPr>
+            <w:tcW w:type="dxa" w:w="2556"/>
+          </w:tcPr>
+          <w:p>
+            <w:r>
+              <w:t>No</w:t>
+            </w:r>
+          </w:p>
+        </w:tc>
+      </w:tr>
+      <w:tr>
+        <w:tc>
+          <w:tcPr>
+            <w:tcW w:type="dxa" w:w="2556"/>
+          </w:tcPr>
+          <w:p>
+            <w:r>
+              <w:t>+ + +</w:t>
+            </w:r>
+          </w:p>
+        </w:tc>
+        <w:tc>
+          <w:tcPr>
+            <w:tcW w:type="dxa" w:w="2556"/>
+          </w:tcPr>
+          <w:p>
+            <w:r>
+              <w:t>3</w:t>
+            </w:r>
+          </w:p>
+        </w:tc>
+        <w:tc>
+          <w:tcPr>
+            <w:tcW w:type="dxa" w:w="2556"/>
+          </w:tcPr>
+          <w:p>
+            <w:r>
+              <w:t>1</w:t>
+            </w:r>
+          </w:p>
+        </w:tc>
+        <w:tc>
+          <w:tcPr>
+            <w:tcW w:type="dxa" w:w="2556"/>
+          </w:tcPr>
+          <w:p>
+            <w:r>
+              <w:t>Yes</w:t>
+            </w:r>
+          </w:p>
+        </w:tc>
+      </w:tr>
+      <w:tr>
+        <w:tc>
+          <w:tcPr>
+            <w:tcW w:type="dxa" w:w="2556"/>
+          </w:tcPr>
+          <w:p>
+            <w:r>
+              <w:t>Inclusive exact tail</w:t>
+            </w:r>
+          </w:p>
+        </w:tc>
+        <w:tc>
+          <w:tcPr>
+            <w:tcW w:type="dxa" w:w="2556"/>
+          </w:tcPr>
+          <w:p>
+            <w:r>
+              <w:t>Two of eight assignments</w:t>
+            </w:r>
+          </w:p>
+        </w:tc>
+        <w:tc>
+          <w:tcPr>
+            <w:tcW w:type="dxa" w:w="2556"/>
+          </w:tcPr>
+          <w:p>
+            <w:r>
+              <w:t>p=2/8=0.25</w:t>
+            </w:r>
+          </w:p>
+        </w:tc>
+        <w:tc>
+          <w:tcPr>
+            <w:tcW w:type="dxa" w:w="2556"/>
+          </w:tcPr>
+          <w:p>
+            <w:r>
+              <w:t>Above alpha 0.05: do not reject</w:t>
+            </w:r>
+          </w:p>
+        </w:tc>
+      </w:tr>
+    </w:tbl>
+    <w:p>
+      <w:pPr>
+        <w:pStyle w:val="Heading2"/>
+      </w:pPr>
+      <w:r>
+        <w:t>State model assumptions and coarse test resolution</w:t>
+      </w:r>
+    </w:p>
+    <w:p>
+      <w:pPr>
+        <w:spacing w:line="336" w:lineRule="auto" w:after="180"/>
+      </w:pPr>
+      <w:r>
+        <w:rPr>
+          <w:b w:val="0"/>
+        </w:rPr>
+        <w:t xml:space="preserve">Before applying the procedure, write its units, denominator or decision boundary where relevant. A partner should be able to repeat each step using the same </w:t>
       </w:r>
       <w:r>
         <w:rPr>
@@ -258,50 +1238,38 @@
         <w:rPr>
           <w:b w:val="0"/>
         </w:rPr>
-        <w:t xml:space="preserve"> conditions and </w:t>
+        <w:t>s.</w:t>
+      </w:r>
+    </w:p>
+    <w:p>
+      <w:pPr>
+        <w:spacing w:line="336" w:lineRule="auto" w:after="180"/>
+      </w:pPr>
+      <w:r>
+        <w:rPr>
+          <w:b w:val="0"/>
+        </w:rPr>
+        <w:t xml:space="preserve">If a required </w:t>
       </w:r>
       <w:r>
         <w:rPr>
           <w:b/>
         </w:rPr>
-        <w:t>evidence</w:t>
+        <w:t>input</w:t>
       </w:r>
       <w:r>
         <w:rPr>
           <w:b w:val="0"/>
         </w:rPr>
-        <w:t xml:space="preserve"> source before it can support a claim.</w:t>
-      </w:r>
-    </w:p>
-    <w:p>
-      <w:pPr>
-        <w:pStyle w:val="Heading3"/>
-      </w:pPr>
-      <w:r>
-        <w:t>My starting explanation</w:t>
-      </w:r>
-    </w:p>
-    <w:p>
-      <w:r>
-        <w:t>________________________________________________________________</w:t>
-      </w:r>
-    </w:p>
-    <w:p>
-      <w:r>
-        <w:t>________________________________________________________________</w:t>
-      </w:r>
-    </w:p>
-    <w:p>
-      <w:r>
-        <w:t>________________________________________________________________</w:t>
-      </w:r>
-    </w:p>
-    <w:p>
-      <w:pPr>
-        <w:pStyle w:val="Heading3"/>
-      </w:pPr>
-      <w:r>
-        <w:t>This week’s end goal</w:t>
+        <w:t xml:space="preserve"> is absent or violates the stated contract, record that condition explicitly instead of quietly replacing it with a convenient value.</w:t>
+      </w:r>
+    </w:p>
+    <w:p>
+      <w:pPr>
+        <w:pStyle w:val="Heading2"/>
+      </w:pPr>
+      <w:r>
+        <w:t>Explain the visual</w:t>
       </w:r>
     </w:p>
     <w:p>
@@ -312,147 +1280,27 @@
         <w:rPr>
           <w:b w:val="0"/>
         </w:rPr>
-        <w:t>Explain statistical tests and assumptions using the records and boundaries of this fictional investigation.</w:t>
-      </w:r>
-    </w:p>
-    <w:p>
-      <w:pPr>
-        <w:pStyle w:val="Heading1"/>
-      </w:pPr>
-      <w:r>
-        <w:t>02. Notice the evidence</w:t>
-      </w:r>
-    </w:p>
-    <w:p>
-      <w:r>
-        <w:t>Investigate the supplied Statistical tests and assumptions case. Separate observations, given facts and assumptions before choosing an explanation.</w:t>
-      </w:r>
-    </w:p>
-    <w:p>
-      <w:pPr>
-        <w:spacing w:line="336" w:lineRule="auto" w:after="180"/>
-      </w:pPr>
+        <w:t xml:space="preserve">Point to the </w:t>
+      </w:r>
+      <w:r>
+        <w:rPr>
+          <w:b/>
+        </w:rPr>
+        <w:t>input</w:t>
+      </w:r>
       <w:r>
         <w:rPr>
           <w:b w:val="0"/>
         </w:rPr>
-        <w:t xml:space="preserve">A statistical test compares observed </w:t>
-      </w:r>
-      <w:r>
-        <w:rPr>
-          <w:b/>
-        </w:rPr>
-        <w:t>evidence</w:t>
-      </w:r>
-      <w:r>
-        <w:rPr>
-          <w:b w:val="0"/>
-        </w:rPr>
-        <w:t xml:space="preserve"> with a specified </w:t>
-      </w:r>
-      <w:r>
-        <w:rPr>
-          <w:b/>
-        </w:rPr>
-        <w:t>null model</w:t>
-      </w:r>
-      <w:r>
-        <w:rPr>
-          <w:b w:val="0"/>
-        </w:rPr>
-        <w:t xml:space="preserve">. A </w:t>
-      </w:r>
-      <w:r>
-        <w:rPr>
-          <w:b/>
-        </w:rPr>
-        <w:t>p-value</w:t>
-      </w:r>
-      <w:r>
-        <w:rPr>
-          <w:b w:val="0"/>
-        </w:rPr>
-        <w:t xml:space="preserve"> is not the probability that the null hypothesis is true.</w:t>
-      </w:r>
-    </w:p>
-    <w:p>
-      <w:pPr>
-        <w:spacing w:line="336" w:lineRule="auto" w:after="180"/>
-      </w:pPr>
-      <w:r>
-        <w:rPr>
-          <w:b w:val="0"/>
-        </w:rPr>
-        <w:t>Begin by writing the question the procedure is intended to answer. Identify the information already supplied, the information it will produce and the information still missing.</w:t>
-      </w:r>
-    </w:p>
-    <w:p>
-      <w:pPr>
-        <w:spacing w:line="336" w:lineRule="auto" w:after="180"/>
-      </w:pPr>
-      <w:r>
-        <w:rPr>
-          <w:b w:val="0"/>
-        </w:rPr>
-        <w:t>These are constructed classroom examples; they do not require live accounts, private records or an external service. Do not treat a plausible explanation as a measured outcome.</w:t>
-      </w:r>
-    </w:p>
-    <w:p>
-      <w:pPr>
-        <w:pStyle w:val="Heading3"/>
-      </w:pPr>
-      <w:r>
-        <w:t>List the given facts and one fact that is not supplied.</w:t>
-      </w:r>
-    </w:p>
-    <w:p>
-      <w:r>
-        <w:t>________________________________________________________________</w:t>
-      </w:r>
-    </w:p>
-    <w:p>
-      <w:r>
-        <w:t>________________________________________________________________</w:t>
-      </w:r>
-    </w:p>
-    <w:p>
-      <w:r>
-        <w:t>________________________________________________________________</w:t>
-      </w:r>
-    </w:p>
-    <w:p>
-      <w:pPr>
-        <w:pStyle w:val="Heading1"/>
-      </w:pPr>
-      <w:r>
-        <w:t>03. See how it works</w:t>
-      </w:r>
-    </w:p>
-    <w:p>
-      <w:r>
-        <w:t>Follow the mechanism for Statistical tests and assumptions. Connect each labelled input, deciding step and result.</w:t>
-      </w:r>
-    </w:p>
-    <w:p>
-      <w:pPr>
-        <w:spacing w:line="336" w:lineRule="auto" w:after="180"/>
-      </w:pPr>
-      <w:r>
-        <w:rPr>
-          <w:b w:val="0"/>
-        </w:rPr>
-        <w:t>Toy paired sign-flip test assumes independent paired differences whose signs are exchangeable under a symmetric zero-effect null. Enumerate all2^n sign assignments, holding magnitudes fixed.</w:t>
-      </w:r>
-    </w:p>
-    <w:p>
-      <w:pPr>
-        <w:spacing w:line="336" w:lineRule="auto" w:after="180"/>
-      </w:pPr>
-      <w:r>
-        <w:rPr>
-          <w:b w:val="0"/>
-        </w:rPr>
-        <w:t>Two-sided p is fraction with absolute mean at least the observed absolute mean; use inclusive ties.</w:t>
+        <w:t>, the deciding step and the result in this week’s visual. Explain the same step in ordinary words. A picture helps when you can say what each part represents.</w:t>
+      </w:r>
+    </w:p>
+    <w:p>
+      <w:pPr>
+        <w:pStyle w:val="Heading2"/>
+      </w:pPr>
+      <w:r>
+        <w:t>Earlier wording, alternatives and picture transcripts · reference / check after trying</w:t>
       </w:r>
     </w:p>
     <w:p>
@@ -526,7 +1374,7 @@
           </w:tcPr>
           <w:p>
             <w:r>
-              <w:t>Toy paired sign-flip test assumes independent paired differences whose signs are exchangeable under a symmetric zero-effect null. Enumerate all2^n sign assignments, holding magnitudes fixed. Two-sided p is fraction with absolute mean at least the observed absolute mean; use inclusive ties.</w:t>
+              <w:t>Toy paired sign-flip test assumes independent paired differences whose signs are exchangeable under a symmetric zero-effect null. Enumerate all 2^n sign assignments, holding magnitudes fixed. Two-sided p is fraction with absolute mean at least the observed absolute mean; use inclusive ties.</w:t>
             </w:r>
           </w:p>
         </w:tc>
@@ -536,7 +1384,7 @@
           </w:tcPr>
           <w:p>
             <w:r>
-              <w:t>Only all-plus and all-minus have absolute mean1; others have1/3. Exact p=2/8=.25. At alpha .05 do not reject; this does not prove zero effect.</w:t>
+              <w:t>Only all-plus and all-minus have absolute mean 1; others have 1/3. Exact p=2/8=.25. At alpha .05 do not reject; this does not prove zero effect.</w:t>
             </w:r>
           </w:p>
         </w:tc>
@@ -549,13 +1397,214 @@
     </w:p>
     <w:p>
       <w:pPr>
+        <w:pStyle w:val="Heading3"/>
+      </w:pPr>
+      <w:r>
+        <w:t>Connect the picture and the explanation</w:t>
+      </w:r>
+    </w:p>
+    <w:p>
+      <w:pPr>
+        <w:pStyle w:val="Heading1"/>
+      </w:pPr>
+      <w:r>
+        <w:t>04. Predict what happens when legitimate task pairing is removed</w:t>
+      </w:r>
+    </w:p>
+    <w:p>
+      <w:r>
+        <w:t>Unrelated measurements do not inherit the paired null model.</w:t>
+      </w:r>
+    </w:p>
+    <w:p>
+      <w:pPr>
+        <w:pStyle w:val="Heading2"/>
+      </w:pPr>
+      <w:r>
+        <w:t>Current task and response</w:t>
+      </w:r>
+    </w:p>
+    <w:p>
+      <w:pPr>
+        <w:pStyle w:val="ListBullet"/>
+      </w:pPr>
+      <w:r>
+        <w:t>Three independent paired differences are 1, 1, 1. Under the stated symmetric zero-effect null, all eight independent sign assignments are equally likely. Use the absolute mean, include equally extreme ties, and compare the exact two-sided p-value with alpha 0.05. Show the intermediate steps and give the conclusion with its scope.</w:t>
+      </w:r>
+    </w:p>
+    <w:p>
+      <w:pPr>
+        <w:pStyle w:val="Heading3"/>
+      </w:pPr>
+      <w:r>
+        <w:t>Keep the procedure fixed. Explain what changed in the inputs and result.</w:t>
+      </w:r>
+    </w:p>
+    <w:p>
+      <w:r>
+        <w:t>________________________________________________________________</w:t>
+      </w:r>
+    </w:p>
+    <w:p>
+      <w:r>
+        <w:t>________________________________________________________________</w:t>
+      </w:r>
+    </w:p>
+    <w:p>
+      <w:r>
+        <w:t>________________________________________________________________</w:t>
+      </w:r>
+    </w:p>
+    <w:p>
+      <w:r>
+        <w:t>________________________________________________________________</w:t>
+      </w:r>
+    </w:p>
+    <w:p>
+      <w:r>
+        <w:t>________________________________________________________________</w:t>
+      </w:r>
+    </w:p>
+    <w:p>
+      <w:pPr>
+        <w:pStyle w:val="Heading2"/>
+      </w:pPr>
+      <w:r>
+        <w:t>Predict broken pairing</w:t>
+      </w:r>
+    </w:p>
+    <w:p>
+      <w:pPr>
+        <w:pStyle w:val="ListBullet"/>
+      </w:pPr>
+      <w:r>
+        <w:t>Change: Break the task pairing and use unrelated A and B measurements.</w:t>
+      </w:r>
+    </w:p>
+    <w:p>
+      <w:pPr>
+        <w:pStyle w:val="Heading2"/>
+      </w:pPr>
+      <w:r>
+        <w:t>Check after predicting · reference / check after trying</w:t>
+      </w:r>
+    </w:p>
+    <w:p>
+      <w:pPr>
         <w:spacing w:line="336" w:lineRule="auto" w:after="180"/>
       </w:pPr>
+      <w:r>
+        <w:rPr>
+          <w:b/>
+        </w:rPr>
+        <w:t>Prediction</w:t>
+      </w:r>
       <w:r>
         <w:rPr>
           <w:b w:val="0"/>
         </w:rPr>
-        <w:t xml:space="preserve">Before applying the procedure, write its units, denominator or decision boundary where relevant. A partner should be able to repeat each step using the same </w:t>
+        <w:t>: This paired sign-flip calculation is no longer justified by the stated design.</w:t>
+      </w:r>
+    </w:p>
+    <w:p>
+      <w:pPr>
+        <w:spacing w:line="336" w:lineRule="auto" w:after="180"/>
+      </w:pPr>
+      <w:r>
+        <w:rPr>
+          <w:b w:val="0"/>
+        </w:rPr>
+        <w:t>Reason: Its differences must come from the same task, with the declared independent sign-symmetry assumptions.</w:t>
+      </w:r>
+    </w:p>
+    <w:p>
+      <w:pPr>
+        <w:pStyle w:val="Heading2"/>
+      </w:pPr>
+      <w:r>
+        <w:t>Earlier wording, alternatives and picture transcripts · reference / check after trying</w:t>
+      </w:r>
+    </w:p>
+    <w:p>
+      <w:pPr>
+        <w:pStyle w:val="Heading3"/>
+      </w:pPr>
+      <w:r>
+        <w:t>Compare a familiar case with a changed case</w:t>
+      </w:r>
+    </w:p>
+    <w:p>
+      <w:pPr>
+        <w:pStyle w:val="Heading3"/>
+      </w:pPr>
+      <w:r>
+        <w:t>Change one thing in the pictured case</w:t>
+      </w:r>
+    </w:p>
+    <w:p>
+      <w:pPr>
+        <w:pStyle w:val="Heading1"/>
+      </w:pPr>
+      <w:r>
+        <w:t>06. Read observed paired differences against the conditional null distribution</w:t>
+      </w:r>
+    </w:p>
+    <w:p>
+      <w:r>
+        <w:t>Keep the picture’s absolute-sum calculation consistent with the main absolute-mean ordering.</w:t>
+      </w:r>
+    </w:p>
+    <w:p>
+      <w:pPr>
+        <w:pStyle w:val="Heading2"/>
+      </w:pPr>
+      <w:r>
+        <w:t>Main one/one/one differences and checked result</w:t>
+      </w:r>
+    </w:p>
+    <w:p>
+      <w:pPr>
+        <w:spacing w:line="336" w:lineRule="auto" w:after="180"/>
+      </w:pPr>
+      <w:r>
+        <w:rPr>
+          <w:b w:val="0"/>
+        </w:rPr>
+        <w:t>Three independent paired differences are 1, 1, 1. Under the stated symmetric zero-effect null, all eight independent sign assignments are equally likely. Use the absolute mean, include equally extreme ties, and compare the exact two-sided p-value with alpha 0.05.</w:t>
+      </w:r>
+    </w:p>
+    <w:p>
+      <w:pPr>
+        <w:spacing w:line="336" w:lineRule="auto" w:after="180"/>
+      </w:pPr>
+      <w:r>
+        <w:rPr>
+          <w:b w:val="0"/>
+        </w:rPr>
+        <w:t>Only all-plus and all-minus have absolute mean 1; others have 1/3. Exact p=2/8=.25. At alpha .05 do not reject; this does not prove zero effect.</w:t>
+      </w:r>
+    </w:p>
+    <w:p>
+      <w:pPr>
+        <w:spacing w:line="336" w:lineRule="auto" w:after="180"/>
+      </w:pPr>
+      <w:r>
+        <w:rPr>
+          <w:b w:val="0"/>
+        </w:rPr>
+        <w:t xml:space="preserve">Compare the intermediate </w:t>
+      </w:r>
+      <w:r>
+        <w:rPr>
+          <w:b/>
+        </w:rPr>
+        <w:t>evidence</w:t>
+      </w:r>
+      <w:r>
+        <w:rPr>
+          <w:b w:val="0"/>
+        </w:rPr>
+        <w:t xml:space="preserve"> with the final statement. Explain why each number or decision follows from the stated </w:t>
       </w:r>
       <w:r>
         <w:rPr>
@@ -578,7 +1627,7 @@
         <w:rPr>
           <w:b w:val="0"/>
         </w:rPr>
-        <w:t xml:space="preserve">If a required </w:t>
+        <w:t xml:space="preserve">The conclusion belongs to this scenario and procedure; changing the </w:t>
       </w:r>
       <w:r>
         <w:rPr>
@@ -590,531 +1639,15 @@
         <w:rPr>
           <w:b w:val="0"/>
         </w:rPr>
-        <w:t xml:space="preserve"> is absent or violates the stated contract, record that condition explicitly instead of quietly replacing it with a convenient value.</w:t>
-      </w:r>
-    </w:p>
-    <w:p>
-      <w:pPr>
-        <w:pStyle w:val="Heading3"/>
-      </w:pPr>
-      <w:r>
-        <w:t>Connect the picture and the explanation</w:t>
-      </w:r>
-    </w:p>
-    <w:p>
-      <w:pPr>
-        <w:spacing w:line="336" w:lineRule="auto" w:after="180"/>
-      </w:pPr>
-      <w:r>
-        <w:rPr>
-          <w:b w:val="0"/>
-        </w:rPr>
-        <w:t xml:space="preserve">Point to the </w:t>
-      </w:r>
-      <w:r>
-        <w:rPr>
-          <w:b/>
-        </w:rPr>
-        <w:t>input</w:t>
-      </w:r>
-      <w:r>
-        <w:rPr>
-          <w:b w:val="0"/>
-        </w:rPr>
-        <w:t>, the deciding step and the result in this week’s visual. Explain the same step in ordinary words. A picture helps when you can say what each part represents.</w:t>
-      </w:r>
-    </w:p>
-    <w:p>
-      <w:pPr>
-        <w:pStyle w:val="Heading1"/>
-      </w:pPr>
-      <w:r>
-        <w:t>04. Compare the cases</w:t>
-      </w:r>
-    </w:p>
-    <w:p>
-      <w:r>
-        <w:t>Compare the supplied cases for Statistical tests and assumptions. Identify the detail that changes the conclusion.</w:t>
-      </w:r>
-    </w:p>
-    <w:p>
-      <w:pPr>
-        <w:pStyle w:val="Heading3"/>
-      </w:pPr>
-      <w:r>
-        <w:t>Compare a familiar case with a changed case</w:t>
-      </w:r>
-    </w:p>
-    <w:p>
-      <w:pPr>
-        <w:spacing w:line="336" w:lineRule="auto" w:after="180"/>
-      </w:pPr>
-      <w:r>
-        <w:rPr>
-          <w:b w:val="0"/>
-        </w:rPr>
-        <w:t>Three independent paired differences are 1, 1, 1. Under the stated symmetric zero-effect null, all eight independent sign assignments are equally likely. Use the absolute mean, include equally extreme ties, and compare the exact two-sided p-value with alpha 0.05. Show the intermediate steps and give the conclusion with its scope.</w:t>
-      </w:r>
-    </w:p>
-    <w:p>
-      <w:pPr>
-        <w:pStyle w:val="Heading3"/>
-      </w:pPr>
-      <w:r>
-        <w:t>Keep the procedure fixed. Explain what changed in the inputs and result.</w:t>
-      </w:r>
-    </w:p>
-    <w:p>
-      <w:r>
-        <w:t>________________________________________________________________</w:t>
-      </w:r>
-    </w:p>
-    <w:p>
-      <w:r>
-        <w:t>________________________________________________________________</w:t>
-      </w:r>
-    </w:p>
-    <w:p>
-      <w:r>
-        <w:t>________________________________________________________________</w:t>
-      </w:r>
-    </w:p>
-    <w:p>
-      <w:r>
-        <w:t>________________________________________________________________</w:t>
-      </w:r>
-    </w:p>
-    <w:p>
-      <w:r>
-        <w:t>________________________________________________________________</w:t>
-      </w:r>
-    </w:p>
-    <w:p>
-      <w:pPr>
-        <w:pStyle w:val="Heading3"/>
-      </w:pPr>
-      <w:r>
-        <w:t>Change one thing in the pictured case</w:t>
-      </w:r>
-    </w:p>
-    <w:p>
-      <w:pPr>
-        <w:pStyle w:val="Heading3"/>
-      </w:pPr>
-      <w:r>
-        <w:t>Change one thing</w:t>
-      </w:r>
-    </w:p>
-    <w:p>
-      <w:pPr>
-        <w:spacing w:line="336" w:lineRule="auto" w:after="180"/>
-        <w:shd w:fill="F5F1FB"/>
-      </w:pPr>
-      <w:r>
-        <w:rPr>
-          <w:b w:val="0"/>
-        </w:rPr>
-        <w:t>Change: Break the task pairing and use unrelated A and B measurements.</w:t>
-      </w:r>
-    </w:p>
-    <w:p>
-      <w:pPr>
-        <w:pStyle w:val="Heading3"/>
-      </w:pPr>
-      <w:r>
-        <w:t>Predicted result</w:t>
-      </w:r>
-    </w:p>
-    <w:p>
-      <w:pPr>
-        <w:spacing w:line="336" w:lineRule="auto" w:after="180"/>
-        <w:shd w:fill="F1F6FC"/>
-      </w:pPr>
-      <w:r>
-        <w:rPr>
-          <w:b/>
-        </w:rPr>
-        <w:t>Prediction</w:t>
-      </w:r>
-      <w:r>
-        <w:rPr>
-          <w:b w:val="0"/>
-        </w:rPr>
-        <w:t>: This paired sign-flip calculation is no longer justified by the stated design.</w:t>
-      </w:r>
-    </w:p>
-    <w:p>
-      <w:pPr>
-        <w:pStyle w:val="Heading3"/>
-      </w:pPr>
-      <w:r>
-        <w:t>Why the result follows</w:t>
-      </w:r>
-    </w:p>
-    <w:p>
-      <w:pPr>
-        <w:spacing w:line="336" w:lineRule="auto" w:after="180"/>
-        <w:shd w:fill="F1F6FC"/>
-      </w:pPr>
-      <w:r>
-        <w:rPr>
-          <w:b w:val="0"/>
-        </w:rPr>
-        <w:t>Reason: Its differences must come from the same task, with the declared independent sign-symmetry assumptions.</w:t>
-      </w:r>
-    </w:p>
-    <w:p>
-      <w:pPr>
-        <w:pStyle w:val="Heading1"/>
-      </w:pPr>
-      <w:r>
-        <w:t>05. Words that unlock the idea</w:t>
-      </w:r>
-    </w:p>
-    <w:p>
-      <w:r>
-        <w:t>Use the vocabulary of Statistical tests and assumptions to explain a concrete decision, rather than only memorising definitions.</w:t>
-      </w:r>
-    </w:p>
-    <w:tbl>
-      <w:tblPr>
-        <w:tblStyle w:val="LightShading-Accent1"/>
-        <w:tblW w:type="auto" w:w="0"/>
-        <w:tblLook w:firstColumn="1" w:firstRow="1" w:lastColumn="0" w:lastRow="0" w:noHBand="0" w:noVBand="1" w:val="04A0"/>
-      </w:tblPr>
-      <w:tblGrid>
-        <w:gridCol w:w="5112"/>
-        <w:gridCol w:w="5112"/>
-      </w:tblGrid>
-      <w:tr>
-        <w:trPr>
-          <w:tblHeader/>
-        </w:trPr>
-        <w:tc>
-          <w:tcPr>
-            <w:tcW w:type="dxa" w:w="5112"/>
-          </w:tcPr>
-          <w:p>
-            <w:r>
-              <w:t>Word</w:t>
-            </w:r>
-          </w:p>
-        </w:tc>
-        <w:tc>
-          <w:tcPr>
-            <w:tcW w:type="dxa" w:w="5112"/>
-          </w:tcPr>
-          <w:p>
-            <w:r>
-              <w:t>Meaning</w:t>
-            </w:r>
-          </w:p>
-        </w:tc>
-      </w:tr>
-      <w:tr>
-        <w:tc>
-          <w:tcPr>
-            <w:tcW w:type="dxa" w:w="5112"/>
-          </w:tcPr>
-          <w:p>
-            <w:r>
-              <w:t>Null model</w:t>
-            </w:r>
-          </w:p>
-        </w:tc>
-        <w:tc>
-          <w:tcPr>
-            <w:tcW w:type="dxa" w:w="5112"/>
-          </w:tcPr>
-          <w:p>
-            <w:r>
-              <w:t>The probability model used for a test comparison</w:t>
-            </w:r>
-          </w:p>
-        </w:tc>
-      </w:tr>
-      <w:tr>
-        <w:tc>
-          <w:tcPr>
-            <w:tcW w:type="dxa" w:w="5112"/>
-          </w:tcPr>
-          <w:p>
-            <w:r>
-              <w:t>P-value</w:t>
-            </w:r>
-          </w:p>
-        </w:tc>
-        <w:tc>
-          <w:tcPr>
-            <w:tcW w:type="dxa" w:w="5112"/>
-          </w:tcPr>
-          <w:p>
-            <w:r>
-              <w:t>The null-model chance of an outcome at least as extreme under the defined statistic</w:t>
-            </w:r>
-          </w:p>
-        </w:tc>
-      </w:tr>
-      <w:tr>
-        <w:tc>
-          <w:tcPr>
-            <w:tcW w:type="dxa" w:w="5112"/>
-          </w:tcPr>
-          <w:p>
-            <w:r>
-              <w:t>Exchangeability</w:t>
-            </w:r>
-          </w:p>
-        </w:tc>
-        <w:tc>
-          <w:tcPr>
-            <w:tcW w:type="dxa" w:w="5112"/>
-          </w:tcPr>
-          <w:p>
-            <w:r>
-              <w:t>An assumption permitting the declared rearrangements</w:t>
-            </w:r>
-          </w:p>
-        </w:tc>
-      </w:tr>
-    </w:tbl>
-    <w:p>
-      <w:pPr>
-        <w:pStyle w:val="Heading3"/>
-      </w:pPr>
-      <w:r>
-        <w:t>Use two terms to explain a step in this week’s example.</w:t>
-      </w:r>
-    </w:p>
-    <w:p>
-      <w:r>
-        <w:t>________________________________________________________________</w:t>
-      </w:r>
-    </w:p>
-    <w:p>
-      <w:r>
-        <w:t>________________________________________________________________</w:t>
-      </w:r>
-    </w:p>
-    <w:p>
-      <w:r>
-        <w:t>________________________________________________________________</w:t>
-      </w:r>
-    </w:p>
-    <w:p>
-      <w:pPr>
-        <w:pStyle w:val="Heading1"/>
-      </w:pPr>
-      <w:r>
-        <w:t>06. Follow a worked example</w:t>
-      </w:r>
-    </w:p>
-    <w:p>
-      <w:r>
-        <w:t>Follow the worked trace for Statistical tests and assumptions, predict a step, then compare with its explanation.</w:t>
-      </w:r>
-    </w:p>
-    <w:p>
-      <w:pPr>
-        <w:spacing w:line="336" w:lineRule="auto" w:after="180"/>
-      </w:pPr>
-      <w:r>
-        <w:rPr>
-          <w:b w:val="0"/>
-        </w:rPr>
-        <w:t>Three independent paired differences are 1, 1, 1. Under the stated symmetric zero-effect null, all eight independent sign assignments are equally likely. Use the absolute mean, include equally extreme ties, and compare the exact two-sided p-value with alpha 0.05.</w:t>
-      </w:r>
-    </w:p>
-    <w:p>
-      <w:pPr>
-        <w:spacing w:line="336" w:lineRule="auto" w:after="180"/>
-      </w:pPr>
-      <w:r>
-        <w:rPr>
-          <w:b w:val="0"/>
-        </w:rPr>
-        <w:t>Only all-plus and all-minus have absolute mean1; others have1/3. Exact p=2/8=.25. At alpha .05 do not reject; this does not prove zero effect.</w:t>
-      </w:r>
-    </w:p>
-    <w:p>
-      <w:pPr>
-        <w:pStyle w:val="Heading3"/>
-      </w:pPr>
-      <w:r>
-        <w:t>Worked explanation · Statistical tests and assumptions</w:t>
-      </w:r>
-    </w:p>
-    <w:p>
-      <w:pPr>
-        <w:spacing w:line="336" w:lineRule="auto" w:after="180"/>
-        <w:shd w:fill="F1F6FC"/>
-      </w:pPr>
-      <w:r>
-        <w:rPr>
-          <w:b w:val="0"/>
-        </w:rPr>
-        <w:t xml:space="preserve">Compare the intermediate </w:t>
-      </w:r>
-      <w:r>
-        <w:rPr>
-          <w:b/>
-        </w:rPr>
-        <w:t>evidence</w:t>
-      </w:r>
-      <w:r>
-        <w:rPr>
-          <w:b w:val="0"/>
-        </w:rPr>
-        <w:t xml:space="preserve"> with the final statement. Explain why each number or decision follows from the stated </w:t>
-      </w:r>
-      <w:r>
-        <w:rPr>
-          <w:b/>
-        </w:rPr>
-        <w:t>input</w:t>
-      </w:r>
-      <w:r>
-        <w:rPr>
-          <w:b w:val="0"/>
-        </w:rPr>
-        <w:t>s.</w:t>
-      </w:r>
-    </w:p>
-    <w:p>
-      <w:pPr>
-        <w:spacing w:line="336" w:lineRule="auto" w:after="180"/>
-        <w:shd w:fill="F1F6FC"/>
-      </w:pPr>
-      <w:r>
-        <w:rPr>
-          <w:b w:val="0"/>
-        </w:rPr>
-        <w:t xml:space="preserve">The conclusion belongs to this scenario and procedure; changing the </w:t>
-      </w:r>
-      <w:r>
-        <w:rPr>
-          <w:b/>
-        </w:rPr>
-        <w:t>input</w:t>
-      </w:r>
-      <w:r>
-        <w:rPr>
-          <w:b w:val="0"/>
-        </w:rPr>
         <w:t>s, evaluation population or authority can change what it establishes. Retain the raw record so a later revision can be compared honestly.</w:t>
       </w:r>
     </w:p>
     <w:p>
       <w:pPr>
-        <w:pStyle w:val="Heading3"/>
-      </w:pPr>
-      <w:r>
-        <w:t>Worked explanation · Statistical tests and assumptions</w:t>
-      </w:r>
-    </w:p>
-    <w:p>
-      <w:pPr>
-        <w:spacing w:line="336" w:lineRule="auto" w:after="180"/>
-        <w:shd w:fill="F1F6FC"/>
-      </w:pPr>
-      <w:r>
-        <w:rPr>
-          <w:b w:val="0"/>
-        </w:rPr>
-        <w:t xml:space="preserve">Optional local lab: predict the printed result before running this standalone Python 3 example. Change one relevant boundary </w:t>
-      </w:r>
-      <w:r>
-        <w:rPr>
-          <w:b/>
-        </w:rPr>
-        <w:t>input</w:t>
-      </w:r>
-      <w:r>
-        <w:rPr>
-          <w:b w:val="0"/>
-        </w:rPr>
-        <w:t>, record the outcome and state the contract or statistical assumptions.</w:t>
-      </w:r>
-    </w:p>
-    <w:p>
-      <w:pPr>
-        <w:spacing w:line="336" w:lineRule="auto" w:after="180"/>
-        <w:shd w:fill="F1F6FC"/>
-      </w:pPr>
-      <w:r>
-        <w:rPr>
-          <w:b w:val="0"/>
-        </w:rPr>
-        <w:t>The program uses fictional values and the Python standard library; it performs no external operations.</w:t>
-      </w:r>
-    </w:p>
-    <w:p>
-      <w:r>
-        <w:rPr>
-          <w:rFonts w:ascii="Courier New" w:hAnsi="Courier New"/>
-          <w:sz w:val="18"/>
-        </w:rPr>
-        <w:t>from itertools import product</w:t>
-        <w:br/>
-        <w:br/>
-        <w:t>def sign_flip_p(differences):</w:t>
-        <w:br/>
-        <w:t xml:space="preserve">    """Two-sided exact test under independent symmetric sign exchangeability.</w:t>
-        <w:br/>
-        <w:br/>
-        <w:t xml:space="preserve">    Tiny n only; hold absolute magnitudes fixed and include equal extremes.</w:t>
-        <w:br/>
-        <w:t xml:space="preserve">    A p-value is not a posterior probability that the null is true.</w:t>
-        <w:br/>
-        <w:t xml:space="preserve">    """</w:t>
-        <w:br/>
-        <w:t xml:space="preserve">    if not differences or len(differences) &gt; 16:</w:t>
-        <w:br/>
-        <w:t xml:space="preserve">        raise ValueError('require 1–16 paired units')</w:t>
-        <w:br/>
-        <w:t xml:space="preserve">    threshold = abs(sum(differences))</w:t>
-        <w:br/>
-        <w:t xml:space="preserve">    count = 0</w:t>
-        <w:br/>
-        <w:t xml:space="preserve">    for signs in product((-1, 1), repeat=len(differences)):</w:t>
-        <w:br/>
-        <w:t xml:space="preserve">        simulated = abs(sum((s * abs(d) for (s, d) in zip(signs, differences))))</w:t>
-        <w:br/>
-        <w:t xml:space="preserve">        if simulated &gt;= threshold - 1e-12:</w:t>
-        <w:br/>
-        <w:t xml:space="preserve">            count += 1</w:t>
-        <w:br/>
-        <w:t xml:space="preserve">    return count / 2 ** len(differences)</w:t>
-        <w:br/>
-        <w:br/>
-        <w:t>print(sign_flip_p([1, 1, 1]))</w:t>
-      </w:r>
-    </w:p>
-    <w:p>
-      <w:pPr>
-        <w:pStyle w:val="Heading3"/>
-      </w:pPr>
-      <w:r>
-        <w:t>Learn from the worked case</w:t>
-      </w:r>
-    </w:p>
-    <w:p>
-      <w:pPr>
-        <w:spacing w:line="336" w:lineRule="auto" w:after="180"/>
-      </w:pPr>
-      <w:r>
-        <w:rPr>
-          <w:b w:val="0"/>
-        </w:rPr>
-        <w:t>Cover the result before checking it. Say what is given, choose the procedure, and follow one step at a time. Then uncover the result and explain your first mismatch. Ask why a step is allowed, not only what number it produces.</w:t>
-      </w:r>
-    </w:p>
-    <w:p>
-      <w:pPr>
-        <w:pStyle w:val="Heading3"/>
-      </w:pPr>
-      <w:r>
-        <w:t>A pictorial worked case: Statistical tests and assumptions</w:t>
+        <w:pStyle w:val="Heading2"/>
+      </w:pPr>
+      <w:r>
+        <w:t>Separate paired-time inputs and model scope</w:t>
       </w:r>
     </w:p>
     <w:p>
@@ -1130,24 +1663,7 @@
     </w:p>
     <w:p>
       <w:pPr>
-        <w:pStyle w:val="Heading3"/>
-      </w:pPr>
-      <w:r>
-        <w:t>The facts we will use</w:t>
-      </w:r>
-    </w:p>
-    <w:p>
-      <w:pPr>
-        <w:pStyle w:val="Heading3"/>
-      </w:pPr>
-      <w:r>
-        <w:t>Supplied facts</w:t>
-      </w:r>
-    </w:p>
-    <w:p>
-      <w:pPr>
         <w:spacing w:line="336" w:lineRule="auto" w:after="180"/>
-        <w:shd w:fill="F1F6FC"/>
       </w:pPr>
       <w:r>
         <w:rPr>
@@ -1157,11 +1673,41 @@
       </w:r>
     </w:p>
     <w:p>
+      <w:pPr>
+        <w:spacing w:line="336" w:lineRule="auto" w:after="180"/>
+      </w:pPr>
+      <w:r>
+        <w:rPr>
+          <w:b w:val="0"/>
+        </w:rPr>
+        <w:t>The picture uses separate paired times A=[5, 8, 4] and B=[4, 6, 3] seconds. B−A differences are−1, −2, −1, with sum −4 and mean −4/3 seconds. Fix magnitudes 1, 2, 1 and enumerate eight equally likely sign arrangements under the declared null. Signed sums−4, −2, 0, 2, 4 occur 1, 2, 2, 2, 1 times. Only−4 and+4 have absolute sum at least 4, so p=2/8=0.25.</w:t>
+      </w:r>
+    </w:p>
+    <w:p>
+      <w:pPr>
+        <w:spacing w:line="336" w:lineRule="auto" w:after="180"/>
+      </w:pPr>
+      <w:r>
+        <w:rPr>
+          <w:b w:val="0"/>
+        </w:rPr>
+        <w:t>Do not reject at 0.05; neither zero effect nor practical unimportance is proved. If the A/B measurements are unrelated rather than valid pairs, this paired analysis is unjustified. Exact arithmetic cannot repair the study design.</w:t>
+      </w:r>
+    </w:p>
+    <w:p>
+      <w:pPr>
+        <w:pStyle w:val="Heading2"/>
+      </w:pPr>
+      <w:r>
+        <w:t>See both null tails in the native chart</w:t>
+      </w:r>
+    </w:p>
+    <w:p>
       <w:r>
         <w:drawing>
           <wp:inline xmlns:a="http://schemas.openxmlformats.org/drawingml/2006/main" xmlns:pic="http://schemas.openxmlformats.org/drawingml/2006/picture">
-            <wp:extent cx="5486400" cy="3657600"/>
-            <wp:docPr id="1" name="Picture 1" descr="Three independent paired task times"/>
+            <wp:extent cx="5000625" cy="3200400"/>
+            <wp:docPr id="1" name="Picture 1" descr="Under the supplied paired sign-symmetry null with magnitudes one, two, one, eight equiprobable assignments give signed sums minus4, minus2, zero, plus2, plus4 with counts one, two, two, two, one. Observed sum is minus4. Both minus4 and plus4 are at least as extreme, so exact two-sided p is 2/8=0.25; do not reject at 0.05, without proving zero effect."/>
             <wp:cNvGraphicFramePr>
               <a:graphicFrameLocks noChangeAspect="1"/>
             </wp:cNvGraphicFramePr>
@@ -1169,7 +1715,7 @@
               <a:graphicData uri="http://schemas.openxmlformats.org/drawingml/2006/picture">
                 <pic:pic>
                   <pic:nvPicPr>
-                    <pic:cNvPr id="0" name="academy-detail-ai-7-14.png"/>
+                    <pic:cNvPr id="0" name="ai-7-14-exact-signflip-null.png"/>
                     <pic:cNvPicPr/>
                   </pic:nvPicPr>
                   <pic:blipFill>
@@ -1181,7 +1727,7 @@
                   <pic:spPr>
                     <a:xfrm>
                       <a:off x="0" y="0"/>
-                      <a:ext cx="5486400" cy="3657600"/>
+                      <a:ext cx="5000625" cy="3200400"/>
                     </a:xfrm>
                     <a:prstGeom prst="rect"/>
                   </pic:spPr>
@@ -1196,8 +1742,8 @@
       <w:r>
         <w:drawing>
           <wp:inline xmlns:a="http://schemas.openxmlformats.org/drawingml/2006/main" xmlns:pic="http://schemas.openxmlformats.org/drawingml/2006/picture">
-            <wp:extent cx="5486400" cy="5261429"/>
-            <wp:docPr id="2" name="Picture 2" descr="Statistical tests and assumptions. Preserve paired differences: Differences are -1,-2,-1; their sum is -4 and mean is -4/3 seconds.. Enumerate null sign flips: Eight equally likely flips give sums -4,-2,0,2,4 with counts 1,2,2,2,1.. Count equally extreme sums: Only -4 and 4 have absolute sum at least 4: exact two-sided p=2/8=0.25."/>
+            <wp:extent cx="5486400" cy="3182112"/>
+            <wp:docPr id="2" name="Picture 2" descr="Preserve paired differences: Differences are -1,-2,-1; their sum is -4 and mean is -4/3 seconds. → Enumerate null sign flips: Eight equally likely flips give sums -4,-2,0,2,4 with counts 1,2,2,2,1. → Count equally extreme sums: Only -4 and 4 have absolute sum at least 4: exact two-sided p=2/8=0.25."/>
             <wp:cNvGraphicFramePr>
               <a:graphicFrameLocks noChangeAspect="1"/>
             </wp:cNvGraphicFramePr>
@@ -1205,7 +1751,7 @@
               <a:graphicData uri="http://schemas.openxmlformats.org/drawingml/2006/picture">
                 <pic:pic>
                   <pic:nvPicPr>
-                    <pic:cNvPr id="0" name="academy-visual-ai-7-14.png"/>
+                    <pic:cNvPr id="0" name="academy-story-ai-7-14-02.png"/>
                     <pic:cNvPicPr/>
                   </pic:nvPicPr>
                   <pic:blipFill>
@@ -1217,7 +1763,7 @@
                   <pic:spPr>
                     <a:xfrm>
                       <a:off x="0" y="0"/>
-                      <a:ext cx="5486400" cy="5261429"/>
+                      <a:ext cx="5486400" cy="3182112"/>
                     </a:xfrm>
                     <a:prstGeom prst="rect"/>
                   </pic:spPr>
@@ -1345,24 +1891,7 @@
     </w:p>
     <w:p>
       <w:pPr>
-        <w:pStyle w:val="Heading3"/>
-      </w:pPr>
-      <w:r>
-        <w:t>Why this result follows</w:t>
-      </w:r>
-    </w:p>
-    <w:p>
-      <w:pPr>
-        <w:pStyle w:val="Heading3"/>
-      </w:pPr>
-      <w:r>
-        <w:t>Why the result follows</w:t>
-      </w:r>
-    </w:p>
-    <w:p>
-      <w:pPr>
         <w:spacing w:line="336" w:lineRule="auto" w:after="180"/>
-        <w:shd w:fill="F1F6FC"/>
       </w:pPr>
       <w:r>
         <w:rPr>
@@ -1386,7 +1915,6 @@
     <w:p>
       <w:pPr>
         <w:spacing w:line="336" w:lineRule="auto" w:after="180"/>
-        <w:shd w:fill="F1F6FC"/>
       </w:pPr>
       <w:r>
         <w:rPr>
@@ -1397,30 +1925,583 @@
     </w:p>
     <w:p>
       <w:pPr>
-        <w:pStyle w:val="Heading3"/>
-      </w:pPr>
-      <w:r>
-        <w:t>What this example does not establish</w:t>
-      </w:r>
-    </w:p>
-    <w:p>
-      <w:pPr>
-        <w:pStyle w:val="Heading3"/>
-      </w:pPr>
-      <w:r>
-        <w:t>Keep the stated limit</w:t>
+        <w:pStyle w:val="Heading2"/>
+      </w:pPr>
+      <w:r>
+        <w:t>Complete paired-time/statistic/tail ledger</w:t>
+      </w:r>
+    </w:p>
+    <w:tbl>
+      <w:tblPr>
+        <w:tblStyle w:val="LightShading-Accent1"/>
+        <w:tblW w:type="auto" w:w="0"/>
+        <w:tblLook w:firstColumn="1" w:firstRow="1" w:lastColumn="0" w:lastRow="0" w:noHBand="0" w:noVBand="1" w:val="04A0"/>
+      </w:tblPr>
+      <w:tblGrid>
+        <w:gridCol w:w="5112"/>
+        <w:gridCol w:w="5112"/>
+      </w:tblGrid>
+      <w:tr>
+        <w:trPr>
+          <w:tblHeader/>
+        </w:trPr>
+        <w:tc>
+          <w:tcPr>
+            <w:tcW w:type="dxa" w:w="5112"/>
+          </w:tcPr>
+          <w:p>
+            <w:r>
+              <w:t>Separate picture quantity</w:t>
+            </w:r>
+          </w:p>
+        </w:tc>
+        <w:tc>
+          <w:tcPr>
+            <w:tcW w:type="dxa" w:w="5112"/>
+          </w:tcPr>
+          <w:p>
+            <w:r>
+              <w:t>Complete supplied calculation</w:t>
+            </w:r>
+          </w:p>
+        </w:tc>
+      </w:tr>
+      <w:tr>
+        <w:tc>
+          <w:tcPr>
+            <w:tcW w:type="dxa" w:w="5112"/>
+          </w:tcPr>
+          <w:p>
+            <w:r>
+              <w:t>Paired B−A differences</w:t>
+            </w:r>
+          </w:p>
+        </w:tc>
+        <w:tc>
+          <w:tcPr>
+            <w:tcW w:type="dxa" w:w="5112"/>
+          </w:tcPr>
+          <w:p>
+            <w:r>
+              <w:t>4−5=−1; 6−8=−2; 3−4=−1 seconds</w:t>
+            </w:r>
+          </w:p>
+        </w:tc>
+      </w:tr>
+      <w:tr>
+        <w:tc>
+          <w:tcPr>
+            <w:tcW w:type="dxa" w:w="5112"/>
+          </w:tcPr>
+          <w:p>
+            <w:r>
+              <w:t>Observed sum / mean</w:t>
+            </w:r>
+          </w:p>
+        </w:tc>
+        <w:tc>
+          <w:tcPr>
+            <w:tcW w:type="dxa" w:w="5112"/>
+          </w:tcPr>
+          <w:p>
+            <w:r>
+              <w:t>−4 seconds / −4/3 seconds</w:t>
+            </w:r>
+          </w:p>
+        </w:tc>
+      </w:tr>
+      <w:tr>
+        <w:tc>
+          <w:tcPr>
+            <w:tcW w:type="dxa" w:w="5112"/>
+          </w:tcPr>
+          <w:p>
+            <w:r>
+              <w:t>Fixed null magnitudes</w:t>
+            </w:r>
+          </w:p>
+        </w:tc>
+        <w:tc>
+          <w:tcPr>
+            <w:tcW w:type="dxa" w:w="5112"/>
+          </w:tcPr>
+          <w:p>
+            <w:r>
+              <w:t>1, 2, 1</w:t>
+            </w:r>
+          </w:p>
+        </w:tc>
+      </w:tr>
+      <w:tr>
+        <w:tc>
+          <w:tcPr>
+            <w:tcW w:type="dxa" w:w="5112"/>
+          </w:tcPr>
+          <w:p>
+            <w:r>
+              <w:t>Signed-sum counts</w:t>
+            </w:r>
+          </w:p>
+        </w:tc>
+        <w:tc>
+          <w:tcPr>
+            <w:tcW w:type="dxa" w:w="5112"/>
+          </w:tcPr>
+          <w:p>
+            <w:r>
+              <w:t>−4:1; −2:2; 0:2; 2:2; 4:1, total 8</w:t>
+            </w:r>
+          </w:p>
+        </w:tc>
+      </w:tr>
+      <w:tr>
+        <w:tc>
+          <w:tcPr>
+            <w:tcW w:type="dxa" w:w="5112"/>
+          </w:tcPr>
+          <w:p>
+            <w:r>
+              <w:t>Inclusive extreme arrangements</w:t>
+            </w:r>
+          </w:p>
+        </w:tc>
+        <w:tc>
+          <w:tcPr>
+            <w:tcW w:type="dxa" w:w="5112"/>
+          </w:tcPr>
+          <w:p>
+            <w:r>
+              <w:t>Absolute sum≥4:−4 and+4, one each</w:t>
+            </w:r>
+          </w:p>
+        </w:tc>
+      </w:tr>
+      <w:tr>
+        <w:tc>
+          <w:tcPr>
+            <w:tcW w:type="dxa" w:w="5112"/>
+          </w:tcPr>
+          <w:p>
+            <w:r>
+              <w:t>Exact two-sided p</w:t>
+            </w:r>
+          </w:p>
+        </w:tc>
+        <w:tc>
+          <w:tcPr>
+            <w:tcW w:type="dxa" w:w="5112"/>
+          </w:tcPr>
+          <w:p>
+            <w:r>
+              <w:t>2/8=0.25</w:t>
+            </w:r>
+          </w:p>
+        </w:tc>
+      </w:tr>
+      <w:tr>
+        <w:tc>
+          <w:tcPr>
+            <w:tcW w:type="dxa" w:w="5112"/>
+          </w:tcPr>
+          <w:p>
+            <w:r>
+              <w:t>Decision at alpha 0.05</w:t>
+            </w:r>
+          </w:p>
+        </w:tc>
+        <w:tc>
+          <w:tcPr>
+            <w:tcW w:type="dxa" w:w="5112"/>
+          </w:tcPr>
+          <w:p>
+            <w:r>
+              <w:t>Do not reject under this model</w:t>
+            </w:r>
+          </w:p>
+        </w:tc>
+      </w:tr>
+      <w:tr>
+        <w:tc>
+          <w:tcPr>
+            <w:tcW w:type="dxa" w:w="5112"/>
+          </w:tcPr>
+          <w:p>
+            <w:r>
+              <w:t>What is not proved</w:t>
+            </w:r>
+          </w:p>
+        </w:tc>
+        <w:tc>
+          <w:tcPr>
+            <w:tcW w:type="dxa" w:w="5112"/>
+          </w:tcPr>
+          <w:p>
+            <w:r>
+              <w:t>Null truth, zero difference, practical equivalence or valid pairing</w:t>
+            </w:r>
+          </w:p>
+        </w:tc>
+      </w:tr>
+    </w:tbl>
+    <w:p>
+      <w:pPr>
+        <w:pStyle w:val="Heading2"/>
+      </w:pPr>
+      <w:r>
+        <w:t>Predict replacing pairs with unrelated observations</w:t>
+      </w:r>
+    </w:p>
+    <w:p>
+      <w:pPr>
+        <w:pStyle w:val="ListBullet"/>
+      </w:pPr>
+      <w:r>
+        <w:t>Change one thing: Break the task pairing and use unrelated A and B measurements. Predict the result before checking the explanation. What remains the same?</w:t>
+      </w:r>
+    </w:p>
+    <w:p>
+      <w:pPr>
+        <w:pStyle w:val="Heading2"/>
+      </w:pPr>
+      <w:r>
+        <w:t>Check after predicting · reference / check after trying</w:t>
+      </w:r>
+    </w:p>
+    <w:p>
+      <w:r>
+        <w:drawing>
+          <wp:inline xmlns:a="http://schemas.openxmlformats.org/drawingml/2006/main" xmlns:pic="http://schemas.openxmlformats.org/drawingml/2006/picture">
+            <wp:extent cx="5486400" cy="3179064"/>
+            <wp:docPr id="3" name="Picture 3" descr="Original case: Only -4 and 4 have absolute sum at least 4: exact two-sided p=2/8=0.25. Changed condition: Break the task pairing and use unrelated A and B measurements. Expected result: This paired sign-flip calculation is no longer justified by the stated design. Reason: Its differences must come from the same task, with the declared independent sign-symmetry assumptions."/>
+            <wp:cNvGraphicFramePr>
+              <a:graphicFrameLocks noChangeAspect="1"/>
+            </wp:cNvGraphicFramePr>
+            <a:graphic>
+              <a:graphicData uri="http://schemas.openxmlformats.org/drawingml/2006/picture">
+                <pic:pic>
+                  <pic:nvPicPr>
+                    <pic:cNvPr id="0" name="academy-story-ai-7-14-04.png"/>
+                    <pic:cNvPicPr/>
+                  </pic:nvPicPr>
+                  <pic:blipFill>
+                    <a:blip r:embed="rId11"/>
+                    <a:stretch>
+                      <a:fillRect/>
+                    </a:stretch>
+                  </pic:blipFill>
+                  <pic:spPr>
+                    <a:xfrm>
+                      <a:off x="0" y="0"/>
+                      <a:ext cx="5486400" cy="3179064"/>
+                    </a:xfrm>
+                    <a:prstGeom prst="rect"/>
+                  </pic:spPr>
+                </pic:pic>
+              </a:graphicData>
+            </a:graphic>
+          </wp:inline>
+        </w:drawing>
+      </w:r>
+    </w:p>
+    <w:p>
+      <w:pPr>
+        <w:pStyle w:val="Heading2"/>
+      </w:pPr>
+      <w:r>
+        <w:t>Explain invalid assumptions and non-rejection meaning</w:t>
+      </w:r>
+    </w:p>
+    <w:p>
+      <w:pPr>
+        <w:pStyle w:val="ListBullet"/>
+      </w:pPr>
+      <w:r>
+        <w:t>Three pairs provide coarse evidence. The p-value is not the probability that the null is true; invalid independence or symmetry assumptions invalidate this test.</w:t>
+      </w:r>
+    </w:p>
+    <w:p>
+      <w:pPr>
+        <w:pStyle w:val="ListBullet"/>
+      </w:pPr>
+      <w:r>
+        <w:t>Read the labelled picture: Calculate each paired difference and the observed sum. Count null arrangements with absolute sum at least four, compute p, and explain the decision at threshold 0.05.</w:t>
+      </w:r>
+    </w:p>
+    <w:p>
+      <w:pPr>
+        <w:pStyle w:val="Heading2"/>
+      </w:pPr>
+      <w:r>
+        <w:t>Earlier wording, alternatives and picture transcripts · reference / check after trying</w:t>
       </w:r>
     </w:p>
     <w:p>
       <w:pPr>
         <w:spacing w:line="336" w:lineRule="auto" w:after="180"/>
-        <w:shd w:fill="FFF5E6"/>
       </w:pPr>
       <w:r>
         <w:rPr>
           <w:b w:val="0"/>
         </w:rPr>
-        <w:t xml:space="preserve">Three pairs provide coarse </w:t>
+        <w:t xml:space="preserve">Optional local lab: predict the printed result before running this standalone Python 3 example. Change one relevant boundary </w:t>
+      </w:r>
+      <w:r>
+        <w:rPr>
+          <w:b/>
+        </w:rPr>
+        <w:t>input</w:t>
+      </w:r>
+      <w:r>
+        <w:rPr>
+          <w:b w:val="0"/>
+        </w:rPr>
+        <w:t>, record the outcome and state the contract or statistical assumptions.</w:t>
+      </w:r>
+    </w:p>
+    <w:p>
+      <w:pPr>
+        <w:spacing w:line="336" w:lineRule="auto" w:after="180"/>
+      </w:pPr>
+      <w:r>
+        <w:rPr>
+          <w:b w:val="0"/>
+        </w:rPr>
+        <w:t>The program uses fictional values and the Python standard library; it performs no external operations.</w:t>
+      </w:r>
+    </w:p>
+    <w:p>
+      <w:r>
+        <w:rPr>
+          <w:rFonts w:ascii="Courier New" w:hAnsi="Courier New"/>
+          <w:sz w:val="18"/>
+        </w:rPr>
+        <w:t>from itertools import product</w:t>
+        <w:br/>
+        <w:t>from fractions import Fraction</w:t>
+        <w:br/>
+        <w:br/>
+        <w:t>def sign_flip_p(differences):</w:t>
+        <w:br/>
+        <w:t xml:space="preserve">    """Two-sided exact test under independent symmetric sign exchangeability.</w:t>
+        <w:br/>
+        <w:br/>
+        <w:t xml:space="preserve">    Tiny n only; hold absolute magnitudes fixed and include equal extremes.</w:t>
+        <w:br/>
+        <w:t xml:space="preserve">    A p-value is not a posterior probability that the null is true.</w:t>
+        <w:br/>
+        <w:t xml:space="preserve">    """</w:t>
+        <w:br/>
+        <w:t xml:space="preserve">    if not differences or len(differences) &gt; 16:</w:t>
+        <w:br/>
+        <w:t xml:space="preserve">        raise ValueError('require 1–16 paired units')</w:t>
+        <w:br/>
+        <w:t xml:space="preserve">    differences = [Fraction(d) for d in differences]</w:t>
+        <w:br/>
+        <w:t xml:space="preserve">    threshold = abs(sum(differences))</w:t>
+        <w:br/>
+        <w:t xml:space="preserve">    count = 0</w:t>
+        <w:br/>
+        <w:t xml:space="preserve">    for signs in product((-1, 1), repeat=len(differences)):</w:t>
+        <w:br/>
+        <w:t xml:space="preserve">        simulated = abs(sum((s * abs(d) for (s, d) in zip(signs, differences))))</w:t>
+        <w:br/>
+        <w:t xml:space="preserve">        if simulated &gt;= threshold:</w:t>
+        <w:br/>
+        <w:t xml:space="preserve">            count += 1</w:t>
+        <w:br/>
+        <w:t xml:space="preserve">    return count / 2 ** len(differences)</w:t>
+        <w:br/>
+        <w:br/>
+        <w:t>print(sign_flip_p([1, 1, 1]))</w:t>
+      </w:r>
+    </w:p>
+    <w:p>
+      <w:pPr>
+        <w:pStyle w:val="Heading3"/>
+      </w:pPr>
+      <w:r>
+        <w:t>Learn from the worked case</w:t>
+      </w:r>
+    </w:p>
+    <w:p>
+      <w:pPr>
+        <w:spacing w:line="336" w:lineRule="auto" w:after="180"/>
+      </w:pPr>
+      <w:r>
+        <w:rPr>
+          <w:b w:val="0"/>
+        </w:rPr>
+        <w:t>Cover the result before checking it. Say what is given, choose the procedure, and follow one step at a time. Then uncover the result and explain your first mismatch. Ask why a step is allowed, not only what number it produces.</w:t>
+      </w:r>
+    </w:p>
+    <w:p>
+      <w:pPr>
+        <w:pStyle w:val="Heading3"/>
+      </w:pPr>
+      <w:r>
+        <w:t>A pictorial worked case: Statistical tests and assumptions</w:t>
+      </w:r>
+    </w:p>
+    <w:p>
+      <w:pPr>
+        <w:pStyle w:val="Heading3"/>
+      </w:pPr>
+      <w:r>
+        <w:t>The facts we will use</w:t>
+      </w:r>
+    </w:p>
+    <w:p>
+      <w:r>
+        <w:drawing>
+          <wp:inline xmlns:a="http://schemas.openxmlformats.org/drawingml/2006/main" xmlns:pic="http://schemas.openxmlformats.org/drawingml/2006/picture">
+            <wp:extent cx="5486400" cy="3657600"/>
+            <wp:docPr id="4" name="Picture 4" descr="Three independent paired task times"/>
+            <wp:cNvGraphicFramePr>
+              <a:graphicFrameLocks noChangeAspect="1"/>
+            </wp:cNvGraphicFramePr>
+            <a:graphic>
+              <a:graphicData uri="http://schemas.openxmlformats.org/drawingml/2006/picture">
+                <pic:pic>
+                  <pic:nvPicPr>
+                    <pic:cNvPr id="0" name="academy-detail-ai-7-14.png"/>
+                    <pic:cNvPicPr/>
+                  </pic:nvPicPr>
+                  <pic:blipFill>
+                    <a:blip r:embed="rId12"/>
+                    <a:stretch>
+                      <a:fillRect/>
+                    </a:stretch>
+                  </pic:blipFill>
+                  <pic:spPr>
+                    <a:xfrm>
+                      <a:off x="0" y="0"/>
+                      <a:ext cx="5486400" cy="3657600"/>
+                    </a:xfrm>
+                    <a:prstGeom prst="rect"/>
+                  </pic:spPr>
+                </pic:pic>
+              </a:graphicData>
+            </a:graphic>
+          </wp:inline>
+        </w:drawing>
+      </w:r>
+    </w:p>
+    <w:p>
+      <w:r>
+        <w:drawing>
+          <wp:inline xmlns:a="http://schemas.openxmlformats.org/drawingml/2006/main" xmlns:pic="http://schemas.openxmlformats.org/drawingml/2006/picture">
+            <wp:extent cx="5486400" cy="5261429"/>
+            <wp:docPr id="5" name="Picture 5" descr="Statistical tests and assumptions. Preserve paired differences: Differences are -1,-2,-1; their sum is -4 and mean is -4/3 seconds.. Enumerate null sign flips: Eight equally likely flips give sums -4,-2,0,2,4 with counts 1,2,2,2,1.. Count equally extreme sums: Only -4 and 4 have absolute sum at least 4: exact two-sided p=2/8=0.25."/>
+            <wp:cNvGraphicFramePr>
+              <a:graphicFrameLocks noChangeAspect="1"/>
+            </wp:cNvGraphicFramePr>
+            <a:graphic>
+              <a:graphicData uri="http://schemas.openxmlformats.org/drawingml/2006/picture">
+                <pic:pic>
+                  <pic:nvPicPr>
+                    <pic:cNvPr id="0" name="academy-visual-ai-7-14.png"/>
+                    <pic:cNvPicPr/>
+                  </pic:nvPicPr>
+                  <pic:blipFill>
+                    <a:blip r:embed="rId13"/>
+                    <a:stretch>
+                      <a:fillRect/>
+                    </a:stretch>
+                  </pic:blipFill>
+                  <pic:spPr>
+                    <a:xfrm>
+                      <a:off x="0" y="0"/>
+                      <a:ext cx="5486400" cy="5261429"/>
+                    </a:xfrm>
+                    <a:prstGeom prst="rect"/>
+                  </pic:spPr>
+                </pic:pic>
+              </a:graphicData>
+            </a:graphic>
+          </wp:inline>
+        </w:drawing>
+      </w:r>
+    </w:p>
+    <w:p>
+      <w:pPr>
+        <w:pStyle w:val="Heading3"/>
+      </w:pPr>
+      <w:r>
+        <w:t>Why this result follows</w:t>
+      </w:r>
+    </w:p>
+    <w:p>
+      <w:pPr>
+        <w:pStyle w:val="Heading3"/>
+      </w:pPr>
+      <w:r>
+        <w:t>What this example does not establish</w:t>
+      </w:r>
+    </w:p>
+    <w:p>
+      <w:pPr>
+        <w:pStyle w:val="Heading1"/>
+      </w:pPr>
+      <w:r>
+        <w:t>07. Audit the null model, inclusive tail and meaning of non-rejection</w:t>
+      </w:r>
+    </w:p>
+    <w:p>
+      <w:r>
+        <w:t>A p-value is not an effect size, posterior null probability or practical decision.</w:t>
+      </w:r>
+    </w:p>
+    <w:p>
+      <w:pPr>
+        <w:pStyle w:val="Heading2"/>
+      </w:pPr>
+      <w:r>
+        <w:t>Core statistical-test qualification and failure analysis</w:t>
+      </w:r>
+    </w:p>
+    <w:p>
+      <w:pPr>
+        <w:spacing w:line="336" w:lineRule="auto" w:after="180"/>
+      </w:pPr>
+      <w:r>
+        <w:rPr>
+          <w:b w:val="0"/>
+        </w:rPr>
+        <w:t>The test requires its sign-</w:t>
+      </w:r>
+      <w:r>
+        <w:rPr>
+          <w:b/>
+        </w:rPr>
+        <w:t>exchangeability</w:t>
+      </w:r>
+      <w:r>
+        <w:rPr>
+          <w:b w:val="0"/>
+        </w:rPr>
+        <w:t xml:space="preserve"> and independence assumptions; do not apply it blindly to clustered or asymmetric differences.</w:t>
+      </w:r>
+    </w:p>
+    <w:p>
+      <w:pPr>
+        <w:spacing w:line="336" w:lineRule="auto" w:after="180"/>
+      </w:pPr>
+      <w:r>
+        <w:rPr>
+          <w:b w:val="0"/>
+        </w:rPr>
+        <w:t>A useful check asks what would make the reasoning fail. Distinguish a failure to execute the declared procedure from a weakness in the procedure itself.</w:t>
+      </w:r>
+    </w:p>
+    <w:p>
+      <w:pPr>
+        <w:spacing w:line="336" w:lineRule="auto" w:after="180"/>
+      </w:pPr>
+      <w:r>
+        <w:rPr>
+          <w:b w:val="0"/>
+        </w:rPr>
+        <w:t xml:space="preserve">The first may require a correction; the second requires an explicitly revised method and new </w:t>
       </w:r>
       <w:r>
         <w:rPr>
@@ -1432,19 +2513,257 @@
         <w:rPr>
           <w:b w:val="0"/>
         </w:rPr>
-        <w:t xml:space="preserve">. The </w:t>
-      </w:r>
-      <w:r>
-        <w:rPr>
-          <w:b/>
-        </w:rPr>
-        <w:t>p-value</w:t>
-      </w:r>
-      <w:r>
-        <w:rPr>
-          <w:b w:val="0"/>
-        </w:rPr>
-        <w:t xml:space="preserve"> is not the probability that the null is true; invalid independence or symmetry assumptions invalidate this test.</w:t>
+        <w:t>. Preserve unsuccessful cases so an improved result cannot hide the original problem.</w:t>
+      </w:r>
+    </w:p>
+    <w:p>
+      <w:pPr>
+        <w:pStyle w:val="Heading2"/>
+      </w:pPr>
+      <w:r>
+        <w:t>Complete resolution, scale and assumption probes</w:t>
+      </w:r>
+    </w:p>
+    <w:tbl>
+      <w:tblPr>
+        <w:tblStyle w:val="LightShading-Accent1"/>
+        <w:tblW w:type="auto" w:w="0"/>
+        <w:tblLook w:firstColumn="1" w:firstRow="1" w:lastColumn="0" w:lastRow="0" w:noHBand="0" w:noVBand="1" w:val="04A0"/>
+      </w:tblPr>
+      <w:tblGrid>
+        <w:gridCol w:w="5112"/>
+        <w:gridCol w:w="5112"/>
+      </w:tblGrid>
+      <w:tr>
+        <w:trPr>
+          <w:tblHeader/>
+        </w:trPr>
+        <w:tc>
+          <w:tcPr>
+            <w:tcW w:type="dxa" w:w="5112"/>
+          </w:tcPr>
+          <w:p>
+            <w:r>
+              <w:t>Test/assumption probe</w:t>
+            </w:r>
+          </w:p>
+        </w:tc>
+        <w:tc>
+          <w:tcPr>
+            <w:tcW w:type="dxa" w:w="5112"/>
+          </w:tcPr>
+          <w:p>
+            <w:r>
+              <w:t>Expected interpretation</w:t>
+            </w:r>
+          </w:p>
+        </w:tc>
+      </w:tr>
+      <w:tr>
+        <w:tc>
+          <w:tcPr>
+            <w:tcW w:type="dxa" w:w="5112"/>
+          </w:tcPr>
+          <w:p>
+            <w:r>
+              <w:t>Observed statistic equals a null arrangement</w:t>
+            </w:r>
+          </w:p>
+        </w:tc>
+        <w:tc>
+          <w:tcPr>
+            <w:tcW w:type="dxa" w:w="5112"/>
+          </w:tcPr>
+          <w:p>
+            <w:r>
+              <w:t>Include ties in at-least-as-extreme count</w:t>
+            </w:r>
+          </w:p>
+        </w:tc>
+      </w:tr>
+      <w:tr>
+        <w:tc>
+          <w:tcPr>
+            <w:tcW w:type="dxa" w:w="5112"/>
+          </w:tcPr>
+          <w:p>
+            <w:r>
+              <w:t>Only favorable-sign extreme counted</w:t>
+            </w:r>
+          </w:p>
+        </w:tc>
+        <w:tc>
+          <w:tcPr>
+            <w:tcW w:type="dxa" w:w="5112"/>
+          </w:tcPr>
+          <w:p>
+            <w:r>
+              <w:t>Wrong for this declared two-sided absolute-statistic rule</w:t>
+            </w:r>
+          </w:p>
+        </w:tc>
+      </w:tr>
+      <w:tr>
+        <w:tc>
+          <w:tcPr>
+            <w:tcW w:type="dxa" w:w="5112"/>
+          </w:tcPr>
+          <w:p>
+            <w:r>
+              <w:t>Exact p = 0.25 at alpha 0.05</w:t>
+            </w:r>
+          </w:p>
+        </w:tc>
+        <w:tc>
+          <w:tcPr>
+            <w:tcW w:type="dxa" w:w="5112"/>
+          </w:tcPr>
+          <w:p>
+            <w:r>
+              <w:t>Do not reject; not evidence that null is true with probability 0.25</w:t>
+            </w:r>
+          </w:p>
+        </w:tc>
+      </w:tr>
+      <w:tr>
+        <w:tc>
+          <w:tcPr>
+            <w:tcW w:type="dxa" w:w="5112"/>
+          </w:tcPr>
+          <w:p>
+            <w:r>
+              <w:t>No rejection</w:t>
+            </w:r>
+          </w:p>
+        </w:tc>
+        <w:tc>
+          <w:tcPr>
+            <w:tcW w:type="dxa" w:w="5112"/>
+          </w:tcPr>
+          <w:p>
+            <w:r>
+              <w:t>Does not establish zero effect or practical equivalence</w:t>
+            </w:r>
+          </w:p>
+        </w:tc>
+      </w:tr>
+      <w:tr>
+        <w:tc>
+          <w:tcPr>
+            <w:tcW w:type="dxa" w:w="5112"/>
+          </w:tcPr>
+          <w:p>
+            <w:r>
+              <w:t>Three nonzero paired magnitudes in this sign-flip setup</w:t>
+            </w:r>
+          </w:p>
+        </w:tc>
+        <w:tc>
+          <w:tcPr>
+            <w:tcW w:type="dxa" w:w="5112"/>
+          </w:tcPr>
+          <w:p>
+            <w:r>
+              <w:t>Smallest two-sided tail is 2/8; magnitude alone cannot reach 0.05</w:t>
+            </w:r>
+          </w:p>
+        </w:tc>
+      </w:tr>
+      <w:tr>
+        <w:tc>
+          <w:tcPr>
+            <w:tcW w:type="dxa" w:w="5112"/>
+          </w:tcPr>
+          <w:p>
+            <w:r>
+              <w:t>Any small-n test in general</w:t>
+            </w:r>
+          </w:p>
+        </w:tc>
+        <w:tc>
+          <w:tcPr>
+            <w:tcW w:type="dxa" w:w="5112"/>
+          </w:tcPr>
+          <w:p>
+            <w:r>
+              <w:t>Do not generalize this specific resolution limit to all statistical methods</w:t>
+            </w:r>
+          </w:p>
+        </w:tc>
+      </w:tr>
+      <w:tr>
+        <w:tc>
+          <w:tcPr>
+            <w:tcW w:type="dxa" w:w="5112"/>
+          </w:tcPr>
+          <w:p>
+            <w:r>
+              <w:t>Scale all differences by the same positive constant</w:t>
+            </w:r>
+          </w:p>
+        </w:tc>
+        <w:tc>
+          <w:tcPr>
+            <w:tcW w:type="dxa" w:w="5112"/>
+          </w:tcPr>
+          <w:p>
+            <w:r>
+              <w:t>Extremeness ordering and exact p should stay unchanged</w:t>
+            </w:r>
+          </w:p>
+        </w:tc>
+      </w:tr>
+      <w:tr>
+        <w:tc>
+          <w:tcPr>
+            <w:tcW w:type="dxa" w:w="5112"/>
+          </w:tcPr>
+          <w:p>
+            <w:r>
+              <w:t>Absolute numeric epsilon overwhelms tiny values</w:t>
+            </w:r>
+          </w:p>
+        </w:tc>
+        <w:tc>
+          <w:tcPr>
+            <w:tcW w:type="dxa" w:w="5112"/>
+          </w:tcPr>
+          <w:p>
+            <w:r>
+              <w:t>Can corrupt ties/tail counts; use exact arithmetic here</w:t>
+            </w:r>
+          </w:p>
+        </w:tc>
+      </w:tr>
+      <w:tr>
+        <w:tc>
+          <w:tcPr>
+            <w:tcW w:type="dxa" w:w="5112"/>
+          </w:tcPr>
+          <w:p>
+            <w:r>
+              <w:t>Pairing or sign assumptions invalid</w:t>
+            </w:r>
+          </w:p>
+        </w:tc>
+        <w:tc>
+          <w:tcPr>
+            <w:tcW w:type="dxa" w:w="5112"/>
+          </w:tcPr>
+          <w:p>
+            <w:r>
+              <w:t>The numerical p does not validate the design</w:t>
+            </w:r>
+          </w:p>
+        </w:tc>
+      </w:tr>
+    </w:tbl>
+    <w:p>
+      <w:pPr>
+        <w:pStyle w:val="Heading2"/>
+      </w:pPr>
+      <w:r>
+        <w:t>Guided repair and explanation</w:t>
       </w:r>
     </w:p>
     <w:p>
@@ -1452,19 +2771,40 @@
         <w:pStyle w:val="Heading3"/>
       </w:pPr>
       <w:r>
-        <w:t>Keep the stated limit</w:t>
-      </w:r>
-    </w:p>
-    <w:p>
-      <w:pPr>
-        <w:spacing w:line="336" w:lineRule="auto" w:after="180"/>
-        <w:shd w:fill="FFF5E6"/>
-      </w:pPr>
-      <w:r>
-        <w:rPr>
-          <w:b w:val="0"/>
-        </w:rPr>
-        <w:t>Read the labelled picture: Calculate each paired difference and the observed sum. Count null arrangements with absolute sum at least four, compute p, and explain the decision at threshold 0.05.</w:t>
+        <w:t>Guided: restate the worked result, then name the assumption or limitation that prevents a broader conclusion.</w:t>
+      </w:r>
+    </w:p>
+    <w:p>
+      <w:r>
+        <w:t>________________________________________________________________</w:t>
+      </w:r>
+    </w:p>
+    <w:p>
+      <w:r>
+        <w:t>________________________________________________________________</w:t>
+      </w:r>
+    </w:p>
+    <w:p>
+      <w:r>
+        <w:t>________________________________________________________________</w:t>
+      </w:r>
+    </w:p>
+    <w:p>
+      <w:r>
+        <w:t>________________________________________________________________</w:t>
+      </w:r>
+    </w:p>
+    <w:p>
+      <w:r>
+        <w:t>________________________________________________________________</w:t>
+      </w:r>
+    </w:p>
+    <w:p>
+      <w:pPr>
+        <w:pStyle w:val="ListBullet"/>
+      </w:pPr>
+      <w:r>
+        <w:t>A report omits this qualification: The test requires its sign-exchangeability and independence assumptions; do not apply it blindly to clustered or asymmetric differences. Explain how omitting it could change a reader's interpretation, and write an accurate replacement.</w:t>
       </w:r>
     </w:p>
     <w:p>
@@ -1472,19 +2812,53 @@
         <w:pStyle w:val="Heading3"/>
       </w:pPr>
       <w:r>
-        <w:t>Keep the stated limit</w:t>
-      </w:r>
-    </w:p>
-    <w:p>
-      <w:pPr>
-        <w:spacing w:line="336" w:lineRule="auto" w:after="180"/>
-        <w:shd w:fill="FFF5E6"/>
-      </w:pPr>
-      <w:r>
-        <w:rPr>
-          <w:b w:val="0"/>
-        </w:rPr>
-        <w:t>Change one thing: Break the task pairing and use unrelated A and B measurements. Predict the result before checking the explanation. What remains the same?</w:t>
+        <w:t>State one repair and the checks you would rerun.</w:t>
+      </w:r>
+    </w:p>
+    <w:p>
+      <w:r>
+        <w:t>________________________________________________________________</w:t>
+      </w:r>
+    </w:p>
+    <w:p>
+      <w:r>
+        <w:t>________________________________________________________________</w:t>
+      </w:r>
+    </w:p>
+    <w:p>
+      <w:r>
+        <w:t>________________________________________________________________</w:t>
+      </w:r>
+    </w:p>
+    <w:p>
+      <w:r>
+        <w:t>________________________________________________________________</w:t>
+      </w:r>
+    </w:p>
+    <w:p>
+      <w:r>
+        <w:t>________________________________________________________________</w:t>
+      </w:r>
+    </w:p>
+    <w:p>
+      <w:r>
+        <w:t>________________________________________________________________</w:t>
+      </w:r>
+    </w:p>
+    <w:p>
+      <w:pPr>
+        <w:pStyle w:val="Heading2"/>
+      </w:pPr>
+      <w:r>
+        <w:t>Earlier wording, alternatives and picture transcripts · reference / check after trying</w:t>
+      </w:r>
+    </w:p>
+    <w:p>
+      <w:pPr>
+        <w:pStyle w:val="Heading3"/>
+      </w:pPr>
+      <w:r>
+        <w:t>Locate the earliest unsupported step</w:t>
       </w:r>
     </w:p>
     <w:p>
@@ -1492,35 +2866,28 @@
         <w:pStyle w:val="Heading1"/>
       </w:pPr>
       <w:r>
-        <w:t>07. Find and repair a mistake</w:t>
-      </w:r>
-    </w:p>
-    <w:p>
-      <w:r>
-        <w:t>Find the unsupported step in the Statistical tests and assumptions claim and explain a repair using the supplied evidence.</w:t>
-      </w:r>
-    </w:p>
-    <w:p>
-      <w:pPr>
-        <w:spacing w:line="336" w:lineRule="auto" w:after="180"/>
-      </w:pPr>
-      <w:r>
-        <w:rPr>
-          <w:b w:val="0"/>
-        </w:rPr>
-        <w:t>The test requires its sign-</w:t>
-      </w:r>
-      <w:r>
-        <w:rPr>
-          <w:b/>
-        </w:rPr>
-        <w:t>exchangeability</w:t>
-      </w:r>
-      <w:r>
-        <w:rPr>
-          <w:b w:val="0"/>
-        </w:rPr>
-        <w:t xml:space="preserve"> and independence assumptions; do not apply it blindly to clustered or asymmetric differences.</w:t>
+        <w:t>08. Practise naming assumptions before counting null arrangements</w:t>
+      </w:r>
+    </w:p>
+    <w:p>
+      <w:r>
+        <w:t>Report statistic, tail count, denominator and decision separately.</w:t>
+      </w:r>
+    </w:p>
+    <w:p>
+      <w:pPr>
+        <w:pStyle w:val="Heading2"/>
+      </w:pPr>
+      <w:r>
+        <w:t>Current explanation and guided check</w:t>
+      </w:r>
+    </w:p>
+    <w:p>
+      <w:pPr>
+        <w:pStyle w:val="ListBullet"/>
+      </w:pPr>
+      <w:r>
+        <w:t>Explain the weekly mechanism in your own words. Use the worked scenario to name its input, decision rule and output.</w:t>
       </w:r>
     </w:p>
     <w:p>
@@ -1528,43 +2895,32 @@
         <w:pStyle w:val="Heading3"/>
       </w:pPr>
       <w:r>
-        <w:t>Check the claim against the facts</w:t>
-      </w:r>
-    </w:p>
-    <w:p>
-      <w:pPr>
-        <w:spacing w:line="336" w:lineRule="auto" w:after="180"/>
-        <w:shd w:fill="FFF5E6"/>
-      </w:pPr>
-      <w:r>
-        <w:rPr>
-          <w:b w:val="0"/>
-        </w:rPr>
-        <w:t>A useful check asks what would make the reasoning fail. Distinguish a failure to execute the declared procedure from a weakness in the procedure itself.</w:t>
-      </w:r>
-    </w:p>
-    <w:p>
-      <w:pPr>
-        <w:spacing w:line="336" w:lineRule="auto" w:after="180"/>
-        <w:shd w:fill="FFF5E6"/>
-      </w:pPr>
-      <w:r>
-        <w:rPr>
-          <w:b w:val="0"/>
-        </w:rPr>
-        <w:t xml:space="preserve">The first may require a correction; the second requires an explicitly revised method and new </w:t>
-      </w:r>
-      <w:r>
-        <w:rPr>
-          <w:b/>
-        </w:rPr>
-        <w:t>evidence</w:t>
-      </w:r>
-      <w:r>
-        <w:rPr>
-          <w:b w:val="0"/>
-        </w:rPr>
-        <w:t>. Preserve unsuccessful cases so an improved result cannot hide the original problem.</w:t>
+        <w:t>Guided: restate the worked result, then name the assumption or limitation that prevents a broader conclusion.</w:t>
+      </w:r>
+    </w:p>
+    <w:p>
+      <w:r>
+        <w:t>________________________________________________________________</w:t>
+      </w:r>
+    </w:p>
+    <w:p>
+      <w:r>
+        <w:t>________________________________________________________________</w:t>
+      </w:r>
+    </w:p>
+    <w:p>
+      <w:r>
+        <w:t>________________________________________________________________</w:t>
+      </w:r>
+    </w:p>
+    <w:p>
+      <w:r>
+        <w:t>________________________________________________________________</w:t>
+      </w:r>
+    </w:p>
+    <w:p>
+      <w:r>
+        <w:t>________________________________________________________________</w:t>
       </w:r>
     </w:p>
     <w:p>
@@ -1572,7 +2928,7 @@
         <w:pStyle w:val="Heading3"/>
       </w:pPr>
       <w:r>
-        <w:t>Guided: restate the worked result, then name the assumption or limitation that prevents a broader conclusion.</w:t>
+        <w:t>Explain your prediction to a partner before comparing results.</w:t>
       </w:r>
     </w:p>
     <w:p>
@@ -1596,217 +2952,11 @@
       </w:r>
     </w:p>
     <w:p>
-      <w:r>
-        <w:t>________________________________________________________________</w:t>
-      </w:r>
-    </w:p>
-    <w:p>
-      <w:pPr>
-        <w:pStyle w:val="Heading3"/>
-      </w:pPr>
-      <w:r>
-        <w:t>Locate the earliest unsupported step</w:t>
-      </w:r>
-    </w:p>
-    <w:p>
-      <w:pPr>
-        <w:spacing w:line="336" w:lineRule="auto" w:after="180"/>
-      </w:pPr>
-      <w:r>
-        <w:rPr>
-          <w:b w:val="0"/>
-        </w:rPr>
-        <w:t>A report omits this qualification: The test requires its sign-</w:t>
-      </w:r>
-      <w:r>
-        <w:rPr>
-          <w:b/>
-        </w:rPr>
-        <w:t>exchangeability</w:t>
-      </w:r>
-      <w:r>
-        <w:rPr>
-          <w:b w:val="0"/>
-        </w:rPr>
-        <w:t xml:space="preserve"> and independence assumptions; do not apply it blindly to clustered or asymmetric differences.</w:t>
-      </w:r>
-    </w:p>
-    <w:p>
-      <w:pPr>
-        <w:spacing w:line="336" w:lineRule="auto" w:after="180"/>
-      </w:pPr>
-      <w:r>
-        <w:rPr>
-          <w:b w:val="0"/>
-        </w:rPr>
-        <w:t>Explain how omitting it could change a reader's interpretation, and write an accurate replacement.</w:t>
-      </w:r>
-    </w:p>
-    <w:p>
-      <w:pPr>
-        <w:pStyle w:val="Heading3"/>
-      </w:pPr>
-      <w:r>
-        <w:t>State one repair and the checks you would rerun.</w:t>
-      </w:r>
-    </w:p>
-    <w:p>
-      <w:r>
-        <w:t>________________________________________________________________</w:t>
-      </w:r>
-    </w:p>
-    <w:p>
-      <w:r>
-        <w:t>________________________________________________________________</w:t>
-      </w:r>
-    </w:p>
-    <w:p>
-      <w:r>
-        <w:t>________________________________________________________________</w:t>
-      </w:r>
-    </w:p>
-    <w:p>
-      <w:r>
-        <w:t>________________________________________________________________</w:t>
-      </w:r>
-    </w:p>
-    <w:p>
-      <w:r>
-        <w:t>________________________________________________________________</w:t>
-      </w:r>
-    </w:p>
-    <w:p>
-      <w:r>
-        <w:t>________________________________________________________________</w:t>
-      </w:r>
-    </w:p>
-    <w:p>
-      <w:pPr>
-        <w:pStyle w:val="Heading1"/>
-      </w:pPr>
-      <w:r>
-        <w:t>08. Practise together</w:t>
-      </w:r>
-    </w:p>
-    <w:p>
-      <w:r>
-        <w:t>Practise Statistical tests and assumptions with support, then explain the deciding step in your own words.</w:t>
-      </w:r>
-    </w:p>
-    <w:p>
-      <w:pPr>
-        <w:spacing w:line="336" w:lineRule="auto" w:after="180"/>
-      </w:pPr>
-      <w:r>
-        <w:rPr>
-          <w:b w:val="0"/>
-        </w:rPr>
-        <w:t xml:space="preserve">Explain the weekly </w:t>
-      </w:r>
-      <w:r>
-        <w:rPr>
-          <w:b/>
-        </w:rPr>
-        <w:t>mechanism</w:t>
-      </w:r>
-      <w:r>
-        <w:rPr>
-          <w:b w:val="0"/>
-        </w:rPr>
-        <w:t xml:space="preserve"> in your own words. Use the worked scenario to name its </w:t>
-      </w:r>
-      <w:r>
-        <w:rPr>
-          <w:b/>
-        </w:rPr>
-        <w:t>input</w:t>
-      </w:r>
-      <w:r>
-        <w:rPr>
-          <w:b w:val="0"/>
-        </w:rPr>
-        <w:t xml:space="preserve">, decision rule and </w:t>
-      </w:r>
-      <w:r>
-        <w:rPr>
-          <w:b/>
-        </w:rPr>
-        <w:t>output</w:t>
-      </w:r>
-      <w:r>
-        <w:rPr>
-          <w:b w:val="0"/>
-        </w:rPr>
-        <w:t>.</w:t>
-      </w:r>
-    </w:p>
-    <w:p>
-      <w:pPr>
-        <w:pStyle w:val="Heading3"/>
-      </w:pPr>
-      <w:r>
-        <w:t>Guided: restate the worked result, then name the assumption or limitation that prevents a broader conclusion.</w:t>
-      </w:r>
-    </w:p>
-    <w:p>
-      <w:r>
-        <w:t>________________________________________________________________</w:t>
-      </w:r>
-    </w:p>
-    <w:p>
-      <w:r>
-        <w:t>________________________________________________________________</w:t>
-      </w:r>
-    </w:p>
-    <w:p>
-      <w:r>
-        <w:t>________________________________________________________________</w:t>
-      </w:r>
-    </w:p>
-    <w:p>
-      <w:r>
-        <w:t>________________________________________________________________</w:t>
-      </w:r>
-    </w:p>
-    <w:p>
-      <w:r>
-        <w:t>________________________________________________________________</w:t>
-      </w:r>
-    </w:p>
-    <w:p>
-      <w:pPr>
-        <w:pStyle w:val="Heading3"/>
-      </w:pPr>
-      <w:r>
-        <w:t>Explain your prediction to a partner before comparing results.</w:t>
-      </w:r>
-    </w:p>
-    <w:p>
-      <w:r>
-        <w:t>________________________________________________________________</w:t>
-      </w:r>
-    </w:p>
-    <w:p>
-      <w:r>
-        <w:t>________________________________________________________________</w:t>
-      </w:r>
-    </w:p>
-    <w:p>
-      <w:r>
-        <w:t>________________________________________________________________</w:t>
-      </w:r>
-    </w:p>
-    <w:p>
-      <w:r>
-        <w:t>________________________________________________________________</w:t>
-      </w:r>
-    </w:p>
-    <w:p>
-      <w:pPr>
-        <w:pStyle w:val="Heading3"/>
-      </w:pPr>
-      <w:r>
-        <w:t>Practise with less help: Trace the worked case</w:t>
+      <w:pPr>
+        <w:pStyle w:val="Heading2"/>
+      </w:pPr>
+      <w:r>
+        <w:t>Supported W2 trace</w:t>
       </w:r>
     </w:p>
     <w:p>
@@ -1924,69 +3074,49 @@
     </w:p>
     <w:p>
       <w:pPr>
+        <w:pStyle w:val="Heading2"/>
+      </w:pPr>
+      <w:r>
+        <w:t>Individual scope check</w:t>
+      </w:r>
+    </w:p>
+    <w:p>
+      <w:pPr>
+        <w:pStyle w:val="ListBullet"/>
+      </w:pPr>
+      <w:r>
+        <w:t>Use the worked case for Statistical tests and assumptions. Proposed explanation: “The worked result establishes every future case”. Decide whether this explanation is supported. Point to the step or supplied fact that decides; explain your repair if needed.</w:t>
+      </w:r>
+    </w:p>
+    <w:p>
+      <w:pPr>
+        <w:pStyle w:val="ListBullet"/>
+      </w:pPr>
+      <w:r>
+        <w:t>Answer on your own before discussion. If you are unsure, say which step you need help with.</w:t>
+      </w:r>
+    </w:p>
+    <w:p>
+      <w:pPr>
+        <w:pStyle w:val="Heading2"/>
+      </w:pPr>
+      <w:r>
+        <w:t>Picture response</w:t>
+      </w:r>
+    </w:p>
+    <w:p>
+      <w:pPr>
+        <w:pStyle w:val="ListBullet"/>
+      </w:pPr>
+      <w:r>
+        <w:t>Calculate each paired difference and the observed sum. Count null arrangements with absolute sum at least four, compute p, and explain the decision at threshold 0.05.</w:t>
+      </w:r>
+    </w:p>
+    <w:p>
+      <w:pPr>
         <w:pStyle w:val="Heading3"/>
       </w:pPr>
       <w:r>
-        <w:t>Check your reasoning</w:t>
-      </w:r>
-    </w:p>
-    <w:p>
-      <w:pPr>
-        <w:spacing w:line="336" w:lineRule="auto" w:after="180"/>
-      </w:pPr>
-      <w:r>
-        <w:rPr>
-          <w:b w:val="0"/>
-        </w:rPr>
-        <w:t>Use the worked case for Statistical tests and assumptions. Proposed explanation: “The worked result establishes every future case”. Decide whether this explanation is supported.</w:t>
-      </w:r>
-    </w:p>
-    <w:p>
-      <w:pPr>
-        <w:spacing w:line="336" w:lineRule="auto" w:after="180"/>
-      </w:pPr>
-      <w:r>
-        <w:rPr>
-          <w:b w:val="0"/>
-        </w:rPr>
-        <w:t>Point to the step or supplied fact that decides; explain your repair if needed.</w:t>
-      </w:r>
-    </w:p>
-    <w:p>
-      <w:pPr>
-        <w:spacing w:line="336" w:lineRule="auto" w:after="180"/>
-      </w:pPr>
-      <w:r>
-        <w:rPr>
-          <w:b w:val="0"/>
-        </w:rPr>
-        <w:t>Answer on your own before discussion. If you are unsure, say which step you need help with.</w:t>
-      </w:r>
-    </w:p>
-    <w:p>
-      <w:pPr>
-        <w:pStyle w:val="Heading3"/>
-      </w:pPr>
-      <w:r>
-        <w:t>Explain the picture</w:t>
-      </w:r>
-    </w:p>
-    <w:p>
-      <w:pPr>
-        <w:spacing w:line="336" w:lineRule="auto" w:after="180"/>
-      </w:pPr>
-      <w:r>
-        <w:rPr>
-          <w:b w:val="0"/>
-        </w:rPr>
-        <w:t>Calculate each paired difference and the observed sum. Count null arrangements with absolute sum at least four, compute p, and explain the decision at threshold 0.05.</w:t>
-      </w:r>
-    </w:p>
-    <w:p>
-      <w:pPr>
-        <w:pStyle w:val="Heading3"/>
-      </w:pPr>
-      <w:r>
         <w:t>My explanation using a pictured step and the given facts</w:t>
       </w:r>
     </w:p>
@@ -2008,6 +3138,14 @@
     <w:p>
       <w:r>
         <w:t>________________________________________________________________</w:t>
+      </w:r>
+    </w:p>
+    <w:p>
+      <w:pPr>
+        <w:pStyle w:val="Heading2"/>
+      </w:pPr>
+      <w:r>
+        <w:t>Reserve the selected doubled-magnitude paired differences</w:t>
       </w:r>
     </w:p>
     <w:p>
@@ -2023,23 +3161,55 @@
     </w:p>
     <w:p>
       <w:pPr>
+        <w:pStyle w:val="Heading2"/>
+      </w:pPr>
+      <w:r>
+        <w:t>Earlier wording, alternatives and picture transcripts · reference / check after trying</w:t>
+      </w:r>
+    </w:p>
+    <w:p>
+      <w:pPr>
+        <w:pStyle w:val="Heading3"/>
+      </w:pPr>
+      <w:r>
+        <w:t>Practise with less help: Trace the worked case</w:t>
+      </w:r>
+    </w:p>
+    <w:p>
+      <w:pPr>
+        <w:pStyle w:val="Heading3"/>
+      </w:pPr>
+      <w:r>
+        <w:t>Check your reasoning</w:t>
+      </w:r>
+    </w:p>
+    <w:p>
+      <w:pPr>
+        <w:pStyle w:val="Heading3"/>
+      </w:pPr>
+      <w:r>
+        <w:t>Explain the picture</w:t>
+      </w:r>
+    </w:p>
+    <w:p>
+      <w:pPr>
         <w:pStyle w:val="Heading1"/>
       </w:pPr>
       <w:r>
-        <w:t>09. Run the investigation</w:t>
-      </w:r>
-    </w:p>
-    <w:p>
-      <w:r>
-        <w:t>Investigate Statistical tests and assumptions. Record the prediction, actual observation or labelled paper trace, explanation and next test separately.</w:t>
-      </w:r>
-    </w:p>
-    <w:p>
-      <w:pPr>
-        <w:pStyle w:val="Heading3"/>
-      </w:pPr>
-      <w:r>
-        <w:t>Predict, investigate and preserve the evidence</w:t>
+        <w:t>09. Run a complete exact paired test with scale and tie checks</w:t>
+      </w:r>
+    </w:p>
+    <w:p>
+      <w:r>
+        <w:t>Inspect the full null enumeration instead of accepting a p-value without its assumptions.</w:t>
+      </w:r>
+    </w:p>
+    <w:p>
+      <w:pPr>
+        <w:pStyle w:val="Heading2"/>
+      </w:pPr>
+      <w:r>
+        <w:t>Current three-pair exact-test investigation</w:t>
       </w:r>
     </w:p>
     <w:p>
@@ -2054,45 +3224,133 @@
       </w:r>
     </w:p>
     <w:p>
+      <w:pPr>
+        <w:pStyle w:val="Heading2"/>
+      </w:pPr>
+      <w:r>
+        <w:t>Runnable exact-rational null enumeration</w:t>
+      </w:r>
+    </w:p>
+    <w:p>
       <w:r>
         <w:rPr>
           <w:rFonts w:ascii="Courier New" w:hAnsi="Courier New"/>
           <w:sz w:val="18"/>
         </w:rPr>
+        <w:t>"""Exact tiny-n conditional sign-flip test, under explicitly assumed valid pairing/null."""</w:t>
+        <w:br/>
         <w:t>from itertools import product</w:t>
         <w:br/>
+        <w:t>from fractions import Fraction</w:t>
         <w:br/>
-        <w:t>def sign_flip_p(differences):</w:t>
-        <w:br/>
-        <w:t xml:space="preserve">    """Two-sided exact test under independent symmetric sign exchangeability.</w:t>
+        <w:t>from collections import Counter</w:t>
         <w:br/>
         <w:br/>
-        <w:t xml:space="preserve">    Tiny n only; hold absolute magnitudes fixed and include equal extremes.</w:t>
+        <w:t>def exact_rational(value):</w:t>
         <w:br/>
-        <w:t xml:space="preserve">    A p-value is not a posterior probability that the null is true.</w:t>
+        <w:t xml:space="preserve"> if type(value) is int or type(value) is Fraction:return Fraction(value)</w:t>
         <w:br/>
-        <w:t xml:space="preserve">    """</w:t>
-        <w:br/>
-        <w:t xml:space="preserve">    if not differences or len(differences) &gt; 16:</w:t>
-        <w:br/>
-        <w:t xml:space="preserve">        raise ValueError('require 1–16 paired units')</w:t>
-        <w:br/>
-        <w:t xml:space="preserve">    threshold = abs(sum(differences))</w:t>
-        <w:br/>
-        <w:t xml:space="preserve">    count = 0</w:t>
-        <w:br/>
-        <w:t xml:space="preserve">    for signs in product((-1, 1), repeat=len(differences)):</w:t>
-        <w:br/>
-        <w:t xml:space="preserve">        simulated = abs(sum((s * abs(d) for (s, d) in zip(signs, differences))))</w:t>
-        <w:br/>
-        <w:t xml:space="preserve">        if simulated &gt;= threshold - 1e-12:</w:t>
-        <w:br/>
-        <w:t xml:space="preserve">            count += 1</w:t>
-        <w:br/>
-        <w:t xml:space="preserve">    return count / 2 ** len(differences)</w:t>
+        <w:t xml:space="preserve"> raise ValueError('use exact integers or Fraction values, not Boolean/inexact inputs')</w:t>
         <w:br/>
         <w:br/>
-        <w:t>print(sign_flip_p([1, 1, 1]))</w:t>
+        <w:t>def sign_flip_test(differences,alpha=Fraction(1,20)):</w:t>
+        <w:br/>
+        <w:t xml:space="preserve"> """Assume independent paired units and conditionally independent equiprobable signs.</w:t>
+        <w:br/>
+        <w:t xml:space="preserve"> Hold magnitudes fixed under the symmetric zero-effect null. Design assumptions</w:t>
+        <w:br/>
+        <w:t xml:space="preserve"> cannot be verified from these numbers. Absolute-mean ties count inclusively.</w:t>
+        <w:br/>
+        <w:t xml:space="preserve"> """</w:t>
+        <w:br/>
+        <w:t xml:space="preserve"> if type(differences) not in (list,tuple) or not 1&lt;=len(differences)&lt;=16:</w:t>
+        <w:br/>
+        <w:t xml:space="preserve">  raise ValueError('require 1 to 16 exact paired differences')</w:t>
+        <w:br/>
+        <w:t xml:space="preserve"> values=[exact_rational(d) for d in differences];level=exact_rational(alpha)</w:t>
+        <w:br/>
+        <w:t xml:space="preserve"> if not 0&lt;level&lt;1:raise ValueError('alpha must be between zero and one')</w:t>
+        <w:br/>
+        <w:t xml:space="preserve"> n=len(values);observed_sum=sum(values);observed_absolute_mean=abs(observed_sum)/n</w:t>
+        <w:br/>
+        <w:t xml:space="preserve"> rows=[]</w:t>
+        <w:br/>
+        <w:t xml:space="preserve"> for signs in product((-1,1),repeat=n):</w:t>
+        <w:br/>
+        <w:t xml:space="preserve">  signed=tuple(s*abs(d) for s,d in zip(signs,values));total=sum(signed)</w:t>
+        <w:br/>
+        <w:t xml:space="preserve">  statistic=abs(total)/n</w:t>
+        <w:br/>
+        <w:t xml:space="preserve">  rows.append({'signs':signs,'signed_differences':signed,'sum':total,'absolute_mean':statistic,</w:t>
+        <w:br/>
+        <w:t xml:space="preserve">               'at_least_as_extreme':statistic&gt;=observed_absolute_mean})</w:t>
+        <w:br/>
+        <w:t xml:space="preserve"> extreme=sum(row['at_least_as_extreme'] for row in rows)</w:t>
+        <w:br/>
+        <w:t xml:space="preserve"> p=Fraction(extreme,len(rows))</w:t>
+        <w:br/>
+        <w:t xml:space="preserve"> return {'observed_sum':observed_sum,'observed_absolute_mean':observed_absolute_mean,</w:t>
+        <w:br/>
+        <w:t xml:space="preserve">         'rows':rows,'extreme':extreme,'assignments':len(rows),'p':p,'alpha':level,</w:t>
+        <w:br/>
+        <w:t xml:space="preserve">         'decision':'reject' if p&lt;=level else 'do_not_reject'}</w:t>
+        <w:br/>
+        <w:t>main=sign_flip_test([1,1,1])</w:t>
+        <w:br/>
+        <w:t>assert main['observed_absolute_mean']==1 and main['extreme']==2 and main['assignments']==8 and main['p']==Fraction(1,4)</w:t>
+        <w:br/>
+        <w:t>assert main['decision']=='do_not_reject'</w:t>
+        <w:br/>
+        <w:t># Separate picture: paired B-A times [-1,-2,-1], absolute sum ordering equivalent for fixed n.</w:t>
+        <w:br/>
+        <w:t>picture=sign_flip_test([-1,-2,-1])</w:t>
+        <w:br/>
+        <w:t>sum_counts=Counter(row['sum'] for row in picture['rows'])</w:t>
+        <w:br/>
+        <w:t>assert sum_counts=={-4:1,-2:2,0:2,2:2,4:1} and picture['p']==Fraction(1,4)</w:t>
+        <w:br/>
+        <w:t># Scale invariance and inclusive ties require no arbitrary absolute epsilon.</w:t>
+        <w:br/>
+        <w:t>scaled=sign_flip_test([Fraction(1,10**13)]*3)</w:t>
+        <w:br/>
+        <w:t>assert scaled['p']==main['p'] and sign_flip_test([0,0,0])['p']==1</w:t>
+        <w:br/>
+        <w:t>print('Main exact assignments:',[(r['signs'],str(r['sum']),str(r['absolute_mean']),r['at_least_as_extreme']) for r in main['rows']])</w:t>
+        <w:br/>
+        <w:t>print('Main exact two-sided p:',main['p'],'decision at alpha 0.05:',main['decision'])</w:t>
+        <w:br/>
+        <w:t>print('Picture signed-sum null counts:',{str(k):v for k,v in sorted(sum_counts.items())},'p:',picture['p'])</w:t>
+        <w:br/>
+        <w:t>print('Exact tiny-scale check:',scaled['p'],'ties included; enumeration adds no new observed units.')</w:t>
+        <w:br/>
+        <w:t>print('The p-value is a null-model tail probability, not the probability the null is true. Do not reject does not prove zero effect or practical unimportance.')</w:t>
+        <w:br/>
+        <w:t>print('No actual random assignment, model experiment or significance claim for unpaired/correlated data is supplied. Exact arithmetic cannot verify pairing, independence, symmetry or exchangeability.')</w:t>
+        <w:br/>
+      </w:r>
+    </w:p>
+    <w:p>
+      <w:pPr>
+        <w:pStyle w:val="Heading2"/>
+      </w:pPr>
+      <w:r>
+        <w:t>Expected p, numerical correction and study limits</w:t>
+      </w:r>
+    </w:p>
+    <w:p>
+      <w:pPr>
+        <w:pStyle w:val="ListNumber"/>
+      </w:pPr>
+      <w:r>
+        <w:t>Predict the eight main absolute means and the two extreme assignments before running or tracing. The complete exact-rational code gives p=1/4 for the main and separate picture examples, without random resampling. A tiny positive scaling check preserves the same p, and all-zero differences give p=1 with inclusive ties. These checks validate arithmetic, not real pairing or sign symmetry. The earlier compact displayed code is also corrected to rational arithmetic; a fixed absolute epsilon previously gave the wrong result at tiny scales. The original lab index is retained for draft compatibility. Do not treat the eight enumerated null arrangements as eight new observations or a real randomized study.</w:t>
+      </w:r>
+    </w:p>
+    <w:p>
+      <w:pPr>
+        <w:pStyle w:val="Heading2"/>
+      </w:pPr>
+      <w:r>
+        <w:t>Evidence ledger and reflection</w:t>
       </w:r>
     </w:p>
     <w:tbl>
@@ -2244,14 +3502,6 @@
     </w:p>
     <w:p>
       <w:pPr>
-        <w:pStyle w:val="Heading3"/>
-      </w:pPr>
-      <w:r>
-        <w:t>Plan → try → check</w:t>
-      </w:r>
-    </w:p>
-    <w:p>
-      <w:pPr>
         <w:spacing w:line="336" w:lineRule="auto" w:after="180"/>
       </w:pPr>
       <w:r>
@@ -2263,23 +3513,93 @@
     </w:p>
     <w:p>
       <w:pPr>
+        <w:pStyle w:val="Heading2"/>
+      </w:pPr>
+      <w:r>
+        <w:t>Earlier wording, alternatives and picture transcripts · reference / check after trying</w:t>
+      </w:r>
+    </w:p>
+    <w:p>
+      <w:pPr>
+        <w:pStyle w:val="Heading3"/>
+      </w:pPr>
+      <w:r>
+        <w:t>Predict, investigate and preserve the evidence</w:t>
+      </w:r>
+    </w:p>
+    <w:p>
+      <w:r>
+        <w:rPr>
+          <w:rFonts w:ascii="Courier New" w:hAnsi="Courier New"/>
+          <w:sz w:val="18"/>
+        </w:rPr>
+        <w:t>from itertools import product</w:t>
+        <w:br/>
+        <w:t>from fractions import Fraction</w:t>
+        <w:br/>
+        <w:br/>
+        <w:t>def sign_flip_p(differences):</w:t>
+        <w:br/>
+        <w:t xml:space="preserve">    """Two-sided exact test under independent symmetric sign exchangeability.</w:t>
+        <w:br/>
+        <w:br/>
+        <w:t xml:space="preserve">    Tiny n only; hold absolute magnitudes fixed and include equal extremes.</w:t>
+        <w:br/>
+        <w:t xml:space="preserve">    A p-value is not a posterior probability that the null is true.</w:t>
+        <w:br/>
+        <w:t xml:space="preserve">    """</w:t>
+        <w:br/>
+        <w:t xml:space="preserve">    if not differences or len(differences) &gt; 16:</w:t>
+        <w:br/>
+        <w:t xml:space="preserve">        raise ValueError('require 1–16 paired units')</w:t>
+        <w:br/>
+        <w:t xml:space="preserve">    differences = [Fraction(d) for d in differences]</w:t>
+        <w:br/>
+        <w:t xml:space="preserve">    threshold = abs(sum(differences))</w:t>
+        <w:br/>
+        <w:t xml:space="preserve">    count = 0</w:t>
+        <w:br/>
+        <w:t xml:space="preserve">    for signs in product((-1, 1), repeat=len(differences)):</w:t>
+        <w:br/>
+        <w:t xml:space="preserve">        simulated = abs(sum((s * abs(d) for (s, d) in zip(signs, differences))))</w:t>
+        <w:br/>
+        <w:t xml:space="preserve">        if simulated &gt;= threshold:</w:t>
+        <w:br/>
+        <w:t xml:space="preserve">            count += 1</w:t>
+        <w:br/>
+        <w:t xml:space="preserve">    return count / 2 ** len(differences)</w:t>
+        <w:br/>
+        <w:br/>
+        <w:t>print(sign_flip_p([1, 1, 1]))</w:t>
+      </w:r>
+    </w:p>
+    <w:p>
+      <w:pPr>
+        <w:pStyle w:val="Heading3"/>
+      </w:pPr>
+      <w:r>
+        <w:t>Plan → try → check</w:t>
+      </w:r>
+    </w:p>
+    <w:p>
+      <w:pPr>
         <w:pStyle w:val="Heading1"/>
       </w:pPr>
       <w:r>
-        <w:t>10. Build your understanding</w:t>
-      </w:r>
-    </w:p>
-    <w:p>
-      <w:r>
-        <w:t>Move from recall to tracing, diagnosis and transfer in Statistical tests and assumptions. Explain why each step is justified.</w:t>
-      </w:r>
-    </w:p>
-    <w:p>
-      <w:pPr>
-        <w:pStyle w:val="Heading3"/>
-      </w:pPr>
-      <w:r>
-        <w:t>Explain → apply → challenge</w:t>
+        <w:t>14. Try alone: doubled differences under the same conditional null</w:t>
+      </w:r>
+    </w:p>
+    <w:p>
+      <w:r>
+        <w:t>Enumerate all eight assignments and interpret the exact two-sided result.</w:t>
+      </w:r>
+    </w:p>
+    <w:p>
+      <w:pPr>
+        <w:pStyle w:val="Heading2"/>
+      </w:pPr>
+      <w:r>
+        <w:t>Complete selected independent task</w:t>
       </w:r>
     </w:p>
     <w:p>
@@ -2290,43 +3610,123 @@
         <w:rPr>
           <w:b w:val="0"/>
         </w:rPr>
-        <w:t xml:space="preserve">Explain the weekly </w:t>
-      </w:r>
-      <w:r>
-        <w:rPr>
-          <w:b/>
-        </w:rPr>
-        <w:t>mechanism</w:t>
-      </w:r>
+        <w:t>Three independent paired differences are 2, 2, 2. Assume a symmetric zero-effect null under which each sign flips independently with equal probability. Enumerate all eight assignments. The statistic is absolute mean; include ties as equally extreme. Compute the two-sided exact p-value and interpret at alpha 0.05.</w:t>
+      </w:r>
+    </w:p>
+    <w:p>
+      <w:pPr>
+        <w:pStyle w:val="Heading2"/>
+      </w:pPr>
+      <w:r>
+        <w:t>First attempt and support record</w:t>
+      </w:r>
+    </w:p>
+    <w:p>
+      <w:pPr>
+        <w:pStyle w:val="Heading3"/>
+      </w:pPr>
+      <w:r>
+        <w:t>My independent explanation, trace and limits</w:t>
+      </w:r>
+    </w:p>
+    <w:p>
+      <w:r>
+        <w:t>________________________________________________________________</w:t>
+      </w:r>
+    </w:p>
+    <w:p>
+      <w:r>
+        <w:t>________________________________________________________________</w:t>
+      </w:r>
+    </w:p>
+    <w:p>
+      <w:r>
+        <w:t>________________________________________________________________</w:t>
+      </w:r>
+    </w:p>
+    <w:p>
+      <w:r>
+        <w:t>________________________________________________________________</w:t>
+      </w:r>
+    </w:p>
+    <w:p>
+      <w:r>
+        <w:t>________________________________________________________________</w:t>
+      </w:r>
+    </w:p>
+    <w:p>
+      <w:r>
+        <w:t>________________________________________________________________</w:t>
+      </w:r>
+    </w:p>
+    <w:p>
+      <w:r>
+        <w:t>________________________________________________________________</w:t>
+      </w:r>
+    </w:p>
+    <w:p>
+      <w:pPr>
+        <w:spacing w:line="336" w:lineRule="auto" w:after="180"/>
+      </w:pPr>
       <w:r>
         <w:rPr>
           <w:b w:val="0"/>
         </w:rPr>
-        <w:t xml:space="preserve"> in your own words. Use the worked scenario to name its </w:t>
-      </w:r>
-      <w:r>
-        <w:rPr>
-          <w:b/>
-        </w:rPr>
-        <w:t>input</w:t>
-      </w:r>
+        <w:t>Attempt this case before feedback. Record any help. Earlier examples below are further practice; a case already practised with feedback cannot establish fresh transfer.</w:t>
+      </w:r>
+    </w:p>
+    <w:p>
+      <w:pPr>
+        <w:pStyle w:val="Heading2"/>
+      </w:pPr>
+      <w:r>
+        <w:t>Feedback after trying</w:t>
+      </w:r>
+    </w:p>
+    <w:p>
+      <w:pPr>
+        <w:spacing w:line="336" w:lineRule="auto" w:after="180"/>
+      </w:pPr>
       <w:r>
         <w:rPr>
           <w:b w:val="0"/>
         </w:rPr>
-        <w:t xml:space="preserve">, decision rule and </w:t>
-      </w:r>
-      <w:r>
-        <w:rPr>
-          <w:b/>
-        </w:rPr>
-        <w:t>output</w:t>
-      </w:r>
+        <w:t>Attempt the independent case before hints. Record whether you worked alone, used a hint or followed a model. After feedback, fix the first unsupported step and explain why it changed.</w:t>
+      </w:r>
+    </w:p>
+    <w:p>
+      <w:pPr>
+        <w:spacing w:line="336" w:lineRule="auto" w:after="180"/>
+      </w:pPr>
       <w:r>
         <w:rPr>
           <w:b w:val="0"/>
         </w:rPr>
-        <w:t>.</w:t>
+        <w:t>A later check uses a changed case, not a copied answer.</w:t>
+      </w:r>
+    </w:p>
+    <w:p>
+      <w:pPr>
+        <w:pStyle w:val="Heading2"/>
+      </w:pPr>
+      <w:r>
+        <w:t>Earlier wording, alternatives and picture transcripts · reference / check after trying</w:t>
+      </w:r>
+    </w:p>
+    <w:p>
+      <w:pPr>
+        <w:pStyle w:val="Heading3"/>
+      </w:pPr>
+      <w:r>
+        <w:t>Independent case: Apply a new case independently</w:t>
+      </w:r>
+    </w:p>
+    <w:p>
+      <w:pPr>
+        <w:pStyle w:val="Heading3"/>
+      </w:pPr>
+      <w:r>
+        <w:t>Attempt this without hints</w:t>
       </w:r>
     </w:p>
     <w:p>
@@ -2337,52 +3737,66 @@
         <w:rPr>
           <w:b w:val="0"/>
         </w:rPr>
-        <w:t>A report omits this qualification: The test requires its sign-</w:t>
-      </w:r>
-      <w:r>
-        <w:rPr>
-          <w:b/>
-        </w:rPr>
-        <w:t>exchangeability</w:t>
-      </w:r>
+        <w:t>Three independent paired differences are 2, 2, 2. Assume a symmetric zero-effect null under which each sign flips independently with equal probability. Enumerate all eight assignments. The statistic is absolute mean; include ties as equally extreme. Compute the two-sided exact p-value and interpret at alpha 0.05.</w:t>
+      </w:r>
+    </w:p>
+    <w:p>
+      <w:pPr>
+        <w:pStyle w:val="Heading3"/>
+      </w:pPr>
+      <w:r>
+        <w:t>My independent procedure, result and limitation</w:t>
+      </w:r>
+    </w:p>
+    <w:p>
+      <w:r>
+        <w:t>________________________________________________________________</w:t>
+      </w:r>
+    </w:p>
+    <w:p>
+      <w:r>
+        <w:t>________________________________________________________________</w:t>
+      </w:r>
+    </w:p>
+    <w:p>
+      <w:r>
+        <w:t>________________________________________________________________</w:t>
+      </w:r>
+    </w:p>
+    <w:p>
+      <w:r>
+        <w:t>________________________________________________________________</w:t>
+      </w:r>
+    </w:p>
+    <w:p>
+      <w:r>
+        <w:t>________________________________________________________________</w:t>
+      </w:r>
+    </w:p>
+    <w:p>
+      <w:r>
+        <w:t>________________________________________________________________</w:t>
+      </w:r>
+    </w:p>
+    <w:p>
+      <w:r>
+        <w:t>________________________________________________________________</w:t>
+      </w:r>
+    </w:p>
+    <w:p>
+      <w:r>
+        <w:t>________________________________________________________________</w:t>
+      </w:r>
+    </w:p>
+    <w:p>
+      <w:pPr>
+        <w:spacing w:line="336" w:lineRule="auto" w:after="180"/>
+      </w:pPr>
       <w:r>
         <w:rPr>
           <w:b w:val="0"/>
         </w:rPr>
-        <w:t xml:space="preserve"> and independence assumptions; do not apply it blindly to clustered or asymmetric differences.</w:t>
-      </w:r>
-    </w:p>
-    <w:p>
-      <w:pPr>
-        <w:spacing w:line="336" w:lineRule="auto" w:after="180"/>
-      </w:pPr>
-      <w:r>
-        <w:rPr>
-          <w:b w:val="0"/>
-        </w:rPr>
-        <w:t>Explain how omitting it could change a reader's interpretation, and write an accurate replacement.</w:t>
-      </w:r>
-    </w:p>
-    <w:p>
-      <w:pPr>
-        <w:spacing w:line="336" w:lineRule="auto" w:after="180"/>
-      </w:pPr>
-      <w:r>
-        <w:rPr>
-          <w:b w:val="0"/>
-        </w:rPr>
-        <w:t>For the worked scenario, propose one additional case that could reveal a failure, describe its expected outcome before running it, and explain what would need to remain fixed for a fair comparison.</w:t>
-      </w:r>
-    </w:p>
-    <w:p>
-      <w:pPr>
-        <w:spacing w:line="336" w:lineRule="auto" w:after="180"/>
-      </w:pPr>
-      <w:r>
-        <w:rPr>
-          <w:b w:val="0"/>
-        </w:rPr>
-        <w:t>Do not reuse W4 as a new final test after receiving feedback.</w:t>
+        <w:t>Record support used: none, hint or teacher explanation. After feedback, a different case is needed to demonstrate independence.</w:t>
       </w:r>
     </w:p>
     <w:p>
@@ -2390,32 +3804,7 @@
         <w:pStyle w:val="Heading3"/>
       </w:pPr>
       <w:r>
-        <w:t>Explain which evidence supports your conclusion and which claim remains unproved.</w:t>
-      </w:r>
-    </w:p>
-    <w:p>
-      <w:r>
-        <w:t>________________________________________________________________</w:t>
-      </w:r>
-    </w:p>
-    <w:p>
-      <w:r>
-        <w:t>________________________________________________________________</w:t>
-      </w:r>
-    </w:p>
-    <w:p>
-      <w:r>
-        <w:t>________________________________________________________________</w:t>
-      </w:r>
-    </w:p>
-    <w:p>
-      <w:r>
-        <w:t>________________________________________________________________</w:t>
-      </w:r>
-    </w:p>
-    <w:p>
-      <w:r>
-        <w:t>________________________________________________________________</w:t>
+        <w:t>Use feedback to improve</w:t>
       </w:r>
     </w:p>
     <w:p>
@@ -2423,12 +3812,20 @@
         <w:pStyle w:val="Heading1"/>
       </w:pPr>
       <w:r>
-        <w:t>11. Connect your project</w:t>
-      </w:r>
-    </w:p>
-    <w:p>
-      <w:r>
-        <w:t>Apply this week’s idea to Reproducible AI Research Study. Keep an annotated decision and the evidence supporting it.</w:t>
+        <w:t>11. Save paired units, null assumptions, statistic and complete tail rule</w:t>
+      </w:r>
+    </w:p>
+    <w:p>
+      <w:r>
+        <w:t>Keep practical magnitude and inferential decision as different records.</w:t>
+      </w:r>
+    </w:p>
+    <w:p>
+      <w:pPr>
+        <w:pStyle w:val="Heading2"/>
+      </w:pPr>
+      <w:r>
+        <w:t>Project task and artifact</w:t>
       </w:r>
     </w:p>
     <w:p>
@@ -2619,10 +4016,10 @@
     </w:tbl>
     <w:p>
       <w:pPr>
-        <w:pStyle w:val="Heading3"/>
-      </w:pPr>
-      <w:r>
-        <w:t>Evidence for your project</w:t>
+        <w:pStyle w:val="Heading2"/>
+      </w:pPr>
+      <w:r>
+        <w:t>Actual local enumeration or paper trace and limitations</w:t>
       </w:r>
     </w:p>
     <w:p>
@@ -2638,15 +4035,88 @@
     </w:p>
     <w:p>
       <w:pPr>
+        <w:pStyle w:val="Heading2"/>
+      </w:pPr>
+      <w:r>
+        <w:t>Earlier wording, alternatives and picture transcripts · reference / check after trying</w:t>
+      </w:r>
+    </w:p>
+    <w:p>
+      <w:pPr>
+        <w:pStyle w:val="Heading3"/>
+      </w:pPr>
+      <w:r>
+        <w:t>Evidence for your project</w:t>
+      </w:r>
+    </w:p>
+    <w:p>
+      <w:pPr>
         <w:pStyle w:val="Heading1"/>
       </w:pPr>
       <w:r>
-        <w:t>12. Show what you know</w:t>
-      </w:r>
-    </w:p>
-    <w:p>
-      <w:r>
-        <w:t>Use a genuinely new case for independent evidence. Previously discussed examples remain practice; use the separately named independent case before feedback.</w:t>
+        <w:t>16. Explain the p-value as a conditional tail probability</w:t>
+      </w:r>
+    </w:p>
+    <w:p>
+      <w:r>
+        <w:t>Non-rejection cannot prove the null or fix an invalid experiment.</w:t>
+      </w:r>
+    </w:p>
+    <w:p>
+      <w:pPr>
+        <w:pStyle w:val="Heading2"/>
+      </w:pPr>
+      <w:r>
+        <w:t>Retrieve and explain</w:t>
+      </w:r>
+    </w:p>
+    <w:p>
+      <w:pPr>
+        <w:pStyle w:val="ListBullet"/>
+      </w:pPr>
+      <w:r>
+        <w:t>Close your notes. Explain this goal in your own words: Explain the mechanism and terminology of statistical tests and assumptions</w:t>
+      </w:r>
+    </w:p>
+    <w:p>
+      <w:pPr>
+        <w:pStyle w:val="Heading3"/>
+      </w:pPr>
+      <w:r>
+        <w:t>My deciding step, evidence and one remaining question</w:t>
+      </w:r>
+    </w:p>
+    <w:p>
+      <w:r>
+        <w:t>________________________________________________________________</w:t>
+      </w:r>
+    </w:p>
+    <w:p>
+      <w:r>
+        <w:t>________________________________________________________________</w:t>
+      </w:r>
+    </w:p>
+    <w:p>
+      <w:r>
+        <w:t>________________________________________________________________</w:t>
+      </w:r>
+    </w:p>
+    <w:p>
+      <w:r>
+        <w:t>________________________________________________________________</w:t>
+      </w:r>
+    </w:p>
+    <w:p>
+      <w:r>
+        <w:t>________________________________________________________________</w:t>
+      </w:r>
+    </w:p>
+    <w:p>
+      <w:pPr>
+        <w:pStyle w:val="Heading2"/>
+      </w:pPr>
+      <w:r>
+        <w:t>Plan a changed-case return</w:t>
       </w:r>
     </w:p>
     <w:p>
@@ -2657,62 +4127,31 @@
         <w:rPr>
           <w:b w:val="0"/>
         </w:rPr>
-        <w:t>Complete the supported workbook tasks before attempting W4 independently. Record any hints or help used. After feedback, use the teacher's fresh retry rather than copying the earlier answer.</w:t>
-      </w:r>
-    </w:p>
-    <w:p>
-      <w:pPr>
-        <w:spacing w:line="336" w:lineRule="auto" w:after="180"/>
-      </w:pPr>
+        <w:t xml:space="preserve">If you are unsure, return to the worked picture and explain one arrow. If you are ready, change an </w:t>
+      </w:r>
+      <w:r>
+        <w:rPr>
+          <w:b/>
+        </w:rPr>
+        <w:t>input</w:t>
+      </w:r>
       <w:r>
         <w:rPr>
           <w:b w:val="0"/>
         </w:rPr>
-        <w:t>For a project, select a relevant new case, predict the outcome from the declared rule and preserve the result alongside any revision.</w:t>
-      </w:r>
-    </w:p>
-    <w:p>
-      <w:pPr>
-        <w:pStyle w:val="Heading3"/>
-      </w:pPr>
-      <w:r>
-        <w:t>Exit: propose one revealing change to the worked scenario. State the expected outcome and the evidence that would make you revise your explanation.</w:t>
-      </w:r>
-    </w:p>
-    <w:p>
-      <w:r>
-        <w:t>________________________________________________________________</w:t>
-      </w:r>
-    </w:p>
-    <w:p>
-      <w:r>
-        <w:t>________________________________________________________________</w:t>
-      </w:r>
-    </w:p>
-    <w:p>
-      <w:r>
-        <w:t>________________________________________________________________</w:t>
-      </w:r>
-    </w:p>
-    <w:p>
-      <w:r>
-        <w:t>________________________________________________________________</w:t>
-      </w:r>
-    </w:p>
-    <w:p>
-      <w:r>
-        <w:t>________________________________________________________________</w:t>
-      </w:r>
-    </w:p>
-    <w:p>
-      <w:pPr>
-        <w:spacing w:line="336" w:lineRule="auto" w:after="180"/>
-      </w:pPr>
+        <w:t xml:space="preserve"> or assumption and justify your </w:t>
+      </w:r>
+      <w:r>
+        <w:rPr>
+          <w:b/>
+        </w:rPr>
+        <w:t>prediction</w:t>
+      </w:r>
       <w:r>
         <w:rPr>
           <w:b w:val="0"/>
         </w:rPr>
-        <w:t>For the worked scenario, propose one additional case that could reveal a failure, describe its expected outcome before running it, and explain what would need to remain fixed for a fair comparison.</w:t>
+        <w:t>.</w:t>
       </w:r>
     </w:p>
     <w:p>
@@ -2723,14 +4162,336 @@
         <w:rPr>
           <w:b w:val="0"/>
         </w:rPr>
-        <w:t>Do not reuse W4 as a new final test after receiving feedback.</w:t>
-      </w:r>
-    </w:p>
+        <w:t xml:space="preserve">Save your workbook </w:t>
+      </w:r>
+      <w:r>
+        <w:rPr>
+          <w:b/>
+        </w:rPr>
+        <w:t>evidence</w:t>
+      </w:r>
+      <w:r>
+        <w:rPr>
+          <w:b w:val="0"/>
+        </w:rPr>
+        <w:t>. At the next review, try a different case before opening your old answer.</w:t>
+      </w:r>
+    </w:p>
+    <w:p>
+      <w:pPr>
+        <w:pStyle w:val="Heading1"/>
+      </w:pPr>
+      <w:r>
+        <w:t>Reference bank and extra practice</w:t>
+      </w:r>
+    </w:p>
+    <w:p>
+      <w:pPr>
+        <w:pStyle w:val="Heading1"/>
+      </w:pPr>
+      <w:r>
+        <w:t>05. Reference · Use research vocabulary precisely</w:t>
+      </w:r>
+    </w:p>
+    <w:p>
+      <w:r>
+        <w:t>Connect each term to the question, comparison, measurement or evidence.</w:t>
+      </w:r>
+    </w:p>
+    <w:p>
+      <w:pPr>
+        <w:pStyle w:val="Heading2"/>
+      </w:pPr>
+      <w:r>
+        <w:t>Vocabulary and your explanation</w:t>
+      </w:r>
+    </w:p>
+    <w:tbl>
+      <w:tblPr>
+        <w:tblStyle w:val="LightShading-Accent1"/>
+        <w:tblW w:type="auto" w:w="0"/>
+        <w:tblLook w:firstColumn="1" w:firstRow="1" w:lastColumn="0" w:lastRow="0" w:noHBand="0" w:noVBand="1" w:val="04A0"/>
+      </w:tblPr>
+      <w:tblGrid>
+        <w:gridCol w:w="5112"/>
+        <w:gridCol w:w="5112"/>
+      </w:tblGrid>
+      <w:tr>
+        <w:trPr>
+          <w:tblHeader/>
+        </w:trPr>
+        <w:tc>
+          <w:tcPr>
+            <w:tcW w:type="dxa" w:w="5112"/>
+          </w:tcPr>
+          <w:p>
+            <w:r>
+              <w:t>Word</w:t>
+            </w:r>
+          </w:p>
+        </w:tc>
+        <w:tc>
+          <w:tcPr>
+            <w:tcW w:type="dxa" w:w="5112"/>
+          </w:tcPr>
+          <w:p>
+            <w:r>
+              <w:t>Meaning</w:t>
+            </w:r>
+          </w:p>
+        </w:tc>
+      </w:tr>
+      <w:tr>
+        <w:tc>
+          <w:tcPr>
+            <w:tcW w:type="dxa" w:w="5112"/>
+          </w:tcPr>
+          <w:p>
+            <w:r>
+              <w:t>Null model</w:t>
+            </w:r>
+          </w:p>
+        </w:tc>
+        <w:tc>
+          <w:tcPr>
+            <w:tcW w:type="dxa" w:w="5112"/>
+          </w:tcPr>
+          <w:p>
+            <w:r>
+              <w:t>The probability model used for a test comparison</w:t>
+            </w:r>
+          </w:p>
+        </w:tc>
+      </w:tr>
+      <w:tr>
+        <w:tc>
+          <w:tcPr>
+            <w:tcW w:type="dxa" w:w="5112"/>
+          </w:tcPr>
+          <w:p>
+            <w:r>
+              <w:t>P-value</w:t>
+            </w:r>
+          </w:p>
+        </w:tc>
+        <w:tc>
+          <w:tcPr>
+            <w:tcW w:type="dxa" w:w="5112"/>
+          </w:tcPr>
+          <w:p>
+            <w:r>
+              <w:t>The null-model chance of an outcome at least as extreme under the defined statistic</w:t>
+            </w:r>
+          </w:p>
+        </w:tc>
+      </w:tr>
+      <w:tr>
+        <w:tc>
+          <w:tcPr>
+            <w:tcW w:type="dxa" w:w="5112"/>
+          </w:tcPr>
+          <w:p>
+            <w:r>
+              <w:t>Exchangeability</w:t>
+            </w:r>
+          </w:p>
+        </w:tc>
+        <w:tc>
+          <w:tcPr>
+            <w:tcW w:type="dxa" w:w="5112"/>
+          </w:tcPr>
+          <w:p>
+            <w:r>
+              <w:t>An assumption permitting the declared rearrangements</w:t>
+            </w:r>
+          </w:p>
+        </w:tc>
+      </w:tr>
+    </w:tbl>
     <w:p>
       <w:pPr>
         <w:pStyle w:val="Heading3"/>
       </w:pPr>
       <w:r>
+        <w:t>Use two terms to explain a step in this week’s example.</w:t>
+      </w:r>
+    </w:p>
+    <w:p>
+      <w:r>
+        <w:t>________________________________________________________________</w:t>
+      </w:r>
+    </w:p>
+    <w:p>
+      <w:r>
+        <w:t>________________________________________________________________</w:t>
+      </w:r>
+    </w:p>
+    <w:p>
+      <w:r>
+        <w:t>________________________________________________________________</w:t>
+      </w:r>
+    </w:p>
+    <w:p>
+      <w:pPr>
+        <w:pStyle w:val="Heading1"/>
+      </w:pPr>
+      <w:r>
+        <w:t>10. Extra challenge · Explain a stronger case</w:t>
+      </w:r>
+    </w:p>
+    <w:p>
+      <w:r>
+        <w:t>Choose the next challenge after the main route.</w:t>
+      </w:r>
+    </w:p>
+    <w:p>
+      <w:pPr>
+        <w:pStyle w:val="Heading2"/>
+      </w:pPr>
+      <w:r>
+        <w:t>Explain,repair and extend</w:t>
+      </w:r>
+    </w:p>
+    <w:p>
+      <w:pPr>
+        <w:pStyle w:val="Heading3"/>
+      </w:pPr>
+      <w:r>
+        <w:t>Explain → apply → challenge</w:t>
+      </w:r>
+    </w:p>
+    <w:p>
+      <w:pPr>
+        <w:pStyle w:val="ListBullet"/>
+      </w:pPr>
+      <w:r>
+        <w:t>Explain the weekly mechanism in your own words. Use the worked scenario to name its input, decision rule and output.</w:t>
+      </w:r>
+    </w:p>
+    <w:p>
+      <w:pPr>
+        <w:pStyle w:val="ListBullet"/>
+      </w:pPr>
+      <w:r>
+        <w:t>A report omits this qualification: The test requires its sign-exchangeability and independence assumptions; do not apply it blindly to clustered or asymmetric differences. Explain how omitting it could change a reader's interpretation, and write an accurate replacement.</w:t>
+      </w:r>
+    </w:p>
+    <w:p>
+      <w:pPr>
+        <w:pStyle w:val="ListBullet"/>
+      </w:pPr>
+      <w:r>
+        <w:t>For the worked scenario, propose one additional case that could reveal a failure, describe its expected outcome before running it, and explain what would need to remain fixed for a fair comparison. Do not reuse W4 as a new final test after receiving feedback.</w:t>
+      </w:r>
+    </w:p>
+    <w:p>
+      <w:pPr>
+        <w:pStyle w:val="Heading3"/>
+      </w:pPr>
+      <w:r>
+        <w:t>Explain which evidence supports your conclusion and which claim remains unproved.</w:t>
+      </w:r>
+    </w:p>
+    <w:p>
+      <w:r>
+        <w:t>________________________________________________________________</w:t>
+      </w:r>
+    </w:p>
+    <w:p>
+      <w:r>
+        <w:t>________________________________________________________________</w:t>
+      </w:r>
+    </w:p>
+    <w:p>
+      <w:r>
+        <w:t>________________________________________________________________</w:t>
+      </w:r>
+    </w:p>
+    <w:p>
+      <w:r>
+        <w:t>________________________________________________________________</w:t>
+      </w:r>
+    </w:p>
+    <w:p>
+      <w:r>
+        <w:t>________________________________________________________________</w:t>
+      </w:r>
+    </w:p>
+    <w:p>
+      <w:pPr>
+        <w:pStyle w:val="Heading1"/>
+      </w:pPr>
+      <w:r>
+        <w:t>12. Reference · Check the research reasoning and its limits</w:t>
+      </w:r>
+    </w:p>
+    <w:p>
+      <w:r>
+        <w:t>Use after practice; reserve the selected independent case for its first attempt.</w:t>
+      </w:r>
+    </w:p>
+    <w:p>
+      <w:pPr>
+        <w:pStyle w:val="Heading2"/>
+      </w:pPr>
+      <w:r>
+        <w:t>Current explanation and response</w:t>
+      </w:r>
+    </w:p>
+    <w:p>
+      <w:pPr>
+        <w:pStyle w:val="ListBullet"/>
+      </w:pPr>
+      <w:r>
+        <w:t>Complete the supported workbook tasks before attempting W4 independently. Record any hints or help used. After feedback, use the teacher's fresh retry rather than copying the earlier answer. For a project, select a relevant new case, predict the outcome from the declared rule and preserve the result alongside any revision.</w:t>
+      </w:r>
+    </w:p>
+    <w:p>
+      <w:pPr>
+        <w:pStyle w:val="Heading3"/>
+      </w:pPr>
+      <w:r>
+        <w:t>Exit: propose one revealing change to the worked scenario. State the expected outcome and the evidence that would make you revise your explanation.</w:t>
+      </w:r>
+    </w:p>
+    <w:p>
+      <w:r>
+        <w:t>________________________________________________________________</w:t>
+      </w:r>
+    </w:p>
+    <w:p>
+      <w:r>
+        <w:t>________________________________________________________________</w:t>
+      </w:r>
+    </w:p>
+    <w:p>
+      <w:r>
+        <w:t>________________________________________________________________</w:t>
+      </w:r>
+    </w:p>
+    <w:p>
+      <w:r>
+        <w:t>________________________________________________________________</w:t>
+      </w:r>
+    </w:p>
+    <w:p>
+      <w:r>
+        <w:t>________________________________________________________________</w:t>
+      </w:r>
+    </w:p>
+    <w:p>
+      <w:pPr>
+        <w:pStyle w:val="ListBullet"/>
+      </w:pPr>
+      <w:r>
+        <w:t>For the worked scenario, propose one additional case that could reveal a failure, describe its expected outcome before running it, and explain what would need to remain fixed for a fair comparison. Do not reuse W4 as a new final test after receiving feedback.</w:t>
+      </w:r>
+    </w:p>
+    <w:p>
+      <w:pPr>
+        <w:pStyle w:val="Heading3"/>
+      </w:pPr>
+      <w:r>
         <w:t>My limited claim and a useful next check</w:t>
       </w:r>
     </w:p>
@@ -2759,12 +4520,20 @@
         <w:pStyle w:val="Heading1"/>
       </w:pPr>
       <w:r>
-        <w:t>13. Study a complete case</w:t>
-      </w:r>
-    </w:p>
-    <w:p>
-      <w:r>
-        <w:t>Revisit the complete Statistical tests and assumptions case for supported practice. Repeated examples do not become fresh assessments.</w:t>
+        <w:t>13. Extra practice · Revisit the complete trace</w:t>
+      </w:r>
+    </w:p>
+    <w:p>
+      <w:r>
+        <w:t>Predict before reading the supplied steps.</w:t>
+      </w:r>
+    </w:p>
+    <w:p>
+      <w:pPr>
+        <w:pStyle w:val="Heading2"/>
+      </w:pPr>
+      <w:r>
+        <w:t>Complete trace and evidence</w:t>
       </w:r>
     </w:p>
     <w:p>
@@ -2846,7 +4615,7 @@
           </w:tcPr>
           <w:p>
             <w:r>
-              <w:t>Toy paired sign-flip test assumes independent paired differences whose signs are exchangeable under a symmetric zero-effect null. Enumerate all2^n sign assignments, holding magnitudes fixed. Two-sided p is fraction with absolute mean at least the observed absolute mean; use inclusive ties.</w:t>
+              <w:t>Toy paired sign-flip test assumes independent paired differences whose signs are exchangeable under a symmetric zero-effect null. Enumerate all 2^n sign assignments, holding magnitudes fixed. Two-sided p is fraction with absolute mean at least the observed absolute mean; use inclusive ties.</w:t>
             </w:r>
           </w:p>
         </w:tc>
@@ -2856,7 +4625,7 @@
           </w:tcPr>
           <w:p>
             <w:r>
-              <w:t>Only all-plus and all-minus have absolute mean1; others have1/3. Exact p=2/8=.25. At alpha .05 do not reject; this does not prove zero effect.</w:t>
+              <w:t>Only all-plus and all-minus have absolute mean 1; others have 1/3. Exact p=2/8=.25. At alpha .05 do not reject; this does not prove zero effect.</w:t>
             </w:r>
           </w:p>
         </w:tc>
@@ -2933,206 +4702,20 @@
         <w:pStyle w:val="Heading1"/>
       </w:pPr>
       <w:r>
-        <w:t>14. Try a new case independently</w:t>
-      </w:r>
-    </w:p>
-    <w:p>
-      <w:r>
-        <w:t>Attempt the reserved new case before feedback. Record support; the earlier examples below remain additional practice.</w:t>
-      </w:r>
-    </w:p>
-    <w:p>
-      <w:pPr>
-        <w:pStyle w:val="Heading3"/>
-      </w:pPr>
-      <w:r>
-        <w:t>Independent case: Apply a new case independently</w:t>
-      </w:r>
-    </w:p>
-    <w:p>
-      <w:pPr>
-        <w:spacing w:line="336" w:lineRule="auto" w:after="180"/>
-      </w:pPr>
-      <w:r>
-        <w:rPr>
-          <w:b w:val="0"/>
-        </w:rPr>
-        <w:t>Three independent paired differences are 2, 2, 2. Assume a symmetric zero-effect null under which each sign flips independently with equal probability. Enumerate all eight assignments. The statistic is absolute mean; include ties as equally extreme. Compute the two-sided exact p-value and interpret at alpha 0.05.</w:t>
-      </w:r>
-    </w:p>
-    <w:p>
-      <w:pPr>
-        <w:pStyle w:val="Heading3"/>
-      </w:pPr>
-      <w:r>
-        <w:t>My independent explanation, trace and limits</w:t>
-      </w:r>
-    </w:p>
-    <w:p>
-      <w:r>
-        <w:t>________________________________________________________________</w:t>
-      </w:r>
-    </w:p>
-    <w:p>
-      <w:r>
-        <w:t>________________________________________________________________</w:t>
-      </w:r>
-    </w:p>
-    <w:p>
-      <w:r>
-        <w:t>________________________________________________________________</w:t>
-      </w:r>
-    </w:p>
-    <w:p>
-      <w:r>
-        <w:t>________________________________________________________________</w:t>
-      </w:r>
-    </w:p>
-    <w:p>
-      <w:r>
-        <w:t>________________________________________________________________</w:t>
-      </w:r>
-    </w:p>
-    <w:p>
-      <w:r>
-        <w:t>________________________________________________________________</w:t>
-      </w:r>
-    </w:p>
-    <w:p>
-      <w:r>
-        <w:t>________________________________________________________________</w:t>
-      </w:r>
-    </w:p>
-    <w:p>
-      <w:pPr>
-        <w:spacing w:line="336" w:lineRule="auto" w:after="180"/>
-      </w:pPr>
-      <w:r>
-        <w:rPr>
-          <w:b w:val="0"/>
-        </w:rPr>
-        <w:t>Attempt this case before feedback. Record any help. Earlier examples below are further practice; a case already practised with feedback cannot establish fresh transfer.</w:t>
-      </w:r>
-    </w:p>
-    <w:p>
-      <w:pPr>
-        <w:pStyle w:val="Heading3"/>
-      </w:pPr>
-      <w:r>
-        <w:t>Attempt this without hints</w:t>
-      </w:r>
-    </w:p>
-    <w:p>
-      <w:pPr>
-        <w:spacing w:line="336" w:lineRule="auto" w:after="180"/>
-      </w:pPr>
-      <w:r>
-        <w:rPr>
-          <w:b w:val="0"/>
-        </w:rPr>
-        <w:t>Three independent paired differences are 2, 2, 2. Assume a symmetric zero-effect null under which each sign flips independently with equal probability. Enumerate all eight assignments. The statistic is absolute mean; include ties as equally extreme. Compute the two-sided exact p-value and interpret at alpha 0.05.</w:t>
-      </w:r>
-    </w:p>
-    <w:p>
-      <w:pPr>
-        <w:pStyle w:val="Heading3"/>
-      </w:pPr>
-      <w:r>
-        <w:t>My independent procedure, result and limitation</w:t>
-      </w:r>
-    </w:p>
-    <w:p>
-      <w:r>
-        <w:t>________________________________________________________________</w:t>
-      </w:r>
-    </w:p>
-    <w:p>
-      <w:r>
-        <w:t>________________________________________________________________</w:t>
-      </w:r>
-    </w:p>
-    <w:p>
-      <w:r>
-        <w:t>________________________________________________________________</w:t>
-      </w:r>
-    </w:p>
-    <w:p>
-      <w:r>
-        <w:t>________________________________________________________________</w:t>
-      </w:r>
-    </w:p>
-    <w:p>
-      <w:r>
-        <w:t>________________________________________________________________</w:t>
-      </w:r>
-    </w:p>
-    <w:p>
-      <w:r>
-        <w:t>________________________________________________________________</w:t>
-      </w:r>
-    </w:p>
-    <w:p>
-      <w:r>
-        <w:t>________________________________________________________________</w:t>
-      </w:r>
-    </w:p>
-    <w:p>
-      <w:r>
-        <w:t>________________________________________________________________</w:t>
-      </w:r>
-    </w:p>
-    <w:p>
-      <w:pPr>
-        <w:spacing w:line="336" w:lineRule="auto" w:after="180"/>
-      </w:pPr>
-      <w:r>
-        <w:rPr>
-          <w:b w:val="0"/>
-        </w:rPr>
-        <w:t>Record support used: none, hint or teacher explanation. After feedback, a different case is needed to demonstrate independence.</w:t>
-      </w:r>
-    </w:p>
-    <w:p>
-      <w:pPr>
-        <w:pStyle w:val="Heading3"/>
-      </w:pPr>
-      <w:r>
-        <w:t>Use feedback to improve</w:t>
-      </w:r>
-    </w:p>
-    <w:p>
-      <w:pPr>
-        <w:spacing w:line="336" w:lineRule="auto" w:after="180"/>
-      </w:pPr>
-      <w:r>
-        <w:rPr>
-          <w:b w:val="0"/>
-        </w:rPr>
-        <w:t>Attempt the independent case before hints. Record whether you worked alone, used a hint or followed a model. After feedback, fix the first unsupported step and explain why it changed.</w:t>
-      </w:r>
-    </w:p>
-    <w:p>
-      <w:pPr>
-        <w:spacing w:line="336" w:lineRule="auto" w:after="180"/>
-      </w:pPr>
-      <w:r>
-        <w:rPr>
-          <w:b w:val="0"/>
-        </w:rPr>
-        <w:t>A later check uses a changed case, not a copied answer.</w:t>
-      </w:r>
-    </w:p>
-    <w:p>
-      <w:pPr>
-        <w:pStyle w:val="Heading1"/>
-      </w:pPr>
-      <w:r>
-        <w:t>15. Your lesson route</w:t>
-      </w:r>
-    </w:p>
-    <w:p>
-      <w:r>
-        <w:t>Use this map to navigate Statistical tests and assumptions, connect the goals to tasks and keep one evidence record for each attempt.</w:t>
+        <w:t>15. Reference · The earlier route checklist</w:t>
+      </w:r>
+    </w:p>
+    <w:p>
+      <w:r>
+        <w:t>Use one main route rather than repeating the lesson.</w:t>
+      </w:r>
+    </w:p>
+    <w:p>
+      <w:pPr>
+        <w:pStyle w:val="Heading2"/>
+      </w:pPr>
+      <w:r>
+        <w:t>Targets,route and first prediction</w:t>
       </w:r>
     </w:p>
     <w:p>
@@ -3311,12 +4894,117 @@
         <w:pStyle w:val="Heading1"/>
       </w:pPr>
       <w:r>
-        <w:t>16. Finish and return</w:t>
-      </w:r>
-    </w:p>
-    <w:p>
-      <w:r>
-        <w:t>Explain Statistical tests and assumptions without notes, identify a remaining question and plan a later check with a changed case.</w:t>
+        <w:t>17. Extra practice · Predict,check and repair</w:t>
+      </w:r>
+    </w:p>
+    <w:p>
+      <w:r>
+        <w:t>Keep supported feedback separate from the independent case.</w:t>
+      </w:r>
+    </w:p>
+    <w:p>
+      <w:pPr>
+        <w:pStyle w:val="Heading2"/>
+      </w:pPr>
+      <w:r>
+        <w:t>First supported question and optional hint</w:t>
+      </w:r>
+    </w:p>
+    <w:p>
+      <w:pPr>
+        <w:pStyle w:val="ListBullet"/>
+      </w:pPr>
+      <w:r>
+        <w:t>A small exact paired sign-flip test. Compare three independent task pairs under a null that permits each difference’s sign to flip independently with equal probability.</w:t>
+      </w:r>
+    </w:p>
+    <w:p>
+      <w:pPr>
+        <w:pStyle w:val="Heading3"/>
+      </w:pPr>
+      <w:r>
+        <w:t>Practice 1: explain the deciding evidence</w:t>
+      </w:r>
+    </w:p>
+    <w:p>
+      <w:pPr>
+        <w:pStyle w:val="ListBullet"/>
+      </w:pPr>
+      <w:r>
+        <w:t>Which labelled step matches this detail? Only -4 and 4 have absolute sum at least 4: exact two-sided p=2/8=0.25.</w:t>
+      </w:r>
+    </w:p>
+    <w:p>
+      <w:pPr>
+        <w:pStyle w:val="ListBullet"/>
+      </w:pPr>
+      <w:r>
+        <w:t>1. Enumerate null sign flips</w:t>
+      </w:r>
+    </w:p>
+    <w:p>
+      <w:pPr>
+        <w:pStyle w:val="ListBullet"/>
+      </w:pPr>
+      <w:r>
+        <w:t>2. Count equally extreme sums</w:t>
+      </w:r>
+    </w:p>
+    <w:p>
+      <w:pPr>
+        <w:pStyle w:val="ListBullet"/>
+      </w:pPr>
+      <w:r>
+        <w:t>3. Preserve paired differences</w:t>
+      </w:r>
+    </w:p>
+    <w:p>
+      <w:pPr>
+        <w:pStyle w:val="Heading3"/>
+      </w:pPr>
+      <w:r>
+        <w:t>My selected conclusion, deciding fact and explanation</w:t>
+      </w:r>
+    </w:p>
+    <w:p>
+      <w:r>
+        <w:t>________________________________________________________________</w:t>
+      </w:r>
+    </w:p>
+    <w:p>
+      <w:r>
+        <w:t>________________________________________________________________</w:t>
+      </w:r>
+    </w:p>
+    <w:p>
+      <w:r>
+        <w:t>________________________________________________________________</w:t>
+      </w:r>
+    </w:p>
+    <w:p>
+      <w:r>
+        <w:t>________________________________________________________________</w:t>
+      </w:r>
+    </w:p>
+    <w:p>
+      <w:r>
+        <w:t>________________________________________________________________</w:t>
+      </w:r>
+    </w:p>
+    <w:p>
+      <w:pPr>
+        <w:pStyle w:val="ListBullet"/>
+      </w:pPr>
+      <w:r>
+        <w:t>Hint if needed: Read the steps in the pictorial case. Match the supplied detail to the stage that performs or records it.</w:t>
+      </w:r>
+    </w:p>
+    <w:p>
+      <w:pPr>
+        <w:pStyle w:val="Heading2"/>
+      </w:pPr>
+      <w:r>
+        <w:t>Check after the first attempt · reference / check after trying</w:t>
       </w:r>
     </w:p>
     <w:p>
@@ -3327,7 +5015,179 @@
         <w:rPr>
           <w:b w:val="0"/>
         </w:rPr>
-        <w:t xml:space="preserve">Close your notes. Explain this goal in your own words: Explain the </w:t>
+        <w:t>After your attempt, compare with the supported explanation: Count equally extreme sums Only -4 and 4 have absolute sum at least 4: exact two-sided p=2/8=0.25.</w:t>
+      </w:r>
+    </w:p>
+    <w:p>
+      <w:pPr>
+        <w:spacing w:line="336" w:lineRule="auto" w:after="180"/>
+      </w:pPr>
+      <w:r>
+        <w:rPr>
+          <w:b w:val="0"/>
+        </w:rPr>
+        <w:t xml:space="preserve">A test compares an observed statistic with outcomes under a specified </w:t>
+      </w:r>
+      <w:r>
+        <w:rPr>
+          <w:b/>
+        </w:rPr>
+        <w:t>null model</w:t>
+      </w:r>
+      <w:r>
+        <w:rPr>
+          <w:b w:val="0"/>
+        </w:rPr>
+        <w:t>. Here the sign-flip assumptions make eight arrangements equally likely.</w:t>
+      </w:r>
+    </w:p>
+    <w:p>
+      <w:pPr>
+        <w:spacing w:line="336" w:lineRule="auto" w:after="180"/>
+      </w:pPr>
+      <w:r>
+        <w:rPr>
+          <w:b w:val="0"/>
+        </w:rPr>
+        <w:t>At a predeclared 0.05 threshold, p=0.25 does not reject the null; it does not prove no difference.</w:t>
+      </w:r>
+    </w:p>
+    <w:p>
+      <w:pPr>
+        <w:pStyle w:val="Heading2"/>
+      </w:pPr>
+      <w:r>
+        <w:t>Changed-case question and optional hint</w:t>
+      </w:r>
+    </w:p>
+    <w:p>
+      <w:pPr>
+        <w:pStyle w:val="Heading3"/>
+      </w:pPr>
+      <w:r>
+        <w:t>Practice 2: explain the deciding evidence</w:t>
+      </w:r>
+    </w:p>
+    <w:p>
+      <w:pPr>
+        <w:pStyle w:val="ListBullet"/>
+      </w:pPr>
+      <w:r>
+        <w:t>Changed-case practice: Break the task pairing and use unrelated A and B measurements. Which conclusion is supported by the supplied facts?</w:t>
+      </w:r>
+    </w:p>
+    <w:p>
+      <w:pPr>
+        <w:pStyle w:val="ListBullet"/>
+      </w:pPr>
+      <w:r>
+        <w:t>1. We can decide the result without examining the changed input or the procedure.</w:t>
+      </w:r>
+    </w:p>
+    <w:p>
+      <w:pPr>
+        <w:pStyle w:val="ListBullet"/>
+      </w:pPr>
+      <w:r>
+        <w:t>2. This paired sign-flip calculation is no longer justified by the stated design.</w:t>
+      </w:r>
+    </w:p>
+    <w:p>
+      <w:pPr>
+        <w:pStyle w:val="ListBullet"/>
+      </w:pPr>
+      <w:r>
+        <w:t>3. This one example guarantees correct results for every future input.</w:t>
+      </w:r>
+    </w:p>
+    <w:p>
+      <w:pPr>
+        <w:pStyle w:val="Heading3"/>
+      </w:pPr>
+      <w:r>
+        <w:t>My selected conclusion, deciding fact and explanation</w:t>
+      </w:r>
+    </w:p>
+    <w:p>
+      <w:r>
+        <w:t>________________________________________________________________</w:t>
+      </w:r>
+    </w:p>
+    <w:p>
+      <w:r>
+        <w:t>________________________________________________________________</w:t>
+      </w:r>
+    </w:p>
+    <w:p>
+      <w:r>
+        <w:t>________________________________________________________________</w:t>
+      </w:r>
+    </w:p>
+    <w:p>
+      <w:r>
+        <w:t>________________________________________________________________</w:t>
+      </w:r>
+    </w:p>
+    <w:p>
+      <w:r>
+        <w:t>________________________________________________________________</w:t>
+      </w:r>
+    </w:p>
+    <w:p>
+      <w:pPr>
+        <w:pStyle w:val="ListBullet"/>
+      </w:pPr>
+      <w:r>
+        <w:t>Hint if needed: Use the changed condition and the deciding step in the pictorial trace. The answer must say what follows from those facts.</w:t>
+      </w:r>
+    </w:p>
+    <w:p>
+      <w:pPr>
+        <w:pStyle w:val="Heading2"/>
+      </w:pPr>
+      <w:r>
+        <w:t>Check after the changed attempt · reference / check after trying</w:t>
+      </w:r>
+    </w:p>
+    <w:p>
+      <w:pPr>
+        <w:spacing w:line="336" w:lineRule="auto" w:after="180"/>
+      </w:pPr>
+      <w:r>
+        <w:rPr>
+          <w:b w:val="0"/>
+        </w:rPr>
+        <w:t>After your attempt, compare with the supported explanation: This paired sign-flip calculation is no longer justified by the stated design.</w:t>
+      </w:r>
+    </w:p>
+    <w:p>
+      <w:pPr>
+        <w:spacing w:line="336" w:lineRule="auto" w:after="180"/>
+      </w:pPr>
+      <w:r>
+        <w:rPr>
+          <w:b w:val="0"/>
+        </w:rPr>
+        <w:t>Its differences must come from the same task, with the declared independent sign-symmetry assumptions.</w:t>
+      </w:r>
+    </w:p>
+    <w:p>
+      <w:pPr>
+        <w:pStyle w:val="Heading2"/>
+      </w:pPr>
+      <w:r>
+        <w:t>Repair and retain the record</w:t>
+      </w:r>
+    </w:p>
+    <w:p>
+      <w:pPr>
+        <w:spacing w:line="336" w:lineRule="auto" w:after="180"/>
+      </w:pPr>
+      <w:r>
+        <w:rPr>
+          <w:b w:val="0"/>
+        </w:rPr>
+        <w:t xml:space="preserve">Review Effect size and practical importance (ai-7/13). Goal: Explain the </w:t>
       </w:r>
       <w:r>
         <w:rPr>
@@ -3339,40 +5199,7 @@
         <w:rPr>
           <w:b w:val="0"/>
         </w:rPr>
-        <w:t xml:space="preserve"> and terminology of statistical tests and assumptions</w:t>
-      </w:r>
-    </w:p>
-    <w:p>
-      <w:pPr>
-        <w:pStyle w:val="Heading3"/>
-      </w:pPr>
-      <w:r>
-        <w:t>My deciding step, evidence and one remaining question</w:t>
-      </w:r>
-    </w:p>
-    <w:p>
-      <w:r>
-        <w:t>________________________________________________________________</w:t>
-      </w:r>
-    </w:p>
-    <w:p>
-      <w:r>
-        <w:t>________________________________________________________________</w:t>
-      </w:r>
-    </w:p>
-    <w:p>
-      <w:r>
-        <w:t>________________________________________________________________</w:t>
-      </w:r>
-    </w:p>
-    <w:p>
-      <w:r>
-        <w:t>________________________________________________________________</w:t>
-      </w:r>
-    </w:p>
-    <w:p>
-      <w:r>
-        <w:t>________________________________________________________________</w:t>
+        <w:t xml:space="preserve"> and terminology of effect size and practical importance. Short practice: Calculate the absolute error-rate reduction from 20/1000 to 15/1000.</w:t>
       </w:r>
     </w:p>
     <w:p>
@@ -3383,7 +5210,98 @@
         <w:rPr>
           <w:b w:val="0"/>
         </w:rPr>
-        <w:t xml:space="preserve">If you are unsure, return to the worked picture and explain one arrow. If you are ready, change an </w:t>
+        <w:t>Does it meet the ten-fewer-errors threshold, and what changes when B has eight errors?. Return to this week and explain what you changed.</w:t>
+      </w:r>
+    </w:p>
+    <w:p>
+      <w:pPr>
+        <w:spacing w:line="336" w:lineRule="auto" w:after="180"/>
+      </w:pPr>
+      <w:r>
+        <w:rPr>
+          <w:b w:val="0"/>
+        </w:rPr>
+        <w:t xml:space="preserve">Review Sampling variability (ai-7/11). Goal: Explain the </w:t>
+      </w:r>
+      <w:r>
+        <w:rPr>
+          <w:b/>
+        </w:rPr>
+        <w:t>mechanism</w:t>
+      </w:r>
+      <w:r>
+        <w:rPr>
+          <w:b w:val="0"/>
+        </w:rPr>
+        <w:t xml:space="preserve"> and terminology of sampling variability. Short practice: Calculate the two four-case rates and their difference.</w:t>
+      </w:r>
+    </w:p>
+    <w:p>
+      <w:pPr>
+        <w:spacing w:line="336" w:lineRule="auto" w:after="180"/>
+      </w:pPr>
+      <w:r>
+        <w:rPr>
+          <w:b w:val="0"/>
+        </w:rPr>
+        <w:t>Explain how changed included cases can affect a fixed model, and why identical deterministic records should not differ on a rerun.. Return to this week and explain what you changed.</w:t>
+      </w:r>
+    </w:p>
+    <w:p>
+      <w:pPr>
+        <w:spacing w:line="336" w:lineRule="auto" w:after="180"/>
+      </w:pPr>
+      <w:r>
+        <w:rPr>
+          <w:b w:val="0"/>
+        </w:rPr>
+        <w:t xml:space="preserve">Review Baselines and fair comparisons (ai-7/8). Goal: Explain the </w:t>
+      </w:r>
+      <w:r>
+        <w:rPr>
+          <w:b/>
+        </w:rPr>
+        <w:t>mechanism</w:t>
+      </w:r>
+      <w:r>
+        <w:rPr>
+          <w:b w:val="0"/>
+        </w:rPr>
+        <w:t xml:space="preserve"> and terminology of baselines and fair comparisons. Short practice: Calculate 6/8 and 7/8 correctness and name the one-case gain.</w:t>
+      </w:r>
+    </w:p>
+    <w:p>
+      <w:pPr>
+        <w:spacing w:line="336" w:lineRule="auto" w:after="180"/>
+      </w:pPr>
+      <w:r>
+        <w:rPr>
+          <w:b w:val="0"/>
+        </w:rPr>
+        <w:t>Why is giving B the answer key incompatible with an unseen comparison to the simple baseline?. Return to this week and explain what you changed.</w:t>
+      </w:r>
+    </w:p>
+    <w:p>
+      <w:pPr>
+        <w:spacing w:line="336" w:lineRule="auto" w:after="180"/>
+      </w:pPr>
+      <w:r>
+        <w:rPr>
+          <w:b w:val="0"/>
+        </w:rPr>
+        <w:t xml:space="preserve">The browser lab lets you edit the supported Python examples already included in this lesson. Predict first, run, inspect the actual </w:t>
+      </w:r>
+      <w:r>
+        <w:rPr>
+          <w:b/>
+        </w:rPr>
+        <w:t>output</w:t>
+      </w:r>
+      <w:r>
+        <w:rPr>
+          <w:b w:val="0"/>
+        </w:rPr>
+        <w:t xml:space="preserve"> or error, change one </w:t>
       </w:r>
       <w:r>
         <w:rPr>
@@ -3395,7 +5313,18 @@
         <w:rPr>
           <w:b w:val="0"/>
         </w:rPr>
-        <w:t xml:space="preserve"> or assumption and justify your </w:t>
+        <w:t>, then run again.</w:t>
+      </w:r>
+    </w:p>
+    <w:p>
+      <w:pPr>
+        <w:spacing w:line="336" w:lineRule="auto" w:after="180"/>
+      </w:pPr>
+      <w:r>
+        <w:rPr>
+          <w:b w:val="0"/>
+        </w:rPr>
+        <w:t xml:space="preserve">Keep code, </w:t>
       </w:r>
       <w:r>
         <w:rPr>
@@ -3407,7 +5336,7 @@
         <w:rPr>
           <w:b w:val="0"/>
         </w:rPr>
-        <w:t>.</w:t>
+        <w:t>s, actual results and a reasoned revision together. On paper, label your result as a trace rather than an execution.</w:t>
       </w:r>
     </w:p>
     <w:p>
@@ -3418,7 +5347,7 @@
         <w:rPr>
           <w:b w:val="0"/>
         </w:rPr>
-        <w:t xml:space="preserve">Save your workbook </w:t>
+        <w:t xml:space="preserve">Use Download completed work in the hosted lesson to export your answers, reflections, practice feedback and code-run </w:t>
       </w:r>
       <w:r>
         <w:rPr>
@@ -3430,20 +5359,26 @@
         <w:rPr>
           <w:b w:val="0"/>
         </w:rPr>
-        <w:t>. At the next review, try a different case before opening your old answer.</w:t>
-      </w:r>
-    </w:p>
-    <w:p>
-      <w:pPr>
-        <w:pStyle w:val="Heading1"/>
-      </w:pPr>
-      <w:r>
-        <w:t>17. Supported practice, repair and portfolio</w:t>
-      </w:r>
-    </w:p>
-    <w:p>
-      <w:r>
-        <w:t>Attempt supported questions before using hints or feedback. Review a missing building block, then keep the completed work.</w:t>
+        <w:t>. Open the HTML copy to read or print it.</w:t>
+      </w:r>
+    </w:p>
+    <w:p>
+      <w:pPr>
+        <w:spacing w:line="336" w:lineRule="auto" w:after="180"/>
+      </w:pPr>
+      <w:r>
+        <w:rPr>
+          <w:b w:val="0"/>
+        </w:rPr>
+        <w:t>Drafts stay in this browser when storage is available; clear drafts on a shared device.</w:t>
+      </w:r>
+    </w:p>
+    <w:p>
+      <w:pPr>
+        <w:pStyle w:val="Heading2"/>
+      </w:pPr>
+      <w:r>
+        <w:t>Earlier wording, alternatives and picture transcripts · reference / check after trying</w:t>
       </w:r>
     </w:p>
     <w:p>
@@ -3459,68 +5394,10 @@
     </w:p>
     <w:p>
       <w:pPr>
-        <w:spacing w:line="336" w:lineRule="auto" w:after="180"/>
-      </w:pPr>
-      <w:r>
-        <w:rPr>
-          <w:b w:val="0"/>
-        </w:rPr>
-        <w:t>A small exact paired sign-flip test. Compare three independent task pairs under a null that permits each difference’s sign to flip independently with equal probability.</w:t>
-      </w:r>
-    </w:p>
-    <w:p>
-      <w:pPr>
         <w:pStyle w:val="Heading3"/>
       </w:pPr>
       <w:r>
-        <w:t>Practice 1: explain the deciding evidence</w:t>
-      </w:r>
-    </w:p>
-    <w:p>
-      <w:pPr>
-        <w:spacing w:line="336" w:lineRule="auto" w:after="180"/>
-      </w:pPr>
-      <w:r>
-        <w:rPr>
-          <w:b w:val="0"/>
-        </w:rPr>
-        <w:t>Which labelled step matches this detail? Only -4 and 4 have absolute sum at least 4: exact two-sided p=2/8=0.25.</w:t>
-      </w:r>
-    </w:p>
-    <w:p>
-      <w:pPr>
-        <w:spacing w:line="336" w:lineRule="auto" w:after="180"/>
-        <w:shd w:fill="F4F9FC"/>
-      </w:pPr>
-      <w:r>
-        <w:rPr>
-          <w:b w:val="0"/>
-        </w:rPr>
-        <w:t>1. Enumerate null sign flips</w:t>
-      </w:r>
-    </w:p>
-    <w:p>
-      <w:pPr>
-        <w:spacing w:line="336" w:lineRule="auto" w:after="180"/>
-        <w:shd w:fill="F4F9FC"/>
-      </w:pPr>
-      <w:r>
-        <w:rPr>
-          <w:b w:val="0"/>
-        </w:rPr>
-        <w:t>2. Count equally extreme sums</w:t>
-      </w:r>
-    </w:p>
-    <w:p>
-      <w:pPr>
-        <w:spacing w:line="336" w:lineRule="auto" w:after="180"/>
-        <w:shd w:fill="F4F9FC"/>
-      </w:pPr>
-      <w:r>
-        <w:rPr>
-          <w:b w:val="0"/>
-        </w:rPr>
-        <w:t>3. Preserve paired differences</w:t>
+        <w:t>Repair a missing building block</w:t>
       </w:r>
     </w:p>
     <w:p>
@@ -3528,32 +5405,7 @@
         <w:pStyle w:val="Heading3"/>
       </w:pPr>
       <w:r>
-        <w:t>My selected conclusion, deciding fact and explanation</w:t>
-      </w:r>
-    </w:p>
-    <w:p>
-      <w:r>
-        <w:t>________________________________________________________________</w:t>
-      </w:r>
-    </w:p>
-    <w:p>
-      <w:r>
-        <w:t>________________________________________________________________</w:t>
-      </w:r>
-    </w:p>
-    <w:p>
-      <w:r>
-        <w:t>________________________________________________________________</w:t>
-      </w:r>
-    </w:p>
-    <w:p>
-      <w:r>
-        <w:t>________________________________________________________________</w:t>
-      </w:r>
-    </w:p>
-    <w:p>
-      <w:r>
-        <w:t>________________________________________________________________</w:t>
+        <w:t>Predict, run and debug</w:t>
       </w:r>
     </w:p>
     <w:p>
@@ -3561,484 +5413,25 @@
         <w:pStyle w:val="Heading3"/>
       </w:pPr>
       <w:r>
-        <w:t>Hint · try first</w:t>
-      </w:r>
-    </w:p>
-    <w:p>
-      <w:pPr>
-        <w:spacing w:line="336" w:lineRule="auto" w:after="180"/>
-        <w:shd w:fill="F1F6F8"/>
-      </w:pPr>
-      <w:r>
-        <w:rPr>
-          <w:b w:val="0"/>
-        </w:rPr>
-        <w:t>Hint if needed: Read the steps in the pictorial case. Match the supplied detail to the stage that performs or records it.</w:t>
-      </w:r>
-    </w:p>
-    <w:p>
-      <w:pPr>
-        <w:pStyle w:val="Heading3"/>
-      </w:pPr>
-      <w:r>
-        <w:t>Feedback · compare after trying</w:t>
-      </w:r>
-    </w:p>
-    <w:p>
-      <w:pPr>
-        <w:spacing w:line="336" w:lineRule="auto" w:after="180"/>
-        <w:shd w:fill="F1F6FC"/>
-      </w:pPr>
-      <w:r>
-        <w:rPr>
-          <w:b w:val="0"/>
-        </w:rPr>
-        <w:t>After your attempt, compare with the supported explanation: Count equally extreme sums Only -4 and 4 have absolute sum at least 4: exact two-sided p=2/8=0.25.</w:t>
-      </w:r>
-    </w:p>
-    <w:p>
-      <w:pPr>
-        <w:spacing w:line="336" w:lineRule="auto" w:after="180"/>
-        <w:shd w:fill="F1F6FC"/>
-      </w:pPr>
-      <w:r>
-        <w:rPr>
-          <w:b w:val="0"/>
-        </w:rPr>
-        <w:t xml:space="preserve">A test compares an observed statistic with outcomes under a specified </w:t>
-      </w:r>
-      <w:r>
-        <w:rPr>
-          <w:b/>
-        </w:rPr>
-        <w:t>null model</w:t>
-      </w:r>
-      <w:r>
-        <w:rPr>
-          <w:b w:val="0"/>
-        </w:rPr>
-        <w:t>. Here the sign-flip assumptions make eight arrangements equally likely.</w:t>
-      </w:r>
-    </w:p>
-    <w:p>
-      <w:pPr>
-        <w:spacing w:line="336" w:lineRule="auto" w:after="180"/>
-        <w:shd w:fill="F1F6FC"/>
-      </w:pPr>
-      <w:r>
-        <w:rPr>
-          <w:b w:val="0"/>
-        </w:rPr>
-        <w:t>At a predeclared 0.05 threshold, p=0.25 does not reject the null; it does not prove no difference.</w:t>
-      </w:r>
-    </w:p>
-    <w:p>
-      <w:pPr>
-        <w:pStyle w:val="Heading3"/>
-      </w:pPr>
-      <w:r>
-        <w:t>Practice 2: explain the deciding evidence</w:t>
-      </w:r>
-    </w:p>
-    <w:p>
-      <w:pPr>
-        <w:pStyle w:val="Heading3"/>
-      </w:pPr>
-      <w:r>
-        <w:t>Changed case · predict first</w:t>
-      </w:r>
-    </w:p>
-    <w:p>
-      <w:pPr>
-        <w:spacing w:line="336" w:lineRule="auto" w:after="180"/>
-        <w:shd w:fill="F5F1FB"/>
-      </w:pPr>
-      <w:r>
-        <w:rPr>
-          <w:b w:val="0"/>
-        </w:rPr>
-        <w:t>Changed-case practice: Break the task pairing and use unrelated A and B measurements. Which conclusion is supported by the supplied facts?</w:t>
-      </w:r>
-    </w:p>
-    <w:p>
-      <w:pPr>
-        <w:spacing w:line="336" w:lineRule="auto" w:after="180"/>
-        <w:shd w:fill="F4F9FC"/>
-      </w:pPr>
-      <w:r>
-        <w:rPr>
-          <w:b w:val="0"/>
-        </w:rPr>
-        <w:t xml:space="preserve">1. We can decide the result without examining the changed </w:t>
-      </w:r>
-      <w:r>
-        <w:rPr>
-          <w:b/>
-        </w:rPr>
-        <w:t>input</w:t>
-      </w:r>
-      <w:r>
-        <w:rPr>
-          <w:b w:val="0"/>
-        </w:rPr>
-        <w:t xml:space="preserve"> or the procedure.</w:t>
-      </w:r>
-    </w:p>
-    <w:p>
-      <w:pPr>
-        <w:spacing w:line="336" w:lineRule="auto" w:after="180"/>
-        <w:shd w:fill="F4F9FC"/>
-      </w:pPr>
-      <w:r>
-        <w:rPr>
-          <w:b w:val="0"/>
-        </w:rPr>
-        <w:t>2. This paired sign-flip calculation is no longer justified by the stated design.</w:t>
-      </w:r>
-    </w:p>
-    <w:p>
-      <w:pPr>
-        <w:spacing w:line="336" w:lineRule="auto" w:after="180"/>
-        <w:shd w:fill="F4F9FC"/>
-      </w:pPr>
-      <w:r>
-        <w:rPr>
-          <w:b w:val="0"/>
-        </w:rPr>
-        <w:t xml:space="preserve">3. This one example guarantees correct results for every future </w:t>
-      </w:r>
-      <w:r>
-        <w:rPr>
-          <w:b/>
-        </w:rPr>
-        <w:t>input</w:t>
-      </w:r>
-      <w:r>
-        <w:rPr>
-          <w:b w:val="0"/>
-        </w:rPr>
-        <w:t>.</w:t>
-      </w:r>
-    </w:p>
-    <w:p>
-      <w:pPr>
-        <w:pStyle w:val="Heading3"/>
-      </w:pPr>
-      <w:r>
-        <w:t>My selected conclusion, deciding fact and explanation</w:t>
-      </w:r>
-    </w:p>
-    <w:p>
-      <w:r>
-        <w:t>________________________________________________________________</w:t>
-      </w:r>
-    </w:p>
-    <w:p>
-      <w:r>
-        <w:t>________________________________________________________________</w:t>
-      </w:r>
-    </w:p>
-    <w:p>
-      <w:r>
-        <w:t>________________________________________________________________</w:t>
-      </w:r>
-    </w:p>
-    <w:p>
-      <w:r>
-        <w:t>________________________________________________________________</w:t>
-      </w:r>
-    </w:p>
-    <w:p>
-      <w:r>
-        <w:t>________________________________________________________________</w:t>
-      </w:r>
-    </w:p>
-    <w:p>
-      <w:pPr>
-        <w:pStyle w:val="Heading3"/>
-      </w:pPr>
-      <w:r>
-        <w:t>Hint · try first</w:t>
-      </w:r>
-    </w:p>
-    <w:p>
-      <w:pPr>
-        <w:spacing w:line="336" w:lineRule="auto" w:after="180"/>
-        <w:shd w:fill="F1F6F8"/>
-      </w:pPr>
-      <w:r>
-        <w:rPr>
-          <w:b w:val="0"/>
-        </w:rPr>
-        <w:t>Hint if needed: Use the changed condition and the deciding step in the pictorial trace. The answer must say what follows from those facts.</w:t>
-      </w:r>
-    </w:p>
-    <w:p>
-      <w:pPr>
-        <w:pStyle w:val="Heading3"/>
-      </w:pPr>
-      <w:r>
-        <w:t>Feedback · compare after trying</w:t>
-      </w:r>
-    </w:p>
-    <w:p>
-      <w:pPr>
-        <w:spacing w:line="336" w:lineRule="auto" w:after="180"/>
-        <w:shd w:fill="F1F6FC"/>
-      </w:pPr>
-      <w:r>
-        <w:rPr>
-          <w:b w:val="0"/>
-        </w:rPr>
-        <w:t>After your attempt, compare with the supported explanation: This paired sign-flip calculation is no longer justified by the stated design.</w:t>
-      </w:r>
-    </w:p>
-    <w:p>
-      <w:pPr>
-        <w:spacing w:line="336" w:lineRule="auto" w:after="180"/>
-        <w:shd w:fill="F1F6FC"/>
-      </w:pPr>
-      <w:r>
-        <w:rPr>
-          <w:b w:val="0"/>
-        </w:rPr>
-        <w:t>Its differences must come from the same task, with the declared independent sign-symmetry assumptions.</w:t>
-      </w:r>
-    </w:p>
-    <w:p>
-      <w:pPr>
-        <w:pStyle w:val="Heading3"/>
-      </w:pPr>
-      <w:r>
-        <w:t>Repair a missing building block</w:t>
-      </w:r>
-    </w:p>
-    <w:p>
-      <w:pPr>
-        <w:spacing w:line="336" w:lineRule="auto" w:after="180"/>
-      </w:pPr>
-      <w:r>
-        <w:rPr>
-          <w:b w:val="0"/>
-        </w:rPr>
-        <w:t xml:space="preserve">Review Effect size and practical importance (ai-7/13). Goal: Explain the </w:t>
-      </w:r>
-      <w:r>
-        <w:rPr>
-          <w:b/>
-        </w:rPr>
-        <w:t>mechanism</w:t>
-      </w:r>
-      <w:r>
-        <w:rPr>
-          <w:b w:val="0"/>
-        </w:rPr>
-        <w:t xml:space="preserve"> and terminology of effect size and practical importance. Short practice: Calculate the absolute error-rate reduction from 20/1000 to 15/1000.</w:t>
-      </w:r>
-    </w:p>
-    <w:p>
-      <w:pPr>
-        <w:spacing w:line="336" w:lineRule="auto" w:after="180"/>
-      </w:pPr>
-      <w:r>
-        <w:rPr>
-          <w:b w:val="0"/>
-        </w:rPr>
-        <w:t>Does it meet the ten-fewer-errors threshold, and what changes when B has eight errors?. Return to this week and explain what you changed.</w:t>
-      </w:r>
-    </w:p>
-    <w:p>
-      <w:pPr>
-        <w:spacing w:line="336" w:lineRule="auto" w:after="180"/>
-      </w:pPr>
-      <w:r>
-        <w:rPr>
-          <w:b w:val="0"/>
-        </w:rPr>
-        <w:t xml:space="preserve">Review Sampling variability (ai-7/11). Goal: Explain the </w:t>
-      </w:r>
-      <w:r>
-        <w:rPr>
-          <w:b/>
-        </w:rPr>
-        <w:t>mechanism</w:t>
-      </w:r>
-      <w:r>
-        <w:rPr>
-          <w:b w:val="0"/>
-        </w:rPr>
-        <w:t xml:space="preserve"> and terminology of sampling variability. Short practice: Calculate the two four-case rates and their difference.</w:t>
-      </w:r>
-    </w:p>
-    <w:p>
-      <w:pPr>
-        <w:spacing w:line="336" w:lineRule="auto" w:after="180"/>
-      </w:pPr>
-      <w:r>
-        <w:rPr>
-          <w:b w:val="0"/>
-        </w:rPr>
-        <w:t>Explain how changed included cases can affect a fixed model, and why identical deterministic records should not differ on a rerun.. Return to this week and explain what you changed.</w:t>
-      </w:r>
-    </w:p>
-    <w:p>
-      <w:pPr>
-        <w:spacing w:line="336" w:lineRule="auto" w:after="180"/>
-      </w:pPr>
-      <w:r>
-        <w:rPr>
-          <w:b w:val="0"/>
-        </w:rPr>
-        <w:t xml:space="preserve">Review Baselines and fair comparisons (ai-7/8). Goal: Explain the </w:t>
-      </w:r>
-      <w:r>
-        <w:rPr>
-          <w:b/>
-        </w:rPr>
-        <w:t>mechanism</w:t>
-      </w:r>
-      <w:r>
-        <w:rPr>
-          <w:b w:val="0"/>
-        </w:rPr>
-        <w:t xml:space="preserve"> and terminology of baselines and fair comparisons. Short practice: Calculate 6/8 and 7/8 correctness and name the one-case gain.</w:t>
-      </w:r>
-    </w:p>
-    <w:p>
-      <w:pPr>
-        <w:spacing w:line="336" w:lineRule="auto" w:after="180"/>
-      </w:pPr>
-      <w:r>
-        <w:rPr>
-          <w:b w:val="0"/>
-        </w:rPr>
-        <w:t>Why is giving B the answer key incompatible with an unseen comparison to the simple baseline?. Return to this week and explain what you changed.</w:t>
-      </w:r>
-    </w:p>
-    <w:p>
-      <w:pPr>
-        <w:pStyle w:val="Heading3"/>
-      </w:pPr>
-      <w:r>
-        <w:t>Predict, run and debug</w:t>
-      </w:r>
-    </w:p>
-    <w:p>
-      <w:pPr>
-        <w:spacing w:line="336" w:lineRule="auto" w:after="180"/>
-      </w:pPr>
-      <w:r>
-        <w:rPr>
-          <w:b w:val="0"/>
-        </w:rPr>
-        <w:t xml:space="preserve">The browser lab lets you edit the supported Python examples already included in this lesson. Predict first, run, inspect the actual </w:t>
-      </w:r>
-      <w:r>
-        <w:rPr>
-          <w:b/>
-        </w:rPr>
-        <w:t>output</w:t>
-      </w:r>
-      <w:r>
-        <w:rPr>
-          <w:b w:val="0"/>
-        </w:rPr>
-        <w:t xml:space="preserve"> or error, change one </w:t>
-      </w:r>
-      <w:r>
-        <w:rPr>
-          <w:b/>
-        </w:rPr>
-        <w:t>input</w:t>
-      </w:r>
-      <w:r>
-        <w:rPr>
-          <w:b w:val="0"/>
-        </w:rPr>
-        <w:t>, then run again.</w:t>
-      </w:r>
-    </w:p>
-    <w:p>
-      <w:pPr>
-        <w:spacing w:line="336" w:lineRule="auto" w:after="180"/>
-      </w:pPr>
-      <w:r>
-        <w:rPr>
-          <w:b w:val="0"/>
-        </w:rPr>
-        <w:t xml:space="preserve">Keep code, </w:t>
-      </w:r>
-      <w:r>
-        <w:rPr>
-          <w:b/>
-        </w:rPr>
-        <w:t>prediction</w:t>
-      </w:r>
-      <w:r>
-        <w:rPr>
-          <w:b w:val="0"/>
-        </w:rPr>
-        <w:t>s, actual results and a reasoned revision together. On paper, label your result as a trace rather than an execution.</w:t>
-      </w:r>
-    </w:p>
-    <w:p>
-      <w:pPr>
-        <w:pStyle w:val="Heading3"/>
-      </w:pPr>
-      <w:r>
         <w:t>Keep your completed work</w:t>
       </w:r>
     </w:p>
     <w:p>
       <w:pPr>
-        <w:spacing w:line="336" w:lineRule="auto" w:after="180"/>
-      </w:pPr>
-      <w:r>
-        <w:rPr>
-          <w:b w:val="0"/>
-        </w:rPr>
-        <w:t xml:space="preserve">Use Download completed work in the hosted lesson to export your answers, reflections, practice feedback and code-run </w:t>
-      </w:r>
-      <w:r>
-        <w:rPr>
-          <w:b/>
-        </w:rPr>
-        <w:t>evidence</w:t>
-      </w:r>
-      <w:r>
-        <w:rPr>
-          <w:b w:val="0"/>
-        </w:rPr>
-        <w:t>. Open the HTML copy to read or print it.</w:t>
-      </w:r>
-    </w:p>
-    <w:p>
-      <w:pPr>
-        <w:spacing w:line="336" w:lineRule="auto" w:after="180"/>
-      </w:pPr>
-      <w:r>
-        <w:rPr>
-          <w:b w:val="0"/>
-        </w:rPr>
-        <w:t>Drafts stay in this browser when storage is available; clear drafts on a shared device.</w:t>
-      </w:r>
-    </w:p>
-    <w:p>
-      <w:pPr>
         <w:pStyle w:val="Heading1"/>
       </w:pPr>
       <w:r>
-        <w:t>18. Visual concept journey</w:t>
-      </w:r>
-    </w:p>
-    <w:p>
-      <w:r>
-        <w:t>Explain each Statistical tests and assumptions graphic using its labels, deciding evidence and relevant limitation.</w:t>
-      </w:r>
-    </w:p>
-    <w:p>
-      <w:pPr>
-        <w:pStyle w:val="Heading3"/>
+        <w:t>18. Reference · Six-picture concept journey</w:t>
+      </w:r>
+    </w:p>
+    <w:p>
+      <w:r>
+        <w:t>Choose the picture that supports the current explanation.</w:t>
+      </w:r>
+    </w:p>
+    <w:p>
+      <w:pPr>
+        <w:pStyle w:val="Heading2"/>
       </w:pPr>
       <w:r>
         <w:t>01. Statistical tests and assumptions: the case</w:t>
@@ -4049,7 +5442,7 @@
         <w:drawing>
           <wp:inline xmlns:a="http://schemas.openxmlformats.org/drawingml/2006/main" xmlns:pic="http://schemas.openxmlformats.org/drawingml/2006/picture">
             <wp:extent cx="5486400" cy="2843784"/>
-            <wp:docPr id="3" name="Picture 3" descr="A small exact paired sign-flip test. Compare three independent task pairs under a null that permits each difference’s sign to flip independently with equal probability. Supplied facts: A times [5,8,4] seconds; B [4,6,3]. Differences B−A are [-1,-2,-1]. Use a two-sided statistic: absolute sum of differences. Assume the stated sign-symmetry null is appropriate."/>
+            <wp:docPr id="6" name="Picture 6" descr="A small exact paired sign-flip test. Compare three independent task pairs under a null that permits each difference’s sign to flip independently with equal probability. Supplied facts: A times [5,8,4] seconds; B [4,6,3]. Differences B−A are [-1,-2,-1]. Use a two-sided statistic: absolute sum of differences. Assume the stated sign-symmetry null is appropriate."/>
             <wp:cNvGraphicFramePr>
               <a:graphicFrameLocks noChangeAspect="1"/>
             </wp:cNvGraphicFramePr>
@@ -4061,7 +5454,7 @@
                     <pic:cNvPicPr/>
                   </pic:nvPicPr>
                   <pic:blipFill>
-                    <a:blip r:embed="rId11"/>
+                    <a:blip r:embed="rId14"/>
                     <a:stretch>
                       <a:fillRect/>
                     </a:stretch>
@@ -4105,7 +5498,6 @@
     <w:p>
       <w:pPr>
         <w:spacing w:line="336" w:lineRule="auto" w:after="180"/>
-        <w:shd w:fill="F5F1FB"/>
       </w:pPr>
       <w:r>
         <w:rPr>
@@ -4116,7 +5508,7 @@
     </w:p>
     <w:p>
       <w:pPr>
-        <w:pStyle w:val="Heading3"/>
+        <w:pStyle w:val="Heading2"/>
       </w:pPr>
       <w:r>
         <w:t>02. Follow the deciding steps</w:t>
@@ -4127,7 +5519,7 @@
         <w:drawing>
           <wp:inline xmlns:a="http://schemas.openxmlformats.org/drawingml/2006/main" xmlns:pic="http://schemas.openxmlformats.org/drawingml/2006/picture">
             <wp:extent cx="5486400" cy="3182112"/>
-            <wp:docPr id="4" name="Picture 4" descr="Preserve paired differences: Differences are -1,-2,-1; their sum is -4 and mean is -4/3 seconds. → Enumerate null sign flips: Eight equally likely flips give sums -4,-2,0,2,4 with counts 1,2,2,2,1. → Count equally extreme sums: Only -4 and 4 have absolute sum at least 4: exact two-sided p=2/8=0.25."/>
+            <wp:docPr id="7" name="Picture 7" descr="Preserve paired differences: Differences are -1,-2,-1; their sum is -4 and mean is -4/3 seconds. → Enumerate null sign flips: Eight equally likely flips give sums -4,-2,0,2,4 with counts 1,2,2,2,1. → Count equally extreme sums: Only -4 and 4 have absolute sum at least 4: exact two-sided p=2/8=0.25."/>
             <wp:cNvGraphicFramePr>
               <a:graphicFrameLocks noChangeAspect="1"/>
             </wp:cNvGraphicFramePr>
@@ -4139,7 +5531,7 @@
                     <pic:cNvPicPr/>
                   </pic:nvPicPr>
                   <pic:blipFill>
-                    <a:blip r:embed="rId12"/>
+                    <a:blip r:embed="rId10"/>
                     <a:stretch>
                       <a:fillRect/>
                     </a:stretch>
@@ -4172,7 +5564,6 @@
     <w:p>
       <w:pPr>
         <w:spacing w:line="336" w:lineRule="auto" w:after="180"/>
-        <w:shd w:fill="F5F1FB"/>
       </w:pPr>
       <w:r>
         <w:rPr>
@@ -4195,7 +5586,7 @@
     </w:p>
     <w:p>
       <w:pPr>
-        <w:pStyle w:val="Heading3"/>
+        <w:pStyle w:val="Heading2"/>
       </w:pPr>
       <w:r>
         <w:t>03. Three independent paired task times</w:t>
@@ -4206,7 +5597,7 @@
         <w:drawing>
           <wp:inline xmlns:a="http://schemas.openxmlformats.org/drawingml/2006/main" xmlns:pic="http://schemas.openxmlformats.org/drawingml/2006/picture">
             <wp:extent cx="5486400" cy="3617976"/>
-            <wp:docPr id="5" name="Picture 5" descr="Three independent paired task times. Task 1: A seconds = 5, B seconds = 4, B−A seconds = -1. Task 2: A seconds = 8, B seconds = 6, B−A seconds = -2. Task 3: A seconds = 4, B seconds = 3, B−A seconds = -1."/>
+            <wp:docPr id="8" name="Picture 8" descr="Three independent paired task times. Task 1: A seconds = 5, B seconds = 4, B−A seconds = -1. Task 2: A seconds = 8, B seconds = 6, B−A seconds = -2. Task 3: A seconds = 4, B seconds = 3, B−A seconds = -1."/>
             <wp:cNvGraphicFramePr>
               <a:graphicFrameLocks noChangeAspect="1"/>
             </wp:cNvGraphicFramePr>
@@ -4218,7 +5609,7 @@
                     <pic:cNvPicPr/>
                   </pic:nvPicPr>
                   <pic:blipFill>
-                    <a:blip r:embed="rId13"/>
+                    <a:blip r:embed="rId15"/>
                     <a:stretch>
                       <a:fillRect/>
                     </a:stretch>
@@ -4251,7 +5642,6 @@
     <w:p>
       <w:pPr>
         <w:spacing w:line="336" w:lineRule="auto" w:after="180"/>
-        <w:shd w:fill="F5F1FB"/>
       </w:pPr>
       <w:r>
         <w:rPr>
@@ -4262,7 +5652,7 @@
     </w:p>
     <w:p>
       <w:pPr>
-        <w:pStyle w:val="Heading3"/>
+        <w:pStyle w:val="Heading2"/>
       </w:pPr>
       <w:r>
         <w:t>04. Change one thing. Trace what follows.</w:t>
@@ -4273,7 +5663,7 @@
         <w:drawing>
           <wp:inline xmlns:a="http://schemas.openxmlformats.org/drawingml/2006/main" xmlns:pic="http://schemas.openxmlformats.org/drawingml/2006/picture">
             <wp:extent cx="5486400" cy="3179064"/>
-            <wp:docPr id="6" name="Picture 6" descr="Original case: Only -4 and 4 have absolute sum at least 4: exact two-sided p=2/8=0.25. Changed condition: Break the task pairing and use unrelated A and B measurements. Expected result: This paired sign-flip calculation is no longer justified by the stated design. Reason: Its differences must come from the same task, with the declared independent sign-symmetry assumptions."/>
+            <wp:docPr id="9" name="Picture 9" descr="Original case: Only -4 and 4 have absolute sum at least 4: exact two-sided p=2/8=0.25. Changed condition: Break the task pairing and use unrelated A and B measurements. Expected result: This paired sign-flip calculation is no longer justified by the stated design. Reason: Its differences must come from the same task, with the declared independent sign-symmetry assumptions."/>
             <wp:cNvGraphicFramePr>
               <a:graphicFrameLocks noChangeAspect="1"/>
             </wp:cNvGraphicFramePr>
@@ -4285,7 +5675,7 @@
                     <pic:cNvPicPr/>
                   </pic:nvPicPr>
                   <pic:blipFill>
-                    <a:blip r:embed="rId14"/>
+                    <a:blip r:embed="rId11"/>
                     <a:stretch>
                       <a:fillRect/>
                     </a:stretch>
@@ -4329,7 +5719,6 @@
     <w:p>
       <w:pPr>
         <w:spacing w:line="336" w:lineRule="auto" w:after="180"/>
-        <w:shd w:fill="F5F1FB"/>
       </w:pPr>
       <w:r>
         <w:rPr>
@@ -4340,7 +5729,7 @@
     </w:p>
     <w:p>
       <w:pPr>
-        <w:pStyle w:val="Heading3"/>
+        <w:pStyle w:val="Heading2"/>
       </w:pPr>
       <w:r>
         <w:t>05. Connect the explanation to its limit</w:t>
@@ -4351,7 +5740,7 @@
         <w:drawing>
           <wp:inline xmlns:a="http://schemas.openxmlformats.org/drawingml/2006/main" xmlns:pic="http://schemas.openxmlformats.org/drawingml/2006/picture">
             <wp:extent cx="5486400" cy="2834640"/>
-            <wp:docPr id="7" name="Picture 7" descr="A test compares an observed statistic with outcomes under a specified null model. Here the sign-flip assumptions make eight arrangements equally likely. At a predeclared 0.05 threshold, p=0.25 does not reject the null; it does not prove no difference. Limit: Three pairs provide coarse evidence. The p-value is not the probability that the null is true; invalid independence or symmetry assumptions invalidate this test."/>
+            <wp:docPr id="10" name="Picture 10" descr="A test compares an observed statistic with outcomes under a specified null model. Here the sign-flip assumptions make eight arrangements equally likely. At a predeclared 0.05 threshold, p=0.25 does not reject the null; it does not prove no difference. Limit: Three pairs provide coarse evidence. The p-value is not the probability that the null is true; invalid independence or symmetry assumptions invalidate this test."/>
             <wp:cNvGraphicFramePr>
               <a:graphicFrameLocks noChangeAspect="1"/>
             </wp:cNvGraphicFramePr>
@@ -4363,7 +5752,7 @@
                     <pic:cNvPicPr/>
                   </pic:nvPicPr>
                   <pic:blipFill>
-                    <a:blip r:embed="rId15"/>
+                    <a:blip r:embed="rId16"/>
                     <a:stretch>
                       <a:fillRect/>
                     </a:stretch>
@@ -4454,7 +5843,6 @@
     <w:p>
       <w:pPr>
         <w:spacing w:line="336" w:lineRule="auto" w:after="180"/>
-        <w:shd w:fill="F5F1FB"/>
       </w:pPr>
       <w:r>
         <w:rPr>
@@ -4465,7 +5853,7 @@
     </w:p>
     <w:p>
       <w:pPr>
-        <w:pStyle w:val="Heading3"/>
+        <w:pStyle w:val="Heading2"/>
       </w:pPr>
       <w:r>
         <w:t>06. Make the idea visible in your project</w:t>
@@ -4476,7 +5864,7 @@
         <w:drawing>
           <wp:inline xmlns:a="http://schemas.openxmlformats.org/drawingml/2006/main" xmlns:pic="http://schemas.openxmlformats.org/drawingml/2006/picture">
             <wp:extent cx="5486400" cy="3529584"/>
-            <wp:docPr id="8" name="Picture 8" descr="For the Reproducible AI Research Study, save paired differences, the null assumptions, all eight sign arrangements and the decision rule. Draw your input, deciding step, result and limit. Supported question: Calculate each paired difference and the observed sum. Count null arrangements with absolute sum at least four, compute p, and explain the decision at threshold 0.05."/>
+            <wp:docPr id="11" name="Picture 11" descr="For the Reproducible AI Research Study, save paired differences, the null assumptions, all eight sign arrangements and the decision rule. Draw your input, deciding step, result and limit. Supported question: Calculate each paired difference and the observed sum. Count null arrangements with absolute sum at least four, compute p, and explain the decision at threshold 0.05."/>
             <wp:cNvGraphicFramePr>
               <a:graphicFrameLocks noChangeAspect="1"/>
             </wp:cNvGraphicFramePr>
@@ -4488,7 +5876,7 @@
                     <pic:cNvPicPr/>
                   </pic:nvPicPr>
                   <pic:blipFill>
-                    <a:blip r:embed="rId16"/>
+                    <a:blip r:embed="rId17"/>
                     <a:stretch>
                       <a:fillRect/>
                     </a:stretch>
@@ -4544,7 +5932,6 @@
     <w:p>
       <w:pPr>
         <w:spacing w:line="336" w:lineRule="auto" w:after="180"/>
-        <w:shd w:fill="F5F1FB"/>
       </w:pPr>
       <w:r>
         <w:rPr>
@@ -4563,6 +5950,62 @@
           <w:b w:val="0"/>
         </w:rPr>
         <w:t>.</w:t>
+      </w:r>
+    </w:p>
+    <w:p>
+      <w:pPr>
+        <w:pStyle w:val="Heading2"/>
+      </w:pPr>
+      <w:r>
+        <w:t>Earlier wording, alternatives and picture transcripts · reference / check after trying</w:t>
+      </w:r>
+    </w:p>
+    <w:p>
+      <w:pPr>
+        <w:pStyle w:val="Heading3"/>
+      </w:pPr>
+      <w:r>
+        <w:t>01. Statistical tests and assumptions: the case</w:t>
+      </w:r>
+    </w:p>
+    <w:p>
+      <w:pPr>
+        <w:pStyle w:val="Heading3"/>
+      </w:pPr>
+      <w:r>
+        <w:t>02. Follow the deciding steps</w:t>
+      </w:r>
+    </w:p>
+    <w:p>
+      <w:pPr>
+        <w:pStyle w:val="Heading3"/>
+      </w:pPr>
+      <w:r>
+        <w:t>03. Three independent paired task times</w:t>
+      </w:r>
+    </w:p>
+    <w:p>
+      <w:pPr>
+        <w:pStyle w:val="Heading3"/>
+      </w:pPr>
+      <w:r>
+        <w:t>04. Change one thing. Trace what follows.</w:t>
+      </w:r>
+    </w:p>
+    <w:p>
+      <w:pPr>
+        <w:pStyle w:val="Heading3"/>
+      </w:pPr>
+      <w:r>
+        <w:t>05. Connect the explanation to its limit</w:t>
+      </w:r>
+    </w:p>
+    <w:p>
+      <w:pPr>
+        <w:pStyle w:val="Heading3"/>
+      </w:pPr>
+      <w:r>
+        <w:t>06. Make the idea visible in your project</w:t>
       </w:r>
     </w:p>
     <w:sectPr>
